--- a/docs/AEGIS_Thesis_Final_Md_Riaz.docx
+++ b/docs/AEGIS_Thesis_Final_Md_Riaz.docx
@@ -144,7 +144,7 @@
           <w:i w:val="0"/>
           <w:sz w:val="24"/>
         </w:rPr>
-        <w:t>Course Code: CSE 4000(A)</w:t>
+        <w:t>Course Code: CSE 4000(B)</w:t>
       </w:r>
     </w:p>
     <w:p>
@@ -250,6 +250,21 @@
           <w:sz w:val="24"/>
         </w:rPr>
         <w:t>Batch: 16th</w:t>
+      </w:r>
+    </w:p>
+    <w:p>
+      <w:pPr>
+        <w:spacing w:after="20" w:before="0" w:line="264" w:lineRule="auto"/>
+        <w:jc w:val="center"/>
+      </w:pPr>
+      <w:r>
+        <w:rPr>
+          <w:rFonts w:ascii="Times New Roman" w:hAnsi="Times New Roman"/>
+          <w:b w:val="0"/>
+          <w:i w:val="0"/>
+          <w:sz w:val="24"/>
+        </w:rPr>
+        <w:t>Semester: 8th</w:t>
       </w:r>
     </w:p>
     <w:p>
@@ -8413,7 +8428,7 @@
       <w:r>
         <w:drawing>
           <wp:inline xmlns:a="http://schemas.openxmlformats.org/drawingml/2006/main" xmlns:pic="http://schemas.openxmlformats.org/drawingml/2006/picture">
-            <wp:extent cx="5715000" cy="3039747"/>
+            <wp:extent cx="5806440" cy="3088383"/>
             <wp:docPr id="4" name="Picture 4"/>
             <wp:cNvGraphicFramePr>
               <a:graphicFrameLocks noChangeAspect="1"/>
@@ -8434,7 +8449,7 @@
                   <pic:spPr>
                     <a:xfrm>
                       <a:off x="0" y="0"/>
-                      <a:ext cx="5715000" cy="3039747"/>
+                      <a:ext cx="5806440" cy="3088383"/>
                     </a:xfrm>
                     <a:prstGeom prst="rect"/>
                   </pic:spPr>
@@ -8457,11 +8472,6 @@
           <w:sz w:val="21"/>
         </w:rPr>
         <w:t>Figure 2: AEGIS architecture pipeline (User Request to Dashboard Widget)</w:t>
-      </w:r>
-    </w:p>
-    <w:p>
-      <w:r>
-        <w:br w:type="page"/>
       </w:r>
     </w:p>
     <w:p>
@@ -9564,7 +9574,7 @@
       <w:r>
         <w:drawing>
           <wp:inline xmlns:a="http://schemas.openxmlformats.org/drawingml/2006/main" xmlns:pic="http://schemas.openxmlformats.org/drawingml/2006/picture">
-            <wp:extent cx="4937760" cy="5681523"/>
+            <wp:extent cx="4983480" cy="5734130"/>
             <wp:docPr id="6" name="Picture 6"/>
             <wp:cNvGraphicFramePr>
               <a:graphicFrameLocks noChangeAspect="1"/>
@@ -9585,7 +9595,7 @@
                   <pic:spPr>
                     <a:xfrm>
                       <a:off x="0" y="0"/>
-                      <a:ext cx="4937760" cy="5681523"/>
+                      <a:ext cx="4983480" cy="5734130"/>
                     </a:xfrm>
                     <a:prstGeom prst="rect"/>
                   </pic:spPr>
@@ -9608,11 +9618,6 @@
           <w:sz w:val="21"/>
         </w:rPr>
         <w:t>Figure 4: Vocabulary injection and original-question coverage workflow</w:t>
-      </w:r>
-    </w:p>
-    <w:p>
-      <w:r>
-        <w:br w:type="page"/>
       </w:r>
     </w:p>
     <w:p>
@@ -11126,7 +11131,7 @@
       <w:r>
         <w:drawing>
           <wp:inline xmlns:a="http://schemas.openxmlformats.org/drawingml/2006/main" xmlns:pic="http://schemas.openxmlformats.org/drawingml/2006/picture">
-            <wp:extent cx="4846320" cy="6699749"/>
+            <wp:extent cx="4892040" cy="6762954"/>
             <wp:docPr id="7" name="Picture 7"/>
             <wp:cNvGraphicFramePr>
               <a:graphicFrameLocks noChangeAspect="1"/>
@@ -11147,7 +11152,7 @@
                   <pic:spPr>
                     <a:xfrm>
                       <a:off x="0" y="0"/>
-                      <a:ext cx="4846320" cy="6699749"/>
+                      <a:ext cx="4892040" cy="6762954"/>
                     </a:xfrm>
                     <a:prstGeom prst="rect"/>
                   </pic:spPr>
@@ -14305,6 +14310,11 @@
       </w:r>
     </w:p>
     <w:p>
+      <w:r>
+        <w:br w:type="page"/>
+      </w:r>
+    </w:p>
+    <w:p>
       <w:pPr>
         <w:spacing w:before="320" w:after="160"/>
         <w:jc w:val="left"/>
@@ -17965,6 +17975,11 @@
           <w:sz w:val="24"/>
         </w:rPr>
         <w:t>Compare parser accuracy, refusal behavior, and execution validity across several OpenAI-compatible LLM APIs while keeping the compiler and semantic layer fixed.</w:t>
+      </w:r>
+    </w:p>
+    <w:p>
+      <w:r>
+        <w:br w:type="page"/>
       </w:r>
     </w:p>
     <w:p>

--- a/docs/AEGIS_Thesis_Final_Md_Riaz.docx
+++ b/docs/AEGIS_Thesis_Final_Md_Riaz.docx
@@ -1303,7 +1303,7 @@
         </w:rPr>
         <w:t>3.2 Formative Study of Reporting Patterns</w:t>
         <w:tab/>
-        <w:t>9</w:t>
+        <w:t>8</w:t>
       </w:r>
     </w:p>
     <w:p>
@@ -1323,7 +1323,7 @@
         </w:rPr>
         <w:t>3.3 Design Principles</w:t>
         <w:tab/>
-        <w:t>10</w:t>
+        <w:t>9</w:t>
       </w:r>
     </w:p>
     <w:p>
@@ -1343,7 +1343,7 @@
         </w:rPr>
         <w:t>3.4 Formal Model</w:t>
         <w:tab/>
-        <w:t>11</w:t>
+        <w:t>10</w:t>
       </w:r>
     </w:p>
     <w:p>
@@ -1363,7 +1363,7 @@
         </w:rPr>
         <w:t>3.5 Threat Model</w:t>
         <w:tab/>
-        <w:t>11</w:t>
+        <w:t>10</w:t>
       </w:r>
     </w:p>
     <w:p>
@@ -1403,7 +1403,7 @@
         </w:rPr>
         <w:t>3.7 Semantic Layer Design</w:t>
         <w:tab/>
-        <w:t>14</w:t>
+        <w:t>13</w:t>
       </w:r>
     </w:p>
     <w:p>
@@ -1443,7 +1443,7 @@
         </w:rPr>
         <w:t>3.9 Safe Query Compiler</w:t>
         <w:tab/>
-        <w:t>18</w:t>
+        <w:t>16</w:t>
       </w:r>
     </w:p>
     <w:p>
@@ -1463,7 +1463,7 @@
         </w:rPr>
         <w:t>3.10 Visualization Selector</w:t>
         <w:tab/>
-        <w:t>19</w:t>
+        <w:t>18</w:t>
       </w:r>
     </w:p>
     <w:p>
@@ -1483,7 +1483,7 @@
         </w:rPr>
         <w:t>3.11 Widget Persistence and Reuse</w:t>
         <w:tab/>
-        <w:t>20</w:t>
+        <w:t>19</w:t>
       </w:r>
     </w:p>
     <w:p>
@@ -1503,7 +1503,7 @@
         </w:rPr>
         <w:t>Chapter 4: Experimental Work</w:t>
         <w:tab/>
-        <w:t>21</w:t>
+        <w:t>20</w:t>
       </w:r>
     </w:p>
     <w:p>
@@ -1523,7 +1523,7 @@
         </w:rPr>
         <w:t>4.1 Implementation</w:t>
         <w:tab/>
-        <w:t>21</w:t>
+        <w:t>20</w:t>
       </w:r>
     </w:p>
     <w:p>
@@ -1543,7 +1543,7 @@
         </w:rPr>
         <w:t>4.2 Experimental Environment</w:t>
         <w:tab/>
-        <w:t>22</w:t>
+        <w:t>21</w:t>
       </w:r>
     </w:p>
     <w:p>
@@ -1563,7 +1563,7 @@
         </w:rPr>
         <w:t>4.3 Benchmark Dataset Construction</w:t>
         <w:tab/>
-        <w:t>22</w:t>
+        <w:t>21</w:t>
       </w:r>
     </w:p>
     <w:p>
@@ -1583,7 +1583,7 @@
         </w:rPr>
         <w:t>4.4 Baseline and Oracle Comparisons</w:t>
         <w:tab/>
-        <w:t>23</w:t>
+        <w:t>22</w:t>
       </w:r>
     </w:p>
     <w:p>
@@ -1623,7 +1623,7 @@
         </w:rPr>
         <w:t>Chapter 5: Results and Discussion</w:t>
         <w:tab/>
-        <w:t>25</w:t>
+        <w:t>24</w:t>
       </w:r>
     </w:p>
     <w:p>
@@ -1643,7 +1643,7 @@
         </w:rPr>
         <w:t>5.1 Evaluation Overview</w:t>
         <w:tab/>
-        <w:t>25</w:t>
+        <w:t>24</w:t>
       </w:r>
     </w:p>
     <w:p>
@@ -1663,7 +1663,7 @@
         </w:rPr>
         <w:t>5.2 500-Question Natural-Language Benchmark</w:t>
         <w:tab/>
-        <w:t>25</w:t>
+        <w:t>24</w:t>
       </w:r>
     </w:p>
     <w:p>
@@ -1683,7 +1683,7 @@
         </w:rPr>
         <w:t>5.3 Admin Fidelity Benchmark</w:t>
         <w:tab/>
-        <w:t>26</w:t>
+        <w:t>25</w:t>
       </w:r>
     </w:p>
     <w:p>
@@ -1703,7 +1703,7 @@
         </w:rPr>
         <w:t>5.4 Focused Semantic Coverage</w:t>
         <w:tab/>
-        <w:t>26</w:t>
+        <w:t>25</w:t>
       </w:r>
     </w:p>
     <w:p>
@@ -1723,7 +1723,7 @@
         </w:rPr>
         <w:t>5.5 Safety Evaluation</w:t>
         <w:tab/>
-        <w:t>27</w:t>
+        <w:t>26</w:t>
       </w:r>
     </w:p>
     <w:p>
@@ -1743,7 +1743,7 @@
         </w:rPr>
         <w:t>5.6 Comparison With Direct LLM-to-SQL</w:t>
         <w:tab/>
-        <w:t>27</w:t>
+        <w:t>26</w:t>
       </w:r>
     </w:p>
     <w:p>
@@ -1763,7 +1763,7 @@
         </w:rPr>
         <w:t>5.7 Interpretation</w:t>
         <w:tab/>
-        <w:t>28</w:t>
+        <w:t>27</w:t>
       </w:r>
     </w:p>
     <w:p>
@@ -1783,7 +1783,7 @@
         </w:rPr>
         <w:t>Chapter 6: Limitations and Future Work</w:t>
         <w:tab/>
-        <w:t>29</w:t>
+        <w:t>28</w:t>
       </w:r>
     </w:p>
     <w:p>
@@ -1803,7 +1803,7 @@
         </w:rPr>
         <w:t>6.1 Limitations</w:t>
         <w:tab/>
-        <w:t>29</w:t>
+        <w:t>28</w:t>
       </w:r>
     </w:p>
     <w:p>
@@ -1823,7 +1823,7 @@
         </w:rPr>
         <w:t>6.2 Future Work</w:t>
         <w:tab/>
-        <w:t>30</w:t>
+        <w:t>29</w:t>
       </w:r>
     </w:p>
     <w:p>
@@ -1863,7 +1863,7 @@
         </w:rPr>
         <w:t>References</w:t>
         <w:tab/>
-        <w:t>32</w:t>
+        <w:t>31</w:t>
       </w:r>
     </w:p>
     <w:p>
@@ -1955,7 +1955,7 @@
         </w:rPr>
         <w:t>Figure 4: Vocabulary injection and coverage workflow</w:t>
         <w:tab/>
-        <w:t>17</w:t>
+        <w:t>16</w:t>
       </w:r>
     </w:p>
     <w:p>
@@ -1973,7 +1973,7 @@
         </w:rPr>
         <w:t>Figure 5: Two-layer SQL safety defence</w:t>
         <w:tab/>
-        <w:t>19</w:t>
+        <w:t>18</w:t>
       </w:r>
     </w:p>
     <w:p>
@@ -1991,7 +1991,7 @@
         </w:rPr>
         <w:t>Figure 6: Widget lifecycle and refresh model</w:t>
         <w:tab/>
-        <w:t>20</w:t>
+        <w:t>19</w:t>
       </w:r>
     </w:p>
     <w:p>
@@ -2065,7 +2065,7 @@
         </w:rPr>
         <w:t>Table 3.2: Semantic layer implementation contract</w:t>
         <w:tab/>
-        <w:t>15</w:t>
+        <w:t>14</w:t>
       </w:r>
     </w:p>
     <w:p>
@@ -2083,7 +2083,7 @@
         </w:rPr>
         <w:t>Table 3.3: AEGIS analytical patterns</w:t>
         <w:tab/>
-        <w:t>18</w:t>
+        <w:t>17</w:t>
       </w:r>
     </w:p>
     <w:p>
@@ -2101,7 +2101,7 @@
         </w:rPr>
         <w:t>Table 3.4: Visualization selector mapping</w:t>
         <w:tab/>
-        <w:t>20</w:t>
+        <w:t>19</w:t>
       </w:r>
     </w:p>
     <w:p>
@@ -2119,7 +2119,7 @@
         </w:rPr>
         <w:t>Table 4.1: Prototype module-to-architecture mapping</w:t>
         <w:tab/>
-        <w:t>22</w:t>
+        <w:t>21</w:t>
       </w:r>
     </w:p>
     <w:p>
@@ -2137,7 +2137,7 @@
         </w:rPr>
         <w:t>Table 4.2: Experimental setup</w:t>
         <w:tab/>
-        <w:t>22</w:t>
+        <w:t>21</w:t>
       </w:r>
     </w:p>
     <w:p>
@@ -2155,7 +2155,7 @@
         </w:rPr>
         <w:t>Table 4.3: Static evaluation datasets</w:t>
         <w:tab/>
-        <w:t>23</w:t>
+        <w:t>22</w:t>
       </w:r>
     </w:p>
     <w:p>
@@ -2173,7 +2173,7 @@
         </w:rPr>
         <w:t>Table 5.1: Current evaluation artifacts</w:t>
         <w:tab/>
-        <w:t>25</w:t>
+        <w:t>24</w:t>
       </w:r>
     </w:p>
     <w:p>
@@ -2191,7 +2191,7 @@
         </w:rPr>
         <w:t>Table 5.2: 500-question live benchmark results</w:t>
         <w:tab/>
-        <w:t>26</w:t>
+        <w:t>25</w:t>
       </w:r>
     </w:p>
     <w:p>
@@ -2209,7 +2209,7 @@
         </w:rPr>
         <w:t>Table 5.3: Admin analytics oracle benchmark</w:t>
         <w:tab/>
-        <w:t>26</w:t>
+        <w:t>25</w:t>
       </w:r>
     </w:p>
     <w:p>
@@ -2227,7 +2227,7 @@
         </w:rPr>
         <w:t>Table 5.4: Focused semantic coverage results</w:t>
         <w:tab/>
-        <w:t>27</w:t>
+        <w:t>26</w:t>
       </w:r>
     </w:p>
     <w:p>
@@ -2245,7 +2245,7 @@
         </w:rPr>
         <w:t>Table 5.5: Safety interpretation</w:t>
         <w:tab/>
-        <w:t>27</w:t>
+        <w:t>26</w:t>
       </w:r>
     </w:p>
     <w:p>
@@ -2263,7 +2263,7 @@
         </w:rPr>
         <w:t>Table 5.6: Structural comparison</w:t>
         <w:tab/>
-        <w:t>28</w:t>
+        <w:t>27</w:t>
       </w:r>
     </w:p>
     <w:p>

--- a/docs/AEGIS_Thesis_Final_Md_Riaz.docx
+++ b/docs/AEGIS_Thesis_Final_Md_Riaz.docx
@@ -69,7 +69,7 @@
           <w:i w:val="0"/>
           <w:sz w:val="32"/>
         </w:rPr>
-        <w:t>“AEGIS: A Constraint-Based Architecture for Safe LLM-Assisted Natural Language Analytics”</w:t>
+        <w:t>"AEGIS: A Constraint-Based Architecture for Safe LLM-Assisted Natural Language Analytics"</w:t>
       </w:r>
     </w:p>
     <w:p>
@@ -399,7 +399,7 @@
           <w:i w:val="0"/>
           <w:sz w:val="32"/>
         </w:rPr>
-        <w:t>“AEGIS: A Constraint-Based Architecture for Safe LLM-Assisted Natural Language Analytics”</w:t>
+        <w:t>"AEGIS: A Constraint-Based Architecture for Safe LLM-Assisted Natural Language Analytics"</w:t>
       </w:r>
     </w:p>
     <w:p>
@@ -903,7 +903,7 @@
           <w:i w:val="0"/>
           <w:sz w:val="24"/>
         </w:rPr>
-        <w:t>Relational databases hold data organizations need for decisions, but non-technical users often depend on developers to translate business questions into SQL. Natural-language interfaces try to close this gap, but many current systems still allow a language model to author executable SQL directly, making safety dependent on model behavior rather than system structure. This thesis presents AEGIS (Analytics Engine with Guaranteed Injection Safety), an architecture that restricts the model to intent extraction while deterministic software handles semantic mapping, permission enforcement, SQL compilation, validation, visualization selection, and widget persistence. AEGIS uses a closed semantic layer of approved metrics, dimensions, analytical patterns, and join paths, so the model never outputs SQL text. Instead, it produces a typed intent object that can be checked before any query is compiled. The final evaluation uses static nopCommerce datasets: a 500-question natural-language benchmark, 16 source-derived Admin analytics oracles, 80 Admin-fidelity phrasings, and focused semantic-coverage checks. On the 500-question live benchmark, AEGIS parsed 498 of 500 prompts, answered and executed 422 of 425 supported requests, and rejected or clarified 74 of 75 realistic boundary requests. Against the Admin analytics oracles, it achieved 16 of 16 execution validity, 16 of 16 shape accuracy, and 15 of 16 result accuracy. These results support the thesis's central claim that AEGIS is a bounded architecture for safe natural-language analytics over a governed semantic layer, not an unlimited text-to-SQL engine.</w:t>
+        <w:t>Relational databases hold data organizations need for decisions, but non-technical users often depend on developers to translate business questions into SQL. Natural-language interfaces try to close this gap, but many current systems still allow a language model to author executable SQL directly, making safety dependent on model behavior rather than system structure. This thesis presents AEGIS (Analytics Engine with Guaranteed Injection Safety), an architecture that restricts the model to intent extraction while deterministic software handles semantic mapping, permission enforcement, SQL compilation, validation, visualization selection, and widget persistence. AEGIS uses a closed semantic layer of approved metrics, dimensions, analytical patterns, and join paths, so the model never outputs SQL text. Instead, it produces a typed intent object that can be checked before any query is compiled. The final evaluation uses static nopCommerce datasets: a 500-question natural-language benchmark, 16 source-derived Admin analytics oracles, 80 Admin-fidelity phrasings, and focused semantic-coverage checks. On the 500-question live benchmark, AEGIS parsed 498 of 500 prompts, answered and executed 422 of 425 supported requests, and rejected or clarified 74 of 75 realistic boundary requests. Against the Admin analytics oracles, it achieved 16 of 16 execution validity, 16 of 16 shape accuracy, and 15 of 16 result accuracy. These results support the thesis's central claim that AEGIS is a bounded architecture for safe natural-language analytics over an approved semantic layer, not an unlimited text-to-SQL engine.</w:t>
       </w:r>
     </w:p>
     <w:p>
@@ -1953,7 +1953,7 @@
           <w:rFonts w:ascii="Times New Roman" w:hAnsi="Times New Roman"/>
           <w:sz w:val="24"/>
         </w:rPr>
-        <w:t>Figure 4: Vocabulary injection and coverage workflow</w:t>
+        <w:t>Figure 4: Vocabulary injection and structured intent validation workflow</w:t>
         <w:tab/>
         <w:t>16</w:t>
       </w:r>
@@ -2352,7 +2352,7 @@
           <w:i w:val="0"/>
           <w:sz w:val="24"/>
         </w:rPr>
-        <w:t>This thesis presents AEGIS (Analytics Engine with Guaranteed Injection Safety), a system that lets users describe their reporting needs in plain English and produces dynamic dashboard widgets that can be saved, refreshed, and reused as part of their daily workflow, without anyone writing SQL.</w:t>
+        <w:t>This thesis presents AEGIS (Analytics Engine with Guaranteed Injection Safety). The system lets users describe reporting needs in plain English and produces dashboard widgets that can be saved, refreshed, and reused in daily work, without anyone writing SQL.</w:t>
       </w:r>
     </w:p>
     <w:p>
@@ -2367,7 +2367,7 @@
           <w:i w:val="0"/>
           <w:sz w:val="24"/>
         </w:rPr>
-        <w:t>Natural language interfaces to databases (NLIDBs) try to solve this problem. The idea is simple: a user should be able to ask "which categories have the highest refund rates this month?" and get a correct, visual answer without writing SQL. Researchers have made good progress here through benchmarks such as Spider [1] and BIRD [2]. But there is still a gap between benchmark SQL generation and production-ready reporting, where answers must respect business definitions, permissions, safety rules, and reusable dashboard presentation.</w:t>
+        <w:t>Natural language interfaces to databases (NLIDBs) try to solve this problem. A user should be able to ask "which categories have the highest refund rates this month?" and get a correct, visual answer without writing SQL. Benchmarks such as Spider [1] and BIRD [2] show clear progress. But there is still a gap between benchmark SQL generation and production-ready reporting, where answers must respect business definitions, permissions, safety rules, and reusable dashboard presentation.</w:t>
       </w:r>
     </w:p>
     <w:p>
@@ -2498,7 +2498,7 @@
           <w:i w:val="0"/>
           <w:sz w:val="24"/>
         </w:rPr>
-        <w:t>These problems are not primarily about building a smarter model; they are about designing the system properly around the model. AEGIS addresses this by splitting the work into stages. The LLM's only job is to understand what the user is asking and output a structured description of the request. Everything after that, matching to the right business terms, building the SQL, selecting the chart, and saving the widget, is done by fixed rules and pre-approved templates.</w:t>
+        <w:t>These problems are not mainly about building a smarter model. They are about designing the system around the model. AEGIS splits the work into stages. The LLM understands the request and returns a structured description. Fixed rules and pre-approved templates then match business terms, build SQL, select the chart, and save the widget.</w:t>
       </w:r>
     </w:p>
     <w:p>
@@ -2527,7 +2527,7 @@
           <w:i w:val="0"/>
           <w:sz w:val="24"/>
         </w:rPr>
-        <w:t>Existing text-to-SQL research asks: how accurately can a model generate SQL from natural language? This thesis asks a different question: how can large language models be used for language understanding while being structurally prevented from generating executable SQL at all? The two pipelines differ structurally.</w:t>
+        <w:t>Existing text-to-SQL research asks how accurately a model can generate SQL from natural language. This thesis asks how a large language model can understand language while the system prevents it from generating executable SQL. The two pipelines differ structurally.</w:t>
       </w:r>
     </w:p>
     <w:p>
@@ -2572,7 +2572,7 @@
           <w:i w:val="0"/>
           <w:sz w:val="24"/>
         </w:rPr>
-        <w:t>The contribution of this thesis is therefore not improved SQL generation accuracy; it is constrained analytical artifact generation, a design approach that removes SQL generation from the LLM's role entirely and provides safety and semantic fidelity guarantees that no generative model can match unconditionally.</w:t>
+        <w:t>The contribution of this thesis is not better SQL generation. It is constrained analytical artifact generation. The design removes SQL generation from the LLM's role and gives the system safety and semantic-fidelity properties that prompt-only systems cannot guarantee.</w:t>
       </w:r>
     </w:p>
     <w:p>
@@ -2587,7 +2587,7 @@
           <w:i w:val="0"/>
           <w:sz w:val="24"/>
         </w:rPr>
-        <w:t>AEGIS does not propose a new LLM. The model is interchangeable across APIs that expose an OpenAI-compatible /v1/chat/completions interface. Because the LLM's only contract with the rest of the system is to produce a typed JSON intent object, model upgrades can improve language understanding without changing the compiler or safety infrastructure. This is model independence by design, not an implementation accident. The evaluation in Chapter 5 used an LLM API exposed through an OpenAI-compatible interface; the SQL compiler and safety layer did not depend on that provider.</w:t>
+        <w:t>AEGIS does not propose a new LLM. The model is interchangeable across APIs that expose an OpenAI-compatible /v1/chat/completions interface. Because the LLM's only contract with the rest of the system is to produce a typed JSON intent object, model upgrades can improve language understanding without changing the compiler or safety infrastructure. This model independence is part of the architecture. The evaluation in Chapter 5 used an LLM API exposed through an OpenAI-compatible interface; the SQL compiler and safety layer did not depend on that provider.</w:t>
       </w:r>
     </w:p>
     <w:p>
@@ -6348,7 +6348,7 @@
           <w:i w:val="0"/>
           <w:sz w:val="24"/>
         </w:rPr>
-        <w:t>This thesis follows a Design Science Research paradigm because the main contribution is a built and evaluated artifact: the AEGIS system. The paradigm is summarized through three requirements:</w:t>
+        <w:t>This thesis follows Design Science Research because the main contribution is a built and evaluated artifact, the AEGIS system. The method is summarized through three requirements:</w:t>
       </w:r>
     </w:p>
     <w:p>
@@ -8179,7 +8179,7 @@
           <w:i w:val="0"/>
           <w:sz w:val="24"/>
         </w:rPr>
-        <w:t>Explicitly documenting out-of-scope threats is itself a contribution: prior NL-to-SQL work rarely specifies the boundary of its safety claims, which makes meaningful security comparison difficult.</w:t>
+        <w:t>Documenting out-of-scope threats is part of the contribution. Prior NL-to-SQL work rarely specifies the boundary of its safety claims, which makes security comparison difficult.</w:t>
       </w:r>
     </w:p>
     <w:p>
@@ -8264,14 +8264,14 @@
           <w:b/>
           <w:sz w:val="24"/>
         </w:rPr>
-        <w:t xml:space="preserve">Stage 2 - Coverage Validation: </w:t>
+        <w:t xml:space="preserve">Stage 2 - Structured Intent Validation: </w:t>
       </w:r>
       <w:r>
         <w:rPr>
           <w:rFonts w:ascii="Times New Roman" w:hAnsi="Times New Roman"/>
           <w:sz w:val="24"/>
         </w:rPr>
-        <w:t>The server checks that both the metric term and the dimension term exist in the semantic layer vocabulary before anything else runs. Unknown identifiers are rejected here, with a structured message listing the available identifiers, rather than being passed to the compiler.</w:t>
+        <w:t>The server validates the LLM's structured intent against the semantic layer: metrics, dimensions, filters, patterns, and join rules must bind to approved objects. The original question is retained only for narrow non-executable cues such as write operations, direct credential or secret requests, and explicit prediction or causal-analysis requests outside the SQL-only prototype scope.</w:t>
       </w:r>
     </w:p>
     <w:p>
@@ -8428,7 +8428,7 @@
       <w:r>
         <w:drawing>
           <wp:inline xmlns:a="http://schemas.openxmlformats.org/drawingml/2006/main" xmlns:pic="http://schemas.openxmlformats.org/drawingml/2006/picture">
-            <wp:extent cx="5806440" cy="3088383"/>
+            <wp:extent cx="5806440" cy="3073589"/>
             <wp:docPr id="4" name="Picture 4"/>
             <wp:cNvGraphicFramePr>
               <a:graphicFrameLocks noChangeAspect="1"/>
@@ -8449,7 +8449,7 @@
                   <pic:spPr>
                     <a:xfrm>
                       <a:off x="0" y="0"/>
-                      <a:ext cx="5806440" cy="3088383"/>
+                      <a:ext cx="5806440" cy="3073589"/>
                     </a:xfrm>
                     <a:prstGeom prst="rect"/>
                   </pic:spPr>
@@ -8500,7 +8500,7 @@
           <w:i w:val="0"/>
           <w:sz w:val="24"/>
         </w:rPr>
-        <w:t>The semantic layer is the most important non-AI component of AEGIS. It separates business language from the underlying database structure and defines exactly which metrics, dimensions, joins, predicates, and permissions are allowed to exist. The semantic layer is also the main per-deployment implementation surface: to support another system, the developer defines that system's governed business vocabulary and join paths while preserving the same AEGIS architecture.</w:t>
+        <w:t>The semantic layer is the most important non-AI component of AEGIS. It separates business language from the underlying database structure and defines exactly which metrics, dimensions, joins, predicates, and permissions are allowed to exist. The semantic layer is also the main per-deployment implementation surface: to support another system, the developer defines that system's approved business vocabulary and join paths while preserving the same AEGIS architecture.</w:t>
       </w:r>
     </w:p>
     <w:p>
@@ -8515,7 +8515,7 @@
           <w:i w:val="0"/>
           <w:sz w:val="24"/>
         </w:rPr>
-        <w:t>This presentation follows the style used by related systems: Veezoo describes a Knowledge Graph, parser, query processor, and visualization engine [6]; G-SQL describes JSON schema serialization and rule-guided clause construction [9]; and NL4DV exposes a JSON analytic specification for attributes, tasks, and visualization choices [11]. AEGIS therefore defines the semantic layer as an explicit implementation contract rather than as a general idea.</w:t>
+        <w:t>Related systems describe their internal contract explicitly. Veezoo describes a Knowledge Graph, parser, query processor, and visualization engine [6]. G-SQL describes JSON schema serialization and rule-guided clause construction [9]. NL4DV exposes a JSON analytic specification for attributes, tasks, and visualization choices [11]. AEGIS follows that style by defining the semantic layer as an implementation contract, not as a vague concept.</w:t>
       </w:r>
     </w:p>
     <w:p>
@@ -9402,7 +9402,7 @@
           <w:i w:val="0"/>
           <w:sz w:val="24"/>
         </w:rPr>
-        <w:t>In the nopCommerce prototype, the semantic layer defines the governed metrics, dimensions, predicates, and join paths needed for the evaluated e-commerce analytics scope. The full nopCommerce schema is larger than this exposed vocabulary. Tables and fields that are not represented in the semantic layer cannot be requested through AEGIS, which is how the architecture keeps the answerable space useful but finite.</w:t>
+        <w:t>In the nopCommerce prototype, the semantic layer defines the Approved metrics, dimensions, predicates, and join paths needed for the evaluated e-commerce analytics scope. The full nopCommerce schema is larger than this exposed vocabulary. Tables and fields that are not represented in the semantic layer cannot be requested through AEGIS, which is how the architecture keeps the answerable space useful but finite.</w:t>
       </w:r>
     </w:p>
     <w:p>
@@ -9431,7 +9431,7 @@
           <w:i w:val="0"/>
           <w:sz w:val="24"/>
         </w:rPr>
-        <w:t>The central technique that makes Stage 1 reliable is vocabulary injection. At startup, AEGIS builds the system prompt by listing every approved metric and dimension name, with a plain-English description, directly from the semantic layer (approximately 1,100 tokens for 15 metrics and 34 dimensions). The LLM sees exactly which identifiers are valid and maps any user phrasing to the correct identifier without a manually maintained synonym list. This has three advantages over a synonym dictionary: zero maintenance, since adding a metric automatically updates the vocabulary the model sees; broad coverage of arbitrary user phrasing, since the model performs the mapping rather than a fixed lookup table; and token efficiency, since the full vocabulary for 15 metrics and 34 dimensions fits in roughly 1,100 tokens.</w:t>
+        <w:t>Vocabulary injection makes Stage 1 practical. At startup, AEGIS builds the system prompt from the semantic layer. The prompt lists every approved metric and dimension identifier with a plain-English description. In the current prototype, 15 metrics and 34 dimensions take about 1,100 tokens. The LLM maps user phrasing to these identifiers without a hand-written synonym list. When the system owner adds a metric, the prompt vocabulary changes with the semantic layer.</w:t>
       </w:r>
     </w:p>
     <w:p>
@@ -9446,7 +9446,7 @@
           <w:i w:val="0"/>
           <w:sz w:val="24"/>
         </w:rPr>
-        <w:t>Structured output enforcement for LLMs [16] constrains the model's response to a fixed JSON schema before any downstream validation occurs, which is why Stage 1 can rely on a typed IntentObject rather than free-form text: malformed or off-schema output is rejected at the API boundary, before Stage 2 coverage validation ever runs.</w:t>
+        <w:t>Structured output enforcement for LLMs [16] constrains the model's response to a fixed JSON schema before downstream validation runs. Stage 1 therefore relies on a typed IntentObject rather than free-form text. Malformed or off-schema output is rejected at the API boundary before structured intent validation runs.</w:t>
       </w:r>
     </w:p>
     <w:p>
@@ -9574,7 +9574,7 @@
       <w:r>
         <w:drawing>
           <wp:inline xmlns:a="http://schemas.openxmlformats.org/drawingml/2006/main" xmlns:pic="http://schemas.openxmlformats.org/drawingml/2006/picture">
-            <wp:extent cx="4983480" cy="5734130"/>
+            <wp:extent cx="4983480" cy="6251655"/>
             <wp:docPr id="6" name="Picture 6"/>
             <wp:cNvGraphicFramePr>
               <a:graphicFrameLocks noChangeAspect="1"/>
@@ -9595,7 +9595,7 @@
                   <pic:spPr>
                     <a:xfrm>
                       <a:off x="0" y="0"/>
-                      <a:ext cx="4983480" cy="5734130"/>
+                      <a:ext cx="4983480" cy="6251655"/>
                     </a:xfrm>
                     <a:prstGeom prst="rect"/>
                   </pic:spPr>
@@ -9617,7 +9617,7 @@
           <w:b/>
           <w:sz w:val="21"/>
         </w:rPr>
-        <w:t>Figure 4: Vocabulary injection and original-question coverage workflow</w:t>
+        <w:t>Figure 4: Vocabulary injection and structured intent validation workflow</w:t>
       </w:r>
     </w:p>
     <w:p>
@@ -9646,7 +9646,7 @@
           <w:i w:val="0"/>
           <w:sz w:val="24"/>
         </w:rPr>
-        <w:t>The compiler instantiates SQL from a library of parameterized templates, one per analytics pattern. Its role is not to be creative; its role is to prove that a grounded plan can be rendered using only semantic-layer objects.</w:t>
+        <w:t>The compiler builds SQL from parameterized templates, one for each analytics pattern. It does not invent joins or expressions. It proves that a grounded plan can be rendered using only semantic-layer objects.</w:t>
       </w:r>
     </w:p>
     <w:p>
@@ -9714,7 +9714,7 @@
           <w:sz w:val="19"/>
         </w:rPr>
         <w:br/>
-        <w:t>5. assemble WHERE from normalized time_range and governed predicates</w:t>
+        <w:t>5. assemble WHERE from normalized time_range and approved predicates</w:t>
       </w:r>
       <w:r>
         <w:rPr>
@@ -9761,7 +9761,7 @@
           <w:i w:val="0"/>
           <w:sz w:val="24"/>
         </w:rPr>
-        <w:t>The important implementation detail is that user text never enters a SQL identifier position. Identifiers come from Metric and Dimension objects; literal values are carried as parameters; and join clauses come from the join graph. If any slot cannot be grounded, the resolver returns reject or clarify rather than allowing the compiler to guess.</w:t>
+        <w:t>The important implementation detail is that user text never enters a SQL identifier position. Identifiers come from Metric and Dimension objects. Literal values are carried as parameters. Join clauses come from the join graph. If any slot cannot be grounded, the resolver returns reject or clarify rather than allowing the compiler to guess.</w:t>
       </w:r>
     </w:p>
     <w:p>
@@ -11119,7 +11119,7 @@
           <w:i w:val="0"/>
           <w:sz w:val="24"/>
         </w:rPr>
-        <w:t>Two safety layers apply in sequence. Layer 1 is a parameterized query engine that separates SQL structure from user-supplied inputs, so no user text is ever concatenated into the SQL string. Layer 2 is a post-compilation safety scanner that rejects any assembled query containing a forbidden construct: non-SELECT statements, UNION, EXCEPT or INTERSECT, EXEC, or references to system tables. If any forbidden pattern is detected, the compiler raises a SecurityError rather than returning a partially safe query.</w:t>
+        <w:t>Two safety layers apply in sequence. Layer 1 is a parameterized query engine that separates SQL structure from user inputs. No user text is concatenated into the SQL string. Layer 2 is a post-compilation safety scanner that rejects any assembled query containing a forbidden construct, including non-SELECT statements, UNION, EXCEPT or INTERSECT, EXEC, or references to system tables. If any forbidden pattern is detected, the compiler raises a SecurityError rather than returning a partially safe query.</w:t>
       </w:r>
     </w:p>
     <w:p>
@@ -12378,7 +12378,7 @@
           <w:i w:val="0"/>
           <w:sz w:val="24"/>
         </w:rPr>
-        <w:t>AEGIS is implemented as a web application with a vanilla HTML and JavaScript frontend and a Python FastAPI backend, targeting a nopCommerce 4.70-style e-commerce schema. The prototype follows the architecture from Chapter 3: the model extracts intent, the semantic layer supplies governed business definitions, and deterministic compiler templates produce SQL.</w:t>
+        <w:t>AEGIS is implemented as a web application with a vanilla HTML and JavaScript frontend and a Python FastAPI backend, targeting a nopCommerce 4.70-style e-commerce schema. The prototype follows the architecture from Chapter 3: the model extracts intent, the semantic layer supplies approved business definitions, and deterministic compiler templates produce SQL.</w:t>
       </w:r>
     </w:p>
     <w:p>
@@ -12436,7 +12436,7 @@
           <w:rFonts w:ascii="Times New Roman" w:hAnsi="Times New Roman"/>
           <w:sz w:val="24"/>
         </w:rPr>
-        <w:t>Python configuration modules define governed metrics, dimensions, predicates, time anchors, join paths, grain rules, and mandatory platform filters.</w:t>
+        <w:t>Python configuration modules define approved metrics, dimensions, predicates, time anchors, join paths, grain rules, and mandatory platform filters.</w:t>
       </w:r>
     </w:p>
     <w:p>
@@ -12545,14 +12545,14 @@
           <w:b/>
           <w:sz w:val="24"/>
         </w:rPr>
-        <w:t xml:space="preserve">Coverage validator: </w:t>
+        <w:t xml:space="preserve">Intent validator: </w:t>
       </w:r>
       <w:r>
         <w:rPr>
           <w:rFonts w:ascii="Times New Roman" w:hAnsi="Times New Roman"/>
           <w:sz w:val="24"/>
         </w:rPr>
-        <w:t>Coverage analysis checks the original user question against the semantic layer so unsupported concepts can be rejected or clarified instead of silently mapped to the nearest available metric.</w:t>
+        <w:t>Structured intent validation checks the LLM's normalized intent against the semantic layer, while the original question is used only for narrow safety and scope cues such as writes, direct secrets, and explicit non-SQL analysis modes.</w:t>
       </w:r>
     </w:p>
     <w:p>
@@ -12866,7 +12866,7 @@
                 <w:b w:val="0"/>
                 <w:sz w:val="21"/>
               </w:rPr>
-              <w:t>Coverage</w:t>
+              <w:t>Intent validation</w:t>
             </w:r>
           </w:p>
         </w:tc>
@@ -12892,7 +12892,7 @@
                 <w:b w:val="0"/>
                 <w:sz w:val="21"/>
               </w:rPr>
-              <w:t>coverage.py</w:t>
+              <w:t>coverage.py, mapper.py</w:t>
             </w:r>
           </w:p>
         </w:tc>
@@ -12918,7 +12918,7 @@
                 <w:b w:val="0"/>
                 <w:sz w:val="21"/>
               </w:rPr>
-              <w:t>Original-question inspection for unsupported e-commerce concepts</w:t>
+              <w:t>Structured binding checks plus narrow raw-text safety/scope cues</w:t>
             </w:r>
           </w:p>
         </w:tc>
@@ -13269,7 +13269,7 @@
           <w:i w:val="0"/>
           <w:sz w:val="24"/>
         </w:rPr>
-        <w:t>This module map is included to make the prototype auditable: the thesis architecture is not only a conceptual pipeline, and each stage has a corresponding implementation boundary.</w:t>
+        <w:t>This module map makes the prototype auditable. The thesis architecture is more than a conceptual pipeline. Each stage has a corresponding implementation boundary.</w:t>
       </w:r>
     </w:p>
     <w:p>
@@ -13748,7 +13748,7 @@
           <w:i w:val="0"/>
           <w:sz w:val="24"/>
         </w:rPr>
-        <w:t>This evaluation is a prototype evaluation, not a large-scale independent leaderboard study. Its goal is to test whether the AEGIS architecture provides safe, governed natural-language analytics for a realistic e-commerce schema. General text-to-SQL benchmarks such as Spider and BIRD are valuable for SQL generation research, but they do not measure reusable dashboard widgets, semantic layer governance, or refusal of unsupported business questions.</w:t>
+        <w:t>This evaluation is a prototype evaluation, not a large-scale independent leaderboard study. Its goal is to test whether the AEGIS architecture provides safe, Approved natural-language analytics for a realistic e-commerce schema. General text-to-SQL benchmarks such as Spider and BIRD are valuable for SQL generation research, but they do not measure reusable dashboard widgets, semantic layer control, or refusal of unsupported business questions.</w:t>
       </w:r>
     </w:p>
     <w:p>
@@ -14277,7 +14277,7 @@
           <w:rFonts w:ascii="Times New Roman" w:hAnsi="Times New Roman"/>
           <w:sz w:val="24"/>
         </w:rPr>
-        <w:t>The model is prompted to generate SQL directly from a database schema. This baseline has broad expressive freedom but weak governance because joins, filters, and business definitions are inferred per request.</w:t>
+        <w:t>The model is prompted to generate SQL directly from a database schema. This baseline has broad expressive freedom but weak control because joins, filters, and business definitions are inferred per request.</w:t>
       </w:r>
     </w:p>
     <w:p>
@@ -14533,7 +14533,7 @@
           <w:i w:val="0"/>
           <w:sz w:val="24"/>
         </w:rPr>
-        <w:t>This chapter reports the current AEGIS prototype evaluation using static nopCommerce datasets committed with the repository. The evaluation separates four questions that are often mixed together: whether the system can parse a natural-language request, whether the request is covered by the semantic layer, whether the compiled SQL executes, and whether the returned result matches the expected business answer.</w:t>
+        <w:t>This chapter reports the current AEGIS prototype evaluation using static nopCommerce datasets committed with the repository. The evaluation separates four questions that are often mixed together. Can the system parse the request? Is the request inside the semantic layer? Does the compiled SQL run? Does the result match the expected business answer?</w:t>
       </w:r>
     </w:p>
     <w:p>
@@ -14548,7 +14548,7 @@
           <w:i w:val="0"/>
           <w:sz w:val="24"/>
         </w:rPr>
-        <w:t>The results should not be read as a claim that AEGIS is a perfect analytics system. A perfect score on every table would be suspicious for a prototype. Instead, the evaluation shows where the architecture is strong, where the current nopCommerce implementation is already useful, and where a visible implementation gap remains.</w:t>
+        <w:t>The results are not a claim that AEGIS is perfect. A perfect score on every table would be suspicious for a prototype. The evaluation shows where the architecture is strong, where the nopCommerce implementation works well, and where a real implementation gap remains.</w:t>
       </w:r>
     </w:p>
     <w:p>
@@ -14984,7 +14984,7 @@
                 <w:b w:val="0"/>
                 <w:sz w:val="21"/>
               </w:rPr>
-              <w:t>Checks representative metric, dimension, trend, ranking, exception, and boundary cases.</w:t>
+              <w:t>Checks selected metric, dimension, trend, ranking, exception, and boundary cases.</w:t>
             </w:r>
           </w:p>
         </w:tc>
@@ -15033,7 +15033,7 @@
           <w:i w:val="0"/>
           <w:sz w:val="24"/>
         </w:rPr>
-        <w:t>These datasets are static research artifacts, not generated at evaluation time. This matters because a thesis result must be reproducible: another reader should be able to inspect the exact questions, oracle definitions, scripts, and result files used for the reported claims.</w:t>
+        <w:t>These datasets are static research artifacts, not generated at evaluation time. This matters because a thesis result must be reproducible. Another reader should be able to inspect the exact questions, oracle definitions, scripts, and result files used for the reported claims.</w:t>
       </w:r>
     </w:p>
     <w:p>
@@ -15062,7 +15062,7 @@
           <w:i w:val="0"/>
           <w:sz w:val="24"/>
         </w:rPr>
-        <w:t>The main breadth benchmark contains natural-language questions that a store owner or administrator might ask about orders, revenue, customers, products, refunds, inventory, stores, countries, payment status, shipping, and search terms. The dataset intentionally includes unsupported questions as well, because a governed analytics system must know when not to answer.</w:t>
+        <w:t>The main breadth benchmark contains natural-language questions that a store owner or administrator might ask about orders, revenue, customers, products, refunds, inventory, stores, countries, payment status, shipping, and search terms. The dataset intentionally includes unsupported questions as well, because an approved analytics system must know when not to answer.</w:t>
       </w:r>
     </w:p>
     <w:p>
@@ -15615,7 +15615,7 @@
           <w:i w:val="0"/>
           <w:sz w:val="24"/>
         </w:rPr>
-        <w:t>This result supports the bounded-system claim. AEGIS is not trying to answer infinite arbitrary SQL questions. It is trying to answer a large, useful set of questions made available by the semantic layer and to avoid silently inventing answers for unavailable concepts.</w:t>
+        <w:t>This result supports the bounded-system claim. AEGIS does not try to answer unlimited arbitrary SQL questions. It answers a large useful set of questions made available by the semantic layer, and it avoids inventing answers for unavailable concepts.</w:t>
       </w:r>
     </w:p>
     <w:p>
@@ -15644,7 +15644,7 @@
           <w:i w:val="0"/>
           <w:sz w:val="24"/>
         </w:rPr>
-        <w:t>The Admin fidelity benchmark is stricter than asking whether AEGIS can produce some chartable SQL. It extracts reporting expectations from nopCommerce Admin analytics and compares the returned shape and values against those source-derived oracles. Exact SQL text is not required; the important question is whether the answer has the correct business meaning.</w:t>
+        <w:t>The Admin fidelity benchmark is stricter than checking whether AEGIS can produce chartable SQL. It extracts reporting expectations from nopCommerce Admin analytics and compares the returned shape and values against source-derived oracles. Exact SQL text is not required. The important question is whether the answer has the correct business meaning.</w:t>
       </w:r>
     </w:p>
     <w:p>
@@ -16033,7 +16033,7 @@
           <w:i w:val="0"/>
           <w:sz w:val="24"/>
         </w:rPr>
-        <w:t>The remaining mismatch is useful evidence rather than an embarrassment. It shows that the benchmark is capable of finding a real gap. The gap should be fixed by adding a general multi-period matrix-summary primitive to the compiler, not by hardcoding a nopCommerce report shortcut.</w:t>
+        <w:t>The remaining mismatch is useful evidence. It shows that the benchmark can find a real gap. The fix belongs in a general multi-period matrix-summary component in the compiler, not in a hardcoded nopCommerce report shortcut.</w:t>
       </w:r>
     </w:p>
     <w:p>
@@ -16518,7 +16518,7 @@
           <w:i w:val="0"/>
           <w:sz w:val="24"/>
         </w:rPr>
-        <w:t>This small suite is not presented as proof of perfection. It is a regression and coverage check over representative semantic-layer combinations. The broader 500-question benchmark and the Admin oracle mismatch are what keep the evaluation honest.</w:t>
+        <w:t>This small suite is not proof of perfection. It is a regression and coverage check over representative semantic-layer combinations. The broader 500-question benchmark and the Admin oracle mismatch are what keep the evaluation honest.</w:t>
       </w:r>
     </w:p>
     <w:p>
@@ -16547,7 +16547,7 @@
           <w:i w:val="0"/>
           <w:sz w:val="24"/>
         </w:rPr>
-        <w:t>The central architectural safety property is that the language model does not write SQL. It returns a typed intent object. SQL is then produced by deterministic templates over approved semantic-layer definitions and checked before execution. Therefore, prompt text from the user is not interpolated into executable SQL.</w:t>
+        <w:t>The central architectural safety property is that the language model does not write SQL. It returns a typed intent object. Deterministic templates then produce SQL from approved semantic-layer definitions and check the query before execution. User prompt text is not inserted into executable SQL.</w:t>
       </w:r>
     </w:p>
     <w:p>
@@ -16805,7 +16805,7 @@
                 <w:b w:val="0"/>
                 <w:sz w:val="21"/>
               </w:rPr>
-              <w:t>Coverage analysis checks the original user question against the semantic layer.</w:t>
+              <w:t>The structured intent must bind to approved semantic-layer definitions.</w:t>
             </w:r>
           </w:p>
         </w:tc>
@@ -16831,7 +16831,7 @@
                 <w:b w:val="0"/>
                 <w:sz w:val="21"/>
               </w:rPr>
-              <w:t>Coverage is finite and depends on deployment configuration.</w:t>
+              <w:t>Intent extraction can still misread vague language; debug traces and clarification reduce this risk.</w:t>
             </w:r>
           </w:p>
         </w:tc>
@@ -16950,7 +16950,7 @@
           <w:i w:val="0"/>
           <w:sz w:val="24"/>
         </w:rPr>
-        <w:t>A direct LLM-to-SQL baseline can appear attractive because it can always try to write a SELECT statement. However, allowing the model to author SQL moves business definitions, join choices, security behavior, and dialect correctness into a probabilistic component. AEGIS deliberately gives up unlimited query flexibility in exchange for governed definitions, deterministic compilation, and an explicit refusal path.</w:t>
+        <w:t>A direct LLM-to-SQL baseline can appear attractive because it can always try to write a SELECT statement. However, allowing the model to author SQL moves business definitions, join choices, security behavior, and dialect correctness into a probabilistic component. AEGIS deliberately gives up unlimited query flexibility in exchange for approved definitions, deterministic compilation, and an explicit refusal path.</w:t>
       </w:r>
     </w:p>
     <w:p>
@@ -17517,7 +17517,7 @@
           <w:i w:val="0"/>
           <w:sz w:val="24"/>
         </w:rPr>
-        <w:t>The evaluation supports three conclusions. First, a semantic-layer architecture can cover a broad set of natural e-commerce analytics questions without exposing users to raw SQL. Second, refusal is part of correctness: a system that answers an unsupported question with a plausible but wrong query is less trustworthy than one that declines. Third, the remaining Admin fidelity gap is an implementation gap in the current compiler, not evidence that the architecture must be replaced.</w:t>
+        <w:t>The evaluation supports three conclusions. First, a semantic-layer architecture can cover a broad set of natural e-commerce analytics questions without exposing users to raw SQL. Second, refusal is part of correctness. A system that answers an unsupported question with a plausible but wrong query is less trustworthy than one that declines. Third, the remaining Admin fidelity gap is an implementation gap in the current compiler, not evidence that the architecture must be replaced.</w:t>
       </w:r>
     </w:p>
     <w:p>
@@ -18282,7 +18282,7 @@
           <w:rFonts w:ascii="Times New Roman" w:hAnsi="Times New Roman"/>
           <w:sz w:val="23"/>
         </w:rPr>
-        <w:t>[15]  J. Valkenburgh, "Enhancing business dashboards with explanatory analytics and AI: Exploring the use of AI and explanatory analytics to enhance business decision-making," M.S. thesis, Information Management, Turku School of Economics, University of Turku, Finland, 2024.</w:t>
+        <w:t>[15]  J. Valkenburgh, "Enhancing business dashboards with explanatory analytics and AI: Exploring the use of AI and explanatory analytics to improve business decision-making," M.S. thesis, Information Management, Turku School of Economics, University of Turku, Finland, 2024.</w:t>
       </w:r>
     </w:p>
     <w:p>

--- a/docs/AEGIS_Thesis_Final_Md_Riaz.docx
+++ b/docs/AEGIS_Thesis_Final_Md_Riaz.docx
@@ -903,7 +903,7 @@
           <w:i w:val="0"/>
           <w:sz w:val="24"/>
         </w:rPr>
-        <w:t>Relational databases hold data organizations need for decisions, but non-technical users often depend on developers to translate business questions into SQL. Natural-language interfaces try to close this gap, but many current systems still allow a language model to author executable SQL directly, making safety dependent on model behavior rather than system structure. This thesis presents AEGIS (Analytics Engine with Guaranteed Injection Safety), an architecture that restricts the model to intent extraction while deterministic software handles semantic mapping, permission enforcement, SQL compilation, validation, visualization selection, and widget persistence. AEGIS uses a closed semantic layer of approved metrics, dimensions, analytical patterns, and join paths, so the model never outputs SQL text. Instead, it produces a typed intent object that can be checked before any query is compiled. The final evaluation uses static nopCommerce datasets: a 500-question natural-language benchmark, 16 source-derived Admin analytics oracles, 80 Admin-fidelity phrasings, and focused semantic-coverage checks. On the 500-question live benchmark, AEGIS parsed 498 of 500 prompts, answered and executed 422 of 425 supported requests, and rejected or clarified 74 of 75 realistic boundary requests. Against the Admin analytics oracles, it achieved 16 of 16 execution validity, 16 of 16 shape accuracy, and 15 of 16 result accuracy. These results support the thesis's central claim that AEGIS is a bounded architecture for safe natural-language analytics over an approved semantic layer, not an unlimited text-to-SQL engine.</w:t>
+        <w:t>Relational databases hold data organizations need for decisions, but non-technical users often depend on developers to translate business questions into SQL. Natural-language interfaces try to close this gap, but many current systems still allow a language model to author executable SQL directly, making safety dependent on model behavior rather than system structure. This thesis presents AEGIS (Analytics Engine with Guaranteed Injection Safety), an architecture that restricts the model to intent extraction while deterministic software handles semantic mapping, permission enforcement, SQL compilation, validation, visualization selection, and widget persistence. AEGIS uses a closed semantic layer of approved metrics, dimensions, analytical patterns, and join paths, so the model never outputs SQL text. Instead, it produces a typed intent object that can be checked before any query is compiled. The final evaluation uses two static nopCommerce corpora: a 500-question natural-language benchmark, and nopCommerce's own twenty standard admin reports checked against the platform's own report implementations. On the 500-question live benchmark, AEGIS parsed 499 of 500 prompts, answered 423 and executed 422 of 425 supported requests, and rejected or clarified 72 of 75 realistic boundary requests. Against the twenty admin reports, every request compiled to SQL and fifteen reproduced the platform's own result set exactly, the remaining five agreeing on every value and differing only in row count and label column. The same model without the semantic layer, writing SQL directly, executed 365 of 425 supported questions but also answered 25 of the 75 questions it should have declined. Per-stage timing shows that substantially all latency is the model reading the question, while every deterministic stage after it completes in a few milliseconds. These results support the thesis's central claim that AEGIS is a bounded architecture for safe natural-language analytics over an approved semantic layer, not an unlimited text-to-SQL engine.</w:t>
       </w:r>
     </w:p>
     <w:p>
@@ -2709,7 +2709,7 @@
           <w:rFonts w:ascii="Times New Roman" w:hAnsi="Times New Roman"/>
           <w:sz w:val="24"/>
         </w:rPr>
-        <w:t>A static nopCommerce evaluation corpus consisting of a 500-question natural-language benchmark, Admin analytics oracles, Admin-fidelity phrasings, and focused semantic-coverage checks.</w:t>
+        <w:t>A static nopCommerce evaluation corpus consisting of a 500-question natural-language benchmark and nopCommerce's own twenty standard admin reports, checked against the platform's own report implementations rather than against an expected-answer set written by the authors of the system under test.</w:t>
       </w:r>
     </w:p>
     <w:p>
@@ -2722,7 +2722,7 @@
           <w:rFonts w:ascii="Times New Roman" w:hAnsi="Times New Roman"/>
           <w:sz w:val="24"/>
         </w:rPr>
-        <w:t>An empirical evaluation showing broad supported-request coverage, strong boundary rejection, and a visible remaining Admin fidelity gap rather than a suspicious claim of perfect performance.</w:t>
+        <w:t>An empirical evaluation showing broad supported-request coverage, strong boundary rejection, a measured direct LLM-to-SQL baseline under identical conditions, per-stage latency, and a visible remaining Admin fidelity gap rather than a suspicious claim of perfect performance.</w:t>
       </w:r>
     </w:p>
     <w:p>
@@ -8527,7 +8527,7 @@
       <w:r>
         <w:drawing>
           <wp:inline xmlns:a="http://schemas.openxmlformats.org/drawingml/2006/main" xmlns:pic="http://schemas.openxmlformats.org/drawingml/2006/picture">
-            <wp:extent cx="5715000" cy="4481434"/>
+            <wp:extent cx="5715000" cy="6163675"/>
             <wp:docPr id="5" name="Picture 5"/>
             <wp:cNvGraphicFramePr>
               <a:graphicFrameLocks noChangeAspect="1"/>
@@ -8548,7 +8548,7 @@
                   <pic:spPr>
                     <a:xfrm>
                       <a:off x="0" y="0"/>
-                      <a:ext cx="5715000" cy="4481434"/>
+                      <a:ext cx="5715000" cy="6163675"/>
                     </a:xfrm>
                     <a:prstGeom prst="rect"/>
                   </pic:spPr>
@@ -11131,7 +11131,7 @@
       <w:r>
         <w:drawing>
           <wp:inline xmlns:a="http://schemas.openxmlformats.org/drawingml/2006/main" xmlns:pic="http://schemas.openxmlformats.org/drawingml/2006/picture">
-            <wp:extent cx="4892040" cy="6762954"/>
+            <wp:extent cx="4892040" cy="8187814"/>
             <wp:docPr id="7" name="Picture 7"/>
             <wp:cNvGraphicFramePr>
               <a:graphicFrameLocks noChangeAspect="1"/>
@@ -11152,7 +11152,7 @@
                   <pic:spPr>
                     <a:xfrm>
                       <a:off x="0" y="0"/>
-                      <a:ext cx="4892040" cy="6762954"/>
+                      <a:ext cx="4892040" cy="8187814"/>
                     </a:xfrm>
                     <a:prstGeom prst="rect"/>
                   </pic:spPr>
@@ -12273,7 +12273,7 @@
       <w:r>
         <w:drawing>
           <wp:inline xmlns:a="http://schemas.openxmlformats.org/drawingml/2006/main" xmlns:pic="http://schemas.openxmlformats.org/drawingml/2006/picture">
-            <wp:extent cx="5715000" cy="840649"/>
+            <wp:extent cx="5715000" cy="823846"/>
             <wp:docPr id="8" name="Picture 8"/>
             <wp:cNvGraphicFramePr>
               <a:graphicFrameLocks noChangeAspect="1"/>
@@ -12294,7 +12294,7 @@
                   <pic:spPr>
                     <a:xfrm>
                       <a:off x="0" y="0"/>
-                      <a:ext cx="5715000" cy="840649"/>
+                      <a:ext cx="5715000" cy="823846"/>
                     </a:xfrm>
                     <a:prstGeom prst="rect"/>
                   </pic:spPr>
@@ -13950,7 +13950,7 @@
                 <w:b w:val="0"/>
                 <w:sz w:val="21"/>
               </w:rPr>
-              <w:t>Tests broad nopCommerce semantic-layer coverage and realistic boundary refusal.</w:t>
+              <w:t>Breadth: 425 answerable questions and 75 realistic e-commerce boundary questions that should be declined.</w:t>
             </w:r>
           </w:p>
         </w:tc>
@@ -13980,7 +13980,7 @@
                 <w:b w:val="0"/>
                 <w:sz w:val="21"/>
               </w:rPr>
-              <w:t>Admin analytics oracles</w:t>
+              <w:t>nopCommerce standard admin reports</w:t>
             </w:r>
           </w:p>
         </w:tc>
@@ -14006,7 +14006,7 @@
                 <w:b w:val="0"/>
                 <w:sz w:val="21"/>
               </w:rPr>
-              <w:t>16 tasks</w:t>
+              <w:t>20 reports</w:t>
             </w:r>
           </w:p>
         </w:tc>
@@ -14032,171 +14032,7 @@
                 <w:b w:val="0"/>
                 <w:sz w:val="21"/>
               </w:rPr>
-              <w:t>Checks fidelity against source-derived nopCommerce Admin reporting logic.</w:t>
-            </w:r>
-          </w:p>
-        </w:tc>
-      </w:tr>
-      <w:tr>
-        <w:trPr>
-          <w:cantSplit/>
-        </w:trPr>
-        <w:tc>
-          <w:tcPr>
-            <w:tcW w:type="dxa" w:w="2376"/>
-          </w:tcPr>
-          <w:p>
-            <w:pPr>
-              <w:spacing w:before="0" w:after="0" w:line="240" w:lineRule="auto"/>
-              <w:keepNext/>
-            </w:pPr>
-            <w:r>
-              <w:rPr>
-                <w:rFonts w:ascii="Times New Roman" w:hAnsi="Times New Roman"/>
-                <w:sz w:val="21"/>
-              </w:rPr>
-            </w:r>
-            <w:r>
-              <w:rPr>
-                <w:rFonts w:ascii="Times New Roman" w:hAnsi="Times New Roman"/>
-                <w:b w:val="0"/>
-                <w:sz w:val="21"/>
-              </w:rPr>
-              <w:t>Admin-fidelity phrasings</w:t>
-            </w:r>
-          </w:p>
-        </w:tc>
-        <w:tc>
-          <w:tcPr>
-            <w:tcW w:type="dxa" w:w="1584"/>
-          </w:tcPr>
-          <w:p>
-            <w:pPr>
-              <w:spacing w:before="0" w:after="0" w:line="240" w:lineRule="auto"/>
-              <w:jc w:val="center"/>
-              <w:keepNext/>
-            </w:pPr>
-            <w:r>
-              <w:rPr>
-                <w:rFonts w:ascii="Times New Roman" w:hAnsi="Times New Roman"/>
-                <w:sz w:val="21"/>
-              </w:rPr>
-            </w:r>
-            <w:r>
-              <w:rPr>
-                <w:rFonts w:ascii="Times New Roman" w:hAnsi="Times New Roman"/>
-                <w:b w:val="0"/>
-                <w:sz w:val="21"/>
-              </w:rPr>
-              <w:t>80 prompts</w:t>
-            </w:r>
-          </w:p>
-        </w:tc>
-        <w:tc>
-          <w:tcPr>
-            <w:tcW w:type="dxa" w:w="4968"/>
-          </w:tcPr>
-          <w:p>
-            <w:pPr>
-              <w:spacing w:before="0" w:after="0" w:line="240" w:lineRule="auto"/>
-              <w:jc w:val="center"/>
-              <w:keepNext/>
-            </w:pPr>
-            <w:r>
-              <w:rPr>
-                <w:rFonts w:ascii="Times New Roman" w:hAnsi="Times New Roman"/>
-                <w:sz w:val="21"/>
-              </w:rPr>
-            </w:r>
-            <w:r>
-              <w:rPr>
-                <w:rFonts w:ascii="Times New Roman" w:hAnsi="Times New Roman"/>
-                <w:b w:val="0"/>
-                <w:sz w:val="21"/>
-              </w:rPr>
-              <w:t>Tests five natural phrasings for each Admin oracle task.</w:t>
-            </w:r>
-          </w:p>
-        </w:tc>
-      </w:tr>
-      <w:tr>
-        <w:trPr>
-          <w:cantSplit/>
-        </w:trPr>
-        <w:tc>
-          <w:tcPr>
-            <w:tcW w:type="dxa" w:w="2376"/>
-          </w:tcPr>
-          <w:p>
-            <w:pPr>
-              <w:spacing w:before="0" w:after="0" w:line="240" w:lineRule="auto"/>
-              <w:keepNext/>
-            </w:pPr>
-            <w:r>
-              <w:rPr>
-                <w:rFonts w:ascii="Times New Roman" w:hAnsi="Times New Roman"/>
-                <w:sz w:val="21"/>
-              </w:rPr>
-            </w:r>
-            <w:r>
-              <w:rPr>
-                <w:rFonts w:ascii="Times New Roman" w:hAnsi="Times New Roman"/>
-                <w:b w:val="0"/>
-                <w:sz w:val="21"/>
-              </w:rPr>
-              <w:t>Semantic coverage suite</w:t>
-            </w:r>
-          </w:p>
-        </w:tc>
-        <w:tc>
-          <w:tcPr>
-            <w:tcW w:type="dxa" w:w="1584"/>
-          </w:tcPr>
-          <w:p>
-            <w:pPr>
-              <w:spacing w:before="0" w:after="0" w:line="240" w:lineRule="auto"/>
-              <w:jc w:val="center"/>
-              <w:keepNext/>
-            </w:pPr>
-            <w:r>
-              <w:rPr>
-                <w:rFonts w:ascii="Times New Roman" w:hAnsi="Times New Roman"/>
-                <w:sz w:val="21"/>
-              </w:rPr>
-            </w:r>
-            <w:r>
-              <w:rPr>
-                <w:rFonts w:ascii="Times New Roman" w:hAnsi="Times New Roman"/>
-                <w:b w:val="0"/>
-                <w:sz w:val="21"/>
-              </w:rPr>
-              <w:t>25 checks</w:t>
-            </w:r>
-          </w:p>
-        </w:tc>
-        <w:tc>
-          <w:tcPr>
-            <w:tcW w:type="dxa" w:w="4968"/>
-          </w:tcPr>
-          <w:p>
-            <w:pPr>
-              <w:spacing w:before="0" w:after="0" w:line="240" w:lineRule="auto"/>
-              <w:jc w:val="center"/>
-              <w:keepNext/>
-            </w:pPr>
-            <w:r>
-              <w:rPr>
-                <w:rFonts w:ascii="Times New Roman" w:hAnsi="Times New Roman"/>
-                <w:sz w:val="21"/>
-              </w:rPr>
-            </w:r>
-            <w:r>
-              <w:rPr>
-                <w:rFonts w:ascii="Times New Roman" w:hAnsi="Times New Roman"/>
-                <w:b w:val="0"/>
-                <w:sz w:val="21"/>
-              </w:rPr>
-              <w:t>Tests representative supported combinations and focused boundary cases.</w:t>
+              <w:t>Fidelity: the platform's own admin report list, with the platform's own report implementations as the oracle.</w:t>
             </w:r>
           </w:p>
         </w:tc>
@@ -14209,6 +14045,21 @@
     </w:p>
     <w:p>
       <w:pPr>
+        <w:spacing w:after="200" w:before="0" w:line="360" w:lineRule="auto"/>
+        <w:jc w:val="both"/>
+      </w:pPr>
+      <w:r>
+        <w:rPr>
+          <w:rFonts w:ascii="Times New Roman" w:hAnsi="Times New Roman"/>
+          <w:b w:val="0"/>
+          <w:i w:val="0"/>
+          <w:sz w:val="24"/>
+        </w:rPr>
+        <w:t>The two corpora differ in who chose them, and that difference is deliberate. The 500 questions were written for this study, so they measure how the architecture behaves across the range of language a store owner uses. The twenty reports were not: the list is nopCommerce's own admin menu and the comparison target is nopCommerce's own service-layer code, read from source. Comparing against a platform's shipped implementation is stronger evidence than comparing against an expected-answer set written by the same authors as the system under test, because the latter tends to agree with the implementation wherever both authors reasoned the same way.</w:t>
+      </w:r>
+    </w:p>
+    <w:p>
+      <w:pPr>
         <w:spacing w:after="0" w:before="0" w:line="360" w:lineRule="auto"/>
         <w:jc w:val="both"/>
       </w:pPr>
@@ -14248,7 +14099,7 @@
           <w:i w:val="0"/>
           <w:sz w:val="24"/>
         </w:rPr>
-        <w:t>The evaluation uses two kinds of comparison. First, the thesis discusses the structural contrast between AEGIS and direct LLM-to-SQL systems, where the model is allowed to generate SQL text. Second, the Admin fidelity benchmark compares AEGIS output with source-derived nopCommerce Admin analytics oracles. The second comparison is the stronger evidence for result accuracy because it checks returned business values rather than only whether SQL text was emitted.</w:t>
+        <w:t>The evaluation uses two kinds of comparison, and both are measured rather than argued. The first is a direct LLM-to-SQL baseline run under identical conditions. The second compares AEGIS output against nopCommerce's own admin report implementations. The second is the stronger evidence for result accuracy, because it checks returned business values rather than only whether SQL text was emitted.</w:t>
       </w:r>
     </w:p>
     <w:p>
@@ -14270,14 +14121,14 @@
           <w:b/>
           <w:sz w:val="24"/>
         </w:rPr>
-        <w:t xml:space="preserve">Direct LLM-to-SQL: </w:t>
-      </w:r>
-      <w:r>
-        <w:rPr>
-          <w:rFonts w:ascii="Times New Roman" w:hAnsi="Times New Roman"/>
-          <w:sz w:val="24"/>
-        </w:rPr>
-        <w:t>The model is prompted to generate SQL directly from a database schema. This baseline has broad expressive freedom but weak control because joins, filters, and business definitions are inferred per request.</w:t>
+        <w:t xml:space="preserve">Direct LLM-to-SQL baseline: </w:t>
+      </w:r>
+      <w:r>
+        <w:rPr>
+          <w:rFonts w:ascii="Times New Roman" w:hAnsi="Times New Roman"/>
+          <w:sz w:val="24"/>
+        </w:rPr>
+        <w:t>The same model, through the same gateway, is asked to write MySQL directly for the same 500 questions against the same database, with no semantic layer in between. The arms therefore differ only in whether the model authors the query, which isolates the architectural variable rather than confounding it with model or data differences. Both arms are scanned for forbidden constructs with the same pattern set, imported from the compiler rather than restated, so neither arm is judged by a more lenient rule.</w:t>
       </w:r>
     </w:p>
     <w:p>
@@ -14299,14 +14150,43 @@
           <w:b/>
           <w:sz w:val="24"/>
         </w:rPr>
-        <w:t xml:space="preserve">Admin oracle comparison: </w:t>
-      </w:r>
-      <w:r>
-        <w:rPr>
-          <w:rFonts w:ascii="Times New Roman" w:hAnsi="Times New Roman"/>
-          <w:sz w:val="24"/>
-        </w:rPr>
-        <w:t>Expected outputs are extracted from nopCommerce Admin analytics logic. AEGIS can use different SQL text, but the returned result shape and values must match the oracle.</w:t>
+        <w:t xml:space="preserve">Admin report differential: </w:t>
+      </w:r>
+      <w:r>
+        <w:rPr>
+          <w:rFonts w:ascii="Times New Roman" w:hAnsi="Times New Roman"/>
+          <w:sz w:val="24"/>
+        </w:rPr>
+        <w:t>Each of nopCommerce's twenty standard admin reports is requested in ordinary business phrasing. Two checks are applied: whether the request reaches an answer and compiles to SQL, and whether executing that SQL against the seeded database returns the same rows as the platform's own query. Only the second tests the claim; the first is satisfied by any query that compiles, including ones that are silently wrong.</w:t>
+      </w:r>
+    </w:p>
+    <w:p>
+      <w:pPr>
+        <w:spacing w:after="80" w:line="360" w:lineRule="auto"/>
+        <w:ind w:left="461" w:hanging="259"/>
+      </w:pPr>
+      <w:r>
+        <w:rPr>
+          <w:rFonts w:ascii="Times New Roman" w:hAnsi="Times New Roman"/>
+          <w:sz w:val="24"/>
+        </w:rPr>
+        <w:t>•</w:t>
+        <w:tab/>
+      </w:r>
+      <w:r>
+        <w:rPr>
+          <w:rFonts w:ascii="Times New Roman" w:hAnsi="Times New Roman"/>
+          <w:b/>
+          <w:sz w:val="24"/>
+        </w:rPr>
+        <w:t xml:space="preserve">Per-stage latency: </w:t>
+      </w:r>
+      <w:r>
+        <w:rPr>
+          <w:rFonts w:ascii="Times New Roman" w:hAnsi="Times New Roman"/>
+          <w:sz w:val="24"/>
+        </w:rPr>
+        <w:t>Every stage of the live benchmark is timed separately, so that the cost of intent extraction can be separated from the cost of resolution, compilation, and execution. A single end-to-end figure would conflate a property of the model provider with a property of the architecture.</w:t>
       </w:r>
     </w:p>
     <w:p>
@@ -14456,7 +14336,7 @@
           <w:rFonts w:ascii="Times New Roman" w:hAnsi="Times New Roman"/>
           <w:sz w:val="24"/>
         </w:rPr>
-        <w:t>Do AEGIS outputs match the shape and values of source-derived nopCommerce Admin analytics oracles?</w:t>
+        <w:t>Do AEGIS results match the rows returned by nopCommerce's own report implementations on the same database?</w:t>
       </w:r>
     </w:p>
     <w:p>
@@ -14485,6 +14365,64 @@
           <w:rFonts w:ascii="Times New Roman" w:hAnsi="Times New Roman"/>
           <w:sz w:val="24"/>
         </w:rPr>
+        <w:t>How does the same model behave on the same questions when the semantic layer is removed and it writes SQL directly?</w:t>
+      </w:r>
+    </w:p>
+    <w:p>
+      <w:pPr>
+        <w:spacing w:after="80" w:line="360" w:lineRule="auto"/>
+        <w:ind w:left="461" w:hanging="259"/>
+      </w:pPr>
+      <w:r>
+        <w:rPr>
+          <w:rFonts w:ascii="Times New Roman" w:hAnsi="Times New Roman"/>
+          <w:sz w:val="24"/>
+        </w:rPr>
+        <w:t>•</w:t>
+        <w:tab/>
+      </w:r>
+      <w:r>
+        <w:rPr>
+          <w:rFonts w:ascii="Times New Roman" w:hAnsi="Times New Roman"/>
+          <w:b/>
+          <w:sz w:val="24"/>
+        </w:rPr>
+        <w:t xml:space="preserve">RQ6: </w:t>
+      </w:r>
+      <w:r>
+        <w:rPr>
+          <w:rFonts w:ascii="Times New Roman" w:hAnsi="Times New Roman"/>
+          <w:sz w:val="24"/>
+        </w:rPr>
+        <w:t>Where does the response time go, and how much of it does the architecture control?</w:t>
+      </w:r>
+    </w:p>
+    <w:p>
+      <w:pPr>
+        <w:spacing w:after="80" w:line="360" w:lineRule="auto"/>
+        <w:ind w:left="461" w:hanging="259"/>
+      </w:pPr>
+      <w:r>
+        <w:rPr>
+          <w:rFonts w:ascii="Times New Roman" w:hAnsi="Times New Roman"/>
+          <w:sz w:val="24"/>
+        </w:rPr>
+        <w:t>•</w:t>
+        <w:tab/>
+      </w:r>
+      <w:r>
+        <w:rPr>
+          <w:rFonts w:ascii="Times New Roman" w:hAnsi="Times New Roman"/>
+          <w:b/>
+          <w:sz w:val="24"/>
+        </w:rPr>
+        <w:t xml:space="preserve">RQ7: </w:t>
+      </w:r>
+      <w:r>
+        <w:rPr>
+          <w:rFonts w:ascii="Times New Roman" w:hAnsi="Times New Roman"/>
+          <w:sz w:val="24"/>
+        </w:rPr>
         <w:t>What implementation gaps remain after the current semantic-layer and compiler updates?</w:t>
       </w:r>
     </w:p>
@@ -14533,7 +14471,7 @@
           <w:i w:val="0"/>
           <w:sz w:val="24"/>
         </w:rPr>
-        <w:t>This chapter reports the current AEGIS prototype evaluation using static nopCommerce datasets committed with the repository. The evaluation separates four questions that are often mixed together. Can the system parse the request? Is the request inside the semantic layer? Does the compiled SQL run? Does the result match the expected business answer?</w:t>
+        <w:t>This chapter reports the AEGIS prototype evaluation using static nopCommerce artifacts committed with the repository. The evaluation separates four questions that are often mixed together. Can the system parse the request? Is the request inside the semantic layer? Does the compiled SQL run? Does the result match the expected business answer?</w:t>
       </w:r>
     </w:p>
     <w:p>
@@ -14548,7 +14486,7 @@
           <w:i w:val="0"/>
           <w:sz w:val="24"/>
         </w:rPr>
-        <w:t>The results are not a claim that AEGIS is perfect. A perfect score on every table would be suspicious for a prototype. The evaluation shows where the architecture is strong, where the nopCommerce implementation works well, and where a real implementation gap remains.</w:t>
+        <w:t>The results are not a claim that AEGIS is perfect. A perfect score on every table would be suspicious for a prototype. The evaluation shows where the architecture is strong, where the nopCommerce implementation works well, and where real gaps remain.</w:t>
       </w:r>
     </w:p>
     <w:p>
@@ -14577,7 +14515,7 @@
           <w:b/>
           <w:sz w:val="22"/>
         </w:rPr>
-        <w:t>Table 5.1: Current evaluation artifacts.</w:t>
+        <w:t>Table 5.1: Evaluation artifacts.</w:t>
       </w:r>
     </w:p>
     <w:tbl>
@@ -14794,7 +14732,7 @@
                 <w:b w:val="0"/>
                 <w:sz w:val="21"/>
               </w:rPr>
-              <w:t>Admin analytics oracles</w:t>
+              <w:t>nopCommerce standard admin reports</w:t>
             </w:r>
           </w:p>
         </w:tc>
@@ -14820,7 +14758,7 @@
                 <w:b w:val="0"/>
                 <w:sz w:val="21"/>
               </w:rPr>
-              <w:t>Compares AEGIS outputs with source-derived nopCommerce Admin reporting logic.</w:t>
+              <w:t>Compares AEGIS output with the platform's own shipped report implementations.</w:t>
             </w:r>
           </w:p>
         </w:tc>
@@ -14846,7 +14784,7 @@
                 <w:b w:val="0"/>
                 <w:sz w:val="21"/>
               </w:rPr>
-              <w:t>16 oracle tasks.</w:t>
+              <w:t>20 reports, with source-derived semantics and oracle queries.</w:t>
             </w:r>
           </w:p>
         </w:tc>
@@ -14876,7 +14814,7 @@
                 <w:b w:val="0"/>
                 <w:sz w:val="21"/>
               </w:rPr>
-              <w:t>Admin-fidelity phrasings</w:t>
+              <w:t>Direct LLM-to-SQL baseline</w:t>
             </w:r>
           </w:p>
         </w:tc>
@@ -14902,7 +14840,7 @@
                 <w:b w:val="0"/>
                 <w:sz w:val="21"/>
               </w:rPr>
-              <w:t>Checks whether the same Admin task can be requested in multiple natural phrasings.</w:t>
+              <w:t>Runs the same model on the same questions with no semantic layer between it and the SQL.</w:t>
             </w:r>
           </w:p>
         </w:tc>
@@ -14928,89 +14866,7 @@
                 <w:b w:val="0"/>
                 <w:sz w:val="21"/>
               </w:rPr>
-              <w:t>80 prompts, five per oracle task.</w:t>
-            </w:r>
-          </w:p>
-        </w:tc>
-      </w:tr>
-      <w:tr>
-        <w:trPr>
-          <w:cantSplit/>
-        </w:trPr>
-        <w:tc>
-          <w:tcPr>
-            <w:tcW w:type="dxa" w:w="2376"/>
-          </w:tcPr>
-          <w:p>
-            <w:pPr>
-              <w:spacing w:before="0" w:after="0" w:line="240" w:lineRule="auto"/>
-              <w:keepNext/>
-            </w:pPr>
-            <w:r>
-              <w:rPr>
-                <w:rFonts w:ascii="Times New Roman" w:hAnsi="Times New Roman"/>
-                <w:sz w:val="21"/>
-              </w:rPr>
-            </w:r>
-            <w:r>
-              <w:rPr>
-                <w:rFonts w:ascii="Times New Roman" w:hAnsi="Times New Roman"/>
-                <w:b w:val="0"/>
-                <w:sz w:val="21"/>
-              </w:rPr>
-              <w:t>Focused semantic coverage suite</w:t>
-            </w:r>
-          </w:p>
-        </w:tc>
-        <w:tc>
-          <w:tcPr>
-            <w:tcW w:type="dxa" w:w="4536"/>
-          </w:tcPr>
-          <w:p>
-            <w:pPr>
-              <w:spacing w:before="0" w:after="0" w:line="240" w:lineRule="auto"/>
-              <w:jc w:val="center"/>
-              <w:keepNext/>
-            </w:pPr>
-            <w:r>
-              <w:rPr>
-                <w:rFonts w:ascii="Times New Roman" w:hAnsi="Times New Roman"/>
-                <w:sz w:val="21"/>
-              </w:rPr>
-            </w:r>
-            <w:r>
-              <w:rPr>
-                <w:rFonts w:ascii="Times New Roman" w:hAnsi="Times New Roman"/>
-                <w:b w:val="0"/>
-                <w:sz w:val="21"/>
-              </w:rPr>
-              <w:t>Checks selected metric, dimension, trend, ranking, exception, and boundary cases.</w:t>
-            </w:r>
-          </w:p>
-        </w:tc>
-        <w:tc>
-          <w:tcPr>
-            <w:tcW w:type="dxa" w:w="2016"/>
-          </w:tcPr>
-          <w:p>
-            <w:pPr>
-              <w:spacing w:before="0" w:after="0" w:line="240" w:lineRule="auto"/>
-              <w:jc w:val="center"/>
-              <w:keepNext/>
-            </w:pPr>
-            <w:r>
-              <w:rPr>
-                <w:rFonts w:ascii="Times New Roman" w:hAnsi="Times New Roman"/>
-                <w:sz w:val="21"/>
-              </w:rPr>
-            </w:r>
-            <w:r>
-              <w:rPr>
-                <w:rFonts w:ascii="Times New Roman" w:hAnsi="Times New Roman"/>
-                <w:b w:val="0"/>
-                <w:sz w:val="21"/>
-              </w:rPr>
-              <w:t>20 supported and 5 boundary checks.</w:t>
+              <w:t>500 questions, same gateway and database.</w:t>
             </w:r>
           </w:p>
         </w:tc>
@@ -15033,7 +14889,7 @@
           <w:i w:val="0"/>
           <w:sz w:val="24"/>
         </w:rPr>
-        <w:t>These datasets are static research artifacts, not generated at evaluation time. This matters because a thesis result must be reproducible. Another reader should be able to inspect the exact questions, oracle definitions, scripts, and result files used for the reported claims.</w:t>
+        <w:t>These artifacts are static, not generated at evaluation time, so another reader can inspect the exact questions, oracle definitions, scripts, and result files behind every reported claim. The two evidence tracks differ in who chose them. The 500 questions were written for this study. The 20 reports were not: the list is nopCommerce's own admin menu and the comparison target is nopCommerce's own service-layer code, which removes the risk of an expected-answer set that happens to agree with the system under test because the same person wrote both.</w:t>
       </w:r>
     </w:p>
     <w:p>
@@ -15238,7 +15094,7 @@
                 <w:b w:val="0"/>
                 <w:sz w:val="21"/>
               </w:rPr>
-              <w:t>498/500 (99.6%)</w:t>
+              <w:t>499/500 (99.8%)</w:t>
             </w:r>
           </w:p>
         </w:tc>
@@ -15264,7 +15120,7 @@
                 <w:b w:val="0"/>
                 <w:sz w:val="21"/>
               </w:rPr>
-              <w:t>The LLM API usually returned a valid typed intent.</w:t>
+              <w:t>The gateway returned a valid Intent Object for all but one prompt.</w:t>
             </w:r>
           </w:p>
         </w:tc>
@@ -15320,7 +15176,7 @@
                 <w:b w:val="0"/>
                 <w:sz w:val="21"/>
               </w:rPr>
-              <w:t>345/425 (81.2%)</w:t>
+              <w:t>313/425 (73.6%)</w:t>
             </w:r>
           </w:p>
         </w:tc>
@@ -15346,7 +15202,7 @@
                 <w:b w:val="0"/>
                 <w:sz w:val="21"/>
               </w:rPr>
-              <w:t>Many prompts were parsed exactly; remaining supported prompts often still compiled to a valid answer.</w:t>
+              <w:t>Strictest measure; a prompt parsed differently from the annotation often still compiled to a valid answer.</w:t>
             </w:r>
           </w:p>
         </w:tc>
@@ -15402,7 +15258,7 @@
                 <w:b w:val="0"/>
                 <w:sz w:val="21"/>
               </w:rPr>
-              <w:t>422/425 (99.3%)</w:t>
+              <w:t>423/425 (99.5%)</w:t>
             </w:r>
           </w:p>
         </w:tc>
@@ -15428,7 +15284,7 @@
                 <w:b w:val="0"/>
                 <w:sz w:val="21"/>
               </w:rPr>
-              <w:t>AEGIS answered almost all requests that were inside the semantic layer.</w:t>
+              <w:t>AEGIS answered almost every request inside the semantic layer.</w:t>
             </w:r>
           </w:p>
         </w:tc>
@@ -15510,7 +15366,7 @@
                 <w:b w:val="0"/>
                 <w:sz w:val="21"/>
               </w:rPr>
-              <w:t>The answered supported requests also executed successfully.</w:t>
+              <w:t>The answered supported requests also executed against MySQL.</w:t>
             </w:r>
           </w:p>
         </w:tc>
@@ -15566,7 +15422,7 @@
                 <w:b w:val="0"/>
                 <w:sz w:val="21"/>
               </w:rPr>
-              <w:t>74/75 (98.7%)</w:t>
+              <w:t>72/75 (96.0%)</w:t>
             </w:r>
           </w:p>
         </w:tc>
@@ -15592,7 +15448,7 @@
                 <w:b w:val="0"/>
                 <w:sz w:val="21"/>
               </w:rPr>
-              <w:t>Most realistic e-commerce questions outside the semantic layer were rejected or clarified.</w:t>
+              <w:t>Most realistic e-commerce questions outside the semantic layer were declined or clarified.</w:t>
             </w:r>
           </w:p>
         </w:tc>
@@ -15605,6 +15461,51 @@
     </w:p>
     <w:p>
       <w:pPr>
+        <w:spacing w:after="200" w:before="0" w:line="360" w:lineRule="auto"/>
+        <w:jc w:val="both"/>
+      </w:pPr>
+      <w:r>
+        <w:rPr>
+          <w:rFonts w:ascii="Times New Roman" w:hAnsi="Times New Roman"/>
+          <w:b w:val="0"/>
+          <w:i w:val="0"/>
+          <w:sz w:val="24"/>
+        </w:rPr>
+        <w:t>An initial pass lost 29 questions to a consecutive block of HTTP 502 responses from the model gateway, which reduced the supported answer rate to 92.9 per cent. Those questions were retried and 28 answered on the second attempt. Both passes are recorded rather than only the better one: reporting only the retry would present a provider outage as though it had not happened, and reporting only the first pass would attribute that outage to the architecture.</w:t>
+      </w:r>
+    </w:p>
+    <w:p>
+      <w:pPr>
+        <w:spacing w:after="200" w:before="0" w:line="360" w:lineRule="auto"/>
+        <w:jc w:val="both"/>
+      </w:pPr>
+      <w:r>
+        <w:rPr>
+          <w:rFonts w:ascii="Times New Roman" w:hAnsi="Times New Roman"/>
+          <w:b w:val="0"/>
+          <w:i w:val="0"/>
+          <w:sz w:val="24"/>
+        </w:rPr>
+        <w:t>Two supported questions were refused, and both refusals are correct. Each asks to break refunds down by payment method without naming a measure, and a segment report cannot be built without one. Choosing a measure on the user's behalf is exactly the silent substitution the resolver was built to remove.</w:t>
+      </w:r>
+    </w:p>
+    <w:p>
+      <w:pPr>
+        <w:spacing w:after="200" w:before="0" w:line="360" w:lineRule="auto"/>
+        <w:jc w:val="both"/>
+      </w:pPr>
+      <w:r>
+        <w:rPr>
+          <w:rFonts w:ascii="Times New Roman" w:hAnsi="Times New Roman"/>
+          <w:b w:val="0"/>
+          <w:i w:val="0"/>
+          <w:sz w:val="24"/>
+        </w:rPr>
+        <w:t>Three boundary questions were answered instead of declined. One was a malformed model reply, which is a parse failure rather than a decision the system made. The other two are the same question phrased twice, asking to compare two named shipping carriers. The model reported both carrier names as unmapped, and the resolver answered by shipping method regardless. That is deliberate: a model-reported gap is treated as evidence rather than a verdict, because treating it as a verdict caused a high rate of false refusals. These two questions are what that choice costs, and stating the cost is more useful than tuning it away.</w:t>
+      </w:r>
+    </w:p>
+    <w:p>
+      <w:pPr>
         <w:spacing w:after="0" w:before="0" w:line="360" w:lineRule="auto"/>
         <w:jc w:val="both"/>
       </w:pPr>
@@ -15615,7 +15516,7 @@
           <w:i w:val="0"/>
           <w:sz w:val="24"/>
         </w:rPr>
-        <w:t>This result supports the bounded-system claim. AEGIS does not try to answer unlimited arbitrary SQL questions. It answers a large useful set of questions made available by the semantic layer, and it avoids inventing answers for unavailable concepts.</w:t>
+        <w:t>The same corpus is also run with the model removed, by feeding each question's committed intent annotation straight to the resolver. That configuration resolves, compiles and executes 425 of 425 supported questions and labels 75 of 75 boundary questions correctly. It is a regression gate on the resolver and compiler only. Because no model participates, it is not an end-to-end result and is never quoted as one.</w:t>
       </w:r>
     </w:p>
     <w:p>
@@ -15629,7 +15530,7 @@
           <w:b/>
           <w:sz w:val="28"/>
         </w:rPr>
-        <w:t>5.3  Admin Fidelity Benchmark</w:t>
+        <w:t>5.3  Fidelity Against nopCommerce's Own Report Logic</w:t>
       </w:r>
     </w:p>
     <w:p>
@@ -15644,7 +15545,7 @@
           <w:i w:val="0"/>
           <w:sz w:val="24"/>
         </w:rPr>
-        <w:t>The Admin fidelity benchmark is stricter than checking whether AEGIS can produce chartable SQL. It extracts reporting expectations from nopCommerce Admin analytics and compares the returned shape and values against source-derived oracles. Exact SQL text is not required. The important question is whether the answer has the correct business meaning.</w:t>
+        <w:t>Each of nopCommerce's twenty standard admin reports is requested in ordinary business phrasing. Two checks are applied. The first asks whether the request reaches an answer and compiles to SQL. The second executes that SQL and the platform's own query against the same seeded database and compares the rows returned. Exact SQL text is not required; the question is whether the answer carries the same business meaning.</w:t>
       </w:r>
     </w:p>
     <w:p>
@@ -15659,410 +15560,7 @@
           <w:b/>
           <w:sz w:val="22"/>
         </w:rPr>
-        <w:t>Table 5.3: Admin analytics oracle benchmark.</w:t>
-      </w:r>
-    </w:p>
-    <w:tbl>
-      <w:tblPr>
-        <w:tblStyle w:val="TableGrid"/>
-        <w:tblW w:type="auto" w:w="0"/>
-        <w:jc w:val="center"/>
-        <w:tblLayout w:type="fixed"/>
-        <w:tblLook w:firstColumn="1" w:firstRow="1" w:lastColumn="0" w:lastRow="0" w:noHBand="0" w:noVBand="1" w:val="04A0"/>
-        <w:tblBorders>
-          <w:top w:val="single" w:sz="4" w:space="0" w:color="999999"/>
-          <w:left w:val="single" w:sz="4" w:space="0" w:color="999999"/>
-          <w:bottom w:val="single" w:sz="4" w:space="0" w:color="999999"/>
-          <w:right w:val="single" w:sz="4" w:space="0" w:color="999999"/>
-          <w:insideH w:val="single" w:sz="4" w:space="0" w:color="999999"/>
-          <w:insideV w:val="single" w:sz="4" w:space="0" w:color="999999"/>
-        </w:tblBorders>
-      </w:tblPr>
-      <w:tblGrid>
-        <w:gridCol w:w="2232"/>
-        <w:gridCol w:w="1944"/>
-        <w:gridCol w:w="4752"/>
-      </w:tblGrid>
-      <w:tr>
-        <w:trPr>
-          <w:cantSplit/>
-        </w:trPr>
-        <w:tc>
-          <w:tcPr>
-            <w:tcW w:type="dxa" w:w="3009"/>
-          </w:tcPr>
-          <w:p>
-            <w:pPr>
-              <w:spacing w:before="0" w:after="0" w:line="240" w:lineRule="auto"/>
-              <w:jc w:val="center"/>
-              <w:keepNext/>
-            </w:pPr>
-            <w:r>
-              <w:rPr>
-                <w:rFonts w:ascii="Times New Roman" w:hAnsi="Times New Roman"/>
-                <w:b/>
-                <w:sz w:val="21"/>
-              </w:rPr>
-            </w:r>
-            <w:r>
-              <w:rPr>
-                <w:rFonts w:ascii="Times New Roman" w:hAnsi="Times New Roman"/>
-                <w:b/>
-                <w:sz w:val="21"/>
-              </w:rPr>
-              <w:t>Metric</w:t>
-            </w:r>
-          </w:p>
-        </w:tc>
-        <w:tc>
-          <w:tcPr>
-            <w:tcW w:type="dxa" w:w="3009"/>
-          </w:tcPr>
-          <w:p>
-            <w:pPr>
-              <w:spacing w:before="0" w:after="0" w:line="240" w:lineRule="auto"/>
-              <w:jc w:val="center"/>
-              <w:keepNext/>
-            </w:pPr>
-            <w:r>
-              <w:rPr>
-                <w:rFonts w:ascii="Times New Roman" w:hAnsi="Times New Roman"/>
-                <w:b/>
-                <w:sz w:val="21"/>
-              </w:rPr>
-            </w:r>
-            <w:r>
-              <w:rPr>
-                <w:rFonts w:ascii="Times New Roman" w:hAnsi="Times New Roman"/>
-                <w:b/>
-                <w:sz w:val="21"/>
-              </w:rPr>
-              <w:t>Result</w:t>
-            </w:r>
-          </w:p>
-        </w:tc>
-        <w:tc>
-          <w:tcPr>
-            <w:tcW w:type="dxa" w:w="3009"/>
-          </w:tcPr>
-          <w:p>
-            <w:pPr>
-              <w:spacing w:before="0" w:after="0" w:line="240" w:lineRule="auto"/>
-              <w:jc w:val="center"/>
-              <w:keepNext/>
-            </w:pPr>
-            <w:r>
-              <w:rPr>
-                <w:rFonts w:ascii="Times New Roman" w:hAnsi="Times New Roman"/>
-                <w:b/>
-                <w:sz w:val="21"/>
-              </w:rPr>
-            </w:r>
-            <w:r>
-              <w:rPr>
-                <w:rFonts w:ascii="Times New Roman" w:hAnsi="Times New Roman"/>
-                <w:b/>
-                <w:sz w:val="21"/>
-              </w:rPr>
-              <w:t>Interpretation</w:t>
-            </w:r>
-          </w:p>
-        </w:tc>
-      </w:tr>
-      <w:tr>
-        <w:trPr>
-          <w:cantSplit/>
-        </w:trPr>
-        <w:tc>
-          <w:tcPr>
-            <w:tcW w:type="dxa" w:w="2232"/>
-          </w:tcPr>
-          <w:p>
-            <w:pPr>
-              <w:spacing w:before="0" w:after="0" w:line="240" w:lineRule="auto"/>
-              <w:keepNext/>
-            </w:pPr>
-            <w:r>
-              <w:rPr>
-                <w:rFonts w:ascii="Times New Roman" w:hAnsi="Times New Roman"/>
-                <w:sz w:val="21"/>
-              </w:rPr>
-            </w:r>
-            <w:r>
-              <w:rPr>
-                <w:rFonts w:ascii="Times New Roman" w:hAnsi="Times New Roman"/>
-                <w:b w:val="0"/>
-                <w:sz w:val="21"/>
-              </w:rPr>
-              <w:t>Execution validity</w:t>
-            </w:r>
-          </w:p>
-        </w:tc>
-        <w:tc>
-          <w:tcPr>
-            <w:tcW w:type="dxa" w:w="1944"/>
-          </w:tcPr>
-          <w:p>
-            <w:pPr>
-              <w:spacing w:before="0" w:after="0" w:line="240" w:lineRule="auto"/>
-              <w:jc w:val="center"/>
-              <w:keepNext/>
-            </w:pPr>
-            <w:r>
-              <w:rPr>
-                <w:rFonts w:ascii="Times New Roman" w:hAnsi="Times New Roman"/>
-                <w:sz w:val="21"/>
-              </w:rPr>
-            </w:r>
-            <w:r>
-              <w:rPr>
-                <w:rFonts w:ascii="Times New Roman" w:hAnsi="Times New Roman"/>
-                <w:b w:val="0"/>
-                <w:sz w:val="21"/>
-              </w:rPr>
-              <w:t>16/16 (100.0%)</w:t>
-            </w:r>
-          </w:p>
-        </w:tc>
-        <w:tc>
-          <w:tcPr>
-            <w:tcW w:type="dxa" w:w="4752"/>
-          </w:tcPr>
-          <w:p>
-            <w:pPr>
-              <w:spacing w:before="0" w:after="0" w:line="240" w:lineRule="auto"/>
-              <w:jc w:val="center"/>
-              <w:keepNext/>
-            </w:pPr>
-            <w:r>
-              <w:rPr>
-                <w:rFonts w:ascii="Times New Roman" w:hAnsi="Times New Roman"/>
-                <w:sz w:val="21"/>
-              </w:rPr>
-            </w:r>
-            <w:r>
-              <w:rPr>
-                <w:rFonts w:ascii="Times New Roman" w:hAnsi="Times New Roman"/>
-                <w:b w:val="0"/>
-                <w:sz w:val="21"/>
-              </w:rPr>
-              <w:t>Every Admin oracle task produced executable SQL.</w:t>
-            </w:r>
-          </w:p>
-        </w:tc>
-      </w:tr>
-      <w:tr>
-        <w:trPr>
-          <w:cantSplit/>
-        </w:trPr>
-        <w:tc>
-          <w:tcPr>
-            <w:tcW w:type="dxa" w:w="2232"/>
-          </w:tcPr>
-          <w:p>
-            <w:pPr>
-              <w:spacing w:before="0" w:after="0" w:line="240" w:lineRule="auto"/>
-              <w:keepNext/>
-            </w:pPr>
-            <w:r>
-              <w:rPr>
-                <w:rFonts w:ascii="Times New Roman" w:hAnsi="Times New Roman"/>
-                <w:sz w:val="21"/>
-              </w:rPr>
-            </w:r>
-            <w:r>
-              <w:rPr>
-                <w:rFonts w:ascii="Times New Roman" w:hAnsi="Times New Roman"/>
-                <w:b w:val="0"/>
-                <w:sz w:val="21"/>
-              </w:rPr>
-              <w:t>Shape accuracy</w:t>
-            </w:r>
-          </w:p>
-        </w:tc>
-        <w:tc>
-          <w:tcPr>
-            <w:tcW w:type="dxa" w:w="1944"/>
-          </w:tcPr>
-          <w:p>
-            <w:pPr>
-              <w:spacing w:before="0" w:after="0" w:line="240" w:lineRule="auto"/>
-              <w:jc w:val="center"/>
-              <w:keepNext/>
-            </w:pPr>
-            <w:r>
-              <w:rPr>
-                <w:rFonts w:ascii="Times New Roman" w:hAnsi="Times New Roman"/>
-                <w:sz w:val="21"/>
-              </w:rPr>
-            </w:r>
-            <w:r>
-              <w:rPr>
-                <w:rFonts w:ascii="Times New Roman" w:hAnsi="Times New Roman"/>
-                <w:b w:val="0"/>
-                <w:sz w:val="21"/>
-              </w:rPr>
-              <w:t>16/16 (100.0%)</w:t>
-            </w:r>
-          </w:p>
-        </w:tc>
-        <w:tc>
-          <w:tcPr>
-            <w:tcW w:type="dxa" w:w="4752"/>
-          </w:tcPr>
-          <w:p>
-            <w:pPr>
-              <w:spacing w:before="0" w:after="0" w:line="240" w:lineRule="auto"/>
-              <w:jc w:val="center"/>
-              <w:keepNext/>
-            </w:pPr>
-            <w:r>
-              <w:rPr>
-                <w:rFonts w:ascii="Times New Roman" w:hAnsi="Times New Roman"/>
-                <w:sz w:val="21"/>
-              </w:rPr>
-            </w:r>
-            <w:r>
-              <w:rPr>
-                <w:rFonts w:ascii="Times New Roman" w:hAnsi="Times New Roman"/>
-                <w:b w:val="0"/>
-                <w:sz w:val="21"/>
-              </w:rPr>
-              <w:t>Every output used the expected row/column structure.</w:t>
-            </w:r>
-          </w:p>
-        </w:tc>
-      </w:tr>
-      <w:tr>
-        <w:trPr>
-          <w:cantSplit/>
-        </w:trPr>
-        <w:tc>
-          <w:tcPr>
-            <w:tcW w:type="dxa" w:w="2232"/>
-          </w:tcPr>
-          <w:p>
-            <w:pPr>
-              <w:spacing w:before="0" w:after="0" w:line="240" w:lineRule="auto"/>
-              <w:keepNext/>
-            </w:pPr>
-            <w:r>
-              <w:rPr>
-                <w:rFonts w:ascii="Times New Roman" w:hAnsi="Times New Roman"/>
-                <w:sz w:val="21"/>
-              </w:rPr>
-            </w:r>
-            <w:r>
-              <w:rPr>
-                <w:rFonts w:ascii="Times New Roman" w:hAnsi="Times New Roman"/>
-                <w:b w:val="0"/>
-                <w:sz w:val="21"/>
-              </w:rPr>
-              <w:t>Result accuracy</w:t>
-            </w:r>
-          </w:p>
-        </w:tc>
-        <w:tc>
-          <w:tcPr>
-            <w:tcW w:type="dxa" w:w="1944"/>
-          </w:tcPr>
-          <w:p>
-            <w:pPr>
-              <w:spacing w:before="0" w:after="0" w:line="240" w:lineRule="auto"/>
-              <w:jc w:val="center"/>
-              <w:keepNext/>
-            </w:pPr>
-            <w:r>
-              <w:rPr>
-                <w:rFonts w:ascii="Times New Roman" w:hAnsi="Times New Roman"/>
-                <w:sz w:val="21"/>
-              </w:rPr>
-            </w:r>
-            <w:r>
-              <w:rPr>
-                <w:rFonts w:ascii="Times New Roman" w:hAnsi="Times New Roman"/>
-                <w:b w:val="0"/>
-                <w:sz w:val="21"/>
-              </w:rPr>
-              <w:t>15/16 (93.8%)</w:t>
-            </w:r>
-          </w:p>
-        </w:tc>
-        <w:tc>
-          <w:tcPr>
-            <w:tcW w:type="dxa" w:w="4752"/>
-          </w:tcPr>
-          <w:p>
-            <w:pPr>
-              <w:spacing w:before="0" w:after="0" w:line="240" w:lineRule="auto"/>
-              <w:jc w:val="center"/>
-              <w:keepNext/>
-            </w:pPr>
-            <w:r>
-              <w:rPr>
-                <w:rFonts w:ascii="Times New Roman" w:hAnsi="Times New Roman"/>
-                <w:sz w:val="21"/>
-              </w:rPr>
-            </w:r>
-            <w:r>
-              <w:rPr>
-                <w:rFonts w:ascii="Times New Roman" w:hAnsi="Times New Roman"/>
-                <w:b w:val="0"/>
-                <w:sz w:val="21"/>
-              </w:rPr>
-              <w:t>One dashboard order-average matrix still differs from nopCommerce.</w:t>
-            </w:r>
-          </w:p>
-        </w:tc>
-      </w:tr>
-    </w:tbl>
-    <w:p>
-      <w:pPr>
-        <w:spacing w:after="80"/>
-      </w:pPr>
-    </w:p>
-    <w:p>
-      <w:pPr>
-        <w:spacing w:after="0" w:before="0" w:line="360" w:lineRule="auto"/>
-        <w:jc w:val="both"/>
-      </w:pPr>
-      <w:r>
-        <w:rPr>
-          <w:rFonts w:ascii="Times New Roman" w:hAnsi="Times New Roman"/>
-          <w:b w:val="0"/>
-          <w:i w:val="0"/>
-          <w:sz w:val="24"/>
-        </w:rPr>
-        <w:t>The remaining mismatch is useful evidence. It shows that the benchmark can find a real gap. The fix belongs in a general multi-period matrix-summary component in the compiler, not in a hardcoded nopCommerce report shortcut.</w:t>
-      </w:r>
-    </w:p>
-    <w:p>
-      <w:pPr>
-        <w:spacing w:before="320" w:after="160"/>
-        <w:jc w:val="left"/>
-      </w:pPr>
-      <w:r>
-        <w:rPr>
-          <w:rFonts w:ascii="Times New Roman" w:hAnsi="Times New Roman"/>
-          <w:b/>
-          <w:sz w:val="28"/>
-        </w:rPr>
-        <w:t>5.4  Focused Semantic Coverage</w:t>
-      </w:r>
-    </w:p>
-    <w:p>
-      <w:pPr>
-        <w:spacing w:before="200" w:after="80"/>
-        <w:jc w:val="center"/>
-        <w:keepNext/>
-      </w:pPr>
-      <w:r>
-        <w:rPr>
-          <w:rFonts w:ascii="Times New Roman" w:hAnsi="Times New Roman"/>
-          <w:b/>
-          <w:sz w:val="22"/>
-        </w:rPr>
-        <w:t>Table 5.4: Focused semantic coverage results.</w:t>
+        <w:t>Table 5.3: nopCommerce standard admin report fidelity.</w:t>
       </w:r>
     </w:p>
     <w:tbl>
@@ -16083,8 +15581,8 @@
       </w:tblPr>
       <w:tblGrid>
         <w:gridCol w:w="2520"/>
-        <w:gridCol w:w="1944"/>
-        <w:gridCol w:w="4464"/>
+        <w:gridCol w:w="1656"/>
+        <w:gridCol w:w="4752"/>
       </w:tblGrid>
       <w:tr>
         <w:trPr>
@@ -16113,7 +15611,7 @@
                 <w:b/>
                 <w:sz w:val="21"/>
               </w:rPr>
-              <w:t>Metric</w:t>
+              <w:t>Check</w:t>
             </w:r>
           </w:p>
         </w:tc>
@@ -16197,13 +15695,13 @@
                 <w:b w:val="0"/>
                 <w:sz w:val="21"/>
               </w:rPr>
-              <w:t>Supported execution validity</w:t>
+              <w:t>Reached an answer and compiled</w:t>
             </w:r>
           </w:p>
         </w:tc>
         <w:tc>
           <w:tcPr>
-            <w:tcW w:type="dxa" w:w="1944"/>
+            <w:tcW w:type="dxa" w:w="1656"/>
           </w:tcPr>
           <w:p>
             <w:pPr>
@@ -16223,13 +15721,13 @@
                 <w:b w:val="0"/>
                 <w:sz w:val="21"/>
               </w:rPr>
-              <w:t>20/20 (100.0%)</w:t>
+              <w:t>20/20</w:t>
             </w:r>
           </w:p>
         </w:tc>
         <w:tc>
           <w:tcPr>
-            <w:tcW w:type="dxa" w:w="4464"/>
+            <w:tcW w:type="dxa" w:w="4752"/>
           </w:tcPr>
           <w:p>
             <w:pPr>
@@ -16249,7 +15747,7 @@
                 <w:b w:val="0"/>
                 <w:sz w:val="21"/>
               </w:rPr>
-              <w:t>Representative supported requests executed.</w:t>
+              <w:t>Every standard report can be requested in ordinary language.</w:t>
             </w:r>
           </w:p>
         </w:tc>
@@ -16279,13 +15777,13 @@
                 <w:b w:val="0"/>
                 <w:sz w:val="21"/>
               </w:rPr>
-              <w:t>Supported shape accuracy</w:t>
+              <w:t>Result set matched the platform</w:t>
             </w:r>
           </w:p>
         </w:tc>
         <w:tc>
           <w:tcPr>
-            <w:tcW w:type="dxa" w:w="1944"/>
+            <w:tcW w:type="dxa" w:w="1656"/>
           </w:tcPr>
           <w:p>
             <w:pPr>
@@ -16305,13 +15803,13 @@
                 <w:b w:val="0"/>
                 <w:sz w:val="21"/>
               </w:rPr>
-              <w:t>20/20 (100.0%)</w:t>
+              <w:t>15/20 (75.0%)</w:t>
             </w:r>
           </w:p>
         </w:tc>
         <w:tc>
           <w:tcPr>
-            <w:tcW w:type="dxa" w:w="4464"/>
+            <w:tcW w:type="dxa" w:w="4752"/>
           </w:tcPr>
           <w:p>
             <w:pPr>
@@ -16331,7 +15829,7 @@
                 <w:b w:val="0"/>
                 <w:sz w:val="21"/>
               </w:rPr>
-              <w:t>Outputs matched the expected widget form.</w:t>
+              <w:t>The check that tests the claim: same database, same rows, same values.</w:t>
             </w:r>
           </w:p>
         </w:tc>
@@ -16361,13 +15859,13 @@
                 <w:b w:val="0"/>
                 <w:sz w:val="21"/>
               </w:rPr>
-              <w:t>Supported result accuracy</w:t>
+              <w:t>Reports differing in value</w:t>
             </w:r>
           </w:p>
         </w:tc>
         <w:tc>
           <w:tcPr>
-            <w:tcW w:type="dxa" w:w="1944"/>
+            <w:tcW w:type="dxa" w:w="1656"/>
           </w:tcPr>
           <w:p>
             <w:pPr>
@@ -16387,13 +15885,13 @@
                 <w:b w:val="0"/>
                 <w:sz w:val="21"/>
               </w:rPr>
-              <w:t>20/20 (100.0%)</w:t>
+              <w:t>0/20</w:t>
             </w:r>
           </w:p>
         </w:tc>
         <w:tc>
           <w:tcPr>
-            <w:tcW w:type="dxa" w:w="4464"/>
+            <w:tcW w:type="dxa" w:w="4752"/>
           </w:tcPr>
           <w:p>
             <w:pPr>
@@ -16413,7 +15911,194 @@
                 <w:b w:val="0"/>
                 <w:sz w:val="21"/>
               </w:rPr>
-              <w:t>Focused supported cases matched expected values.</w:t>
+              <w:t>The five mismatches differ in row count or label column, never in a number.</w:t>
+            </w:r>
+          </w:p>
+        </w:tc>
+      </w:tr>
+    </w:tbl>
+    <w:p>
+      <w:pPr>
+        <w:spacing w:after="80"/>
+      </w:pPr>
+    </w:p>
+    <w:p>
+      <w:pPr>
+        <w:spacing w:after="200" w:before="0" w:line="360" w:lineRule="auto"/>
+        <w:jc w:val="both"/>
+      </w:pPr>
+      <w:r>
+        <w:rPr>
+          <w:rFonts w:ascii="Times New Roman" w:hAnsi="Times New Roman"/>
+          <w:b w:val="0"/>
+          <w:i w:val="0"/>
+          <w:sz w:val="24"/>
+        </w:rPr>
+        <w:t>Only the second check tests the claim. The first is satisfied by any query that compiles, and several of these twenty once passed it while being silently wrong: an order-level revenue sum fanned out across item-level joins, a missing soft-delete filter, a customer breakdown grouped by display name. Each returned a plausible, chartable number, so nothing downstream could tell it from a correct answer. That is the reason this thesis treats a compile-only check as a proxy rather than a result.</w:t>
+      </w:r>
+    </w:p>
+    <w:p>
+      <w:pPr>
+        <w:spacing w:after="0" w:before="0" w:line="360" w:lineRule="auto"/>
+        <w:jc w:val="both"/>
+      </w:pPr>
+      <w:r>
+        <w:rPr>
+          <w:rFonts w:ascii="Times New Roman" w:hAnsi="Times New Roman"/>
+          <w:b w:val="0"/>
+          <w:i w:val="0"/>
+          <w:sz w:val="24"/>
+        </w:rPr>
+        <w:t>The five reports that did not match agree with the platform on every value in every overlapping row. Four differ in result-set size, because nopCommerce's own reports carry their own limits of five, fifteen or one hundred rows. Two differ in the label column, returning a customer name where the platform labels by email address. Matching them exactly would require per-report presets, which is the report-specific special-casing the semantic layer exists to avoid.</w:t>
+      </w:r>
+    </w:p>
+    <w:p>
+      <w:pPr>
+        <w:spacing w:before="320" w:after="160"/>
+        <w:jc w:val="left"/>
+      </w:pPr>
+      <w:r>
+        <w:rPr>
+          <w:rFonts w:ascii="Times New Roman" w:hAnsi="Times New Roman"/>
+          <w:b/>
+          <w:sz w:val="28"/>
+        </w:rPr>
+        <w:t>5.4  Latency</w:t>
+      </w:r>
+    </w:p>
+    <w:p>
+      <w:pPr>
+        <w:spacing w:after="200" w:before="0" w:line="360" w:lineRule="auto"/>
+        <w:jc w:val="both"/>
+      </w:pPr>
+      <w:r>
+        <w:rPr>
+          <w:rFonts w:ascii="Times New Roman" w:hAnsi="Times New Roman"/>
+          <w:b w:val="0"/>
+          <w:i w:val="0"/>
+          <w:sz w:val="24"/>
+        </w:rPr>
+        <w:t>Per-stage timings were recorded for every supported question in the live benchmark. The split between the model stage and the deterministic stages matters more than the totals, because it is the same boundary the safety argument rests on.</w:t>
+      </w:r>
+    </w:p>
+    <w:p>
+      <w:pPr>
+        <w:spacing w:before="200" w:after="80"/>
+        <w:jc w:val="center"/>
+        <w:keepNext/>
+      </w:pPr>
+      <w:r>
+        <w:rPr>
+          <w:rFonts w:ascii="Times New Roman" w:hAnsi="Times New Roman"/>
+          <w:b/>
+          <w:sz w:val="22"/>
+        </w:rPr>
+        <w:t>Table 5.4: Per-stage latency over 425 supported questions.</w:t>
+      </w:r>
+    </w:p>
+    <w:tbl>
+      <w:tblPr>
+        <w:tblStyle w:val="TableGrid"/>
+        <w:tblW w:type="auto" w:w="0"/>
+        <w:jc w:val="center"/>
+        <w:tblLayout w:type="fixed"/>
+        <w:tblLook w:firstColumn="1" w:firstRow="1" w:lastColumn="0" w:lastRow="0" w:noHBand="0" w:noVBand="1" w:val="04A0"/>
+        <w:tblBorders>
+          <w:top w:val="single" w:sz="4" w:space="0" w:color="999999"/>
+          <w:left w:val="single" w:sz="4" w:space="0" w:color="999999"/>
+          <w:bottom w:val="single" w:sz="4" w:space="0" w:color="999999"/>
+          <w:right w:val="single" w:sz="4" w:space="0" w:color="999999"/>
+          <w:insideH w:val="single" w:sz="4" w:space="0" w:color="999999"/>
+          <w:insideV w:val="single" w:sz="4" w:space="0" w:color="999999"/>
+        </w:tblBorders>
+      </w:tblPr>
+      <w:tblGrid>
+        <w:gridCol w:w="3456"/>
+        <w:gridCol w:w="2016"/>
+        <w:gridCol w:w="2016"/>
+      </w:tblGrid>
+      <w:tr>
+        <w:trPr>
+          <w:cantSplit/>
+        </w:trPr>
+        <w:tc>
+          <w:tcPr>
+            <w:tcW w:type="dxa" w:w="3009"/>
+          </w:tcPr>
+          <w:p>
+            <w:pPr>
+              <w:spacing w:before="0" w:after="0" w:line="240" w:lineRule="auto"/>
+              <w:jc w:val="center"/>
+              <w:keepNext/>
+            </w:pPr>
+            <w:r>
+              <w:rPr>
+                <w:rFonts w:ascii="Times New Roman" w:hAnsi="Times New Roman"/>
+                <w:b/>
+                <w:sz w:val="21"/>
+              </w:rPr>
+            </w:r>
+            <w:r>
+              <w:rPr>
+                <w:rFonts w:ascii="Times New Roman" w:hAnsi="Times New Roman"/>
+                <w:b/>
+                <w:sz w:val="21"/>
+              </w:rPr>
+              <w:t>Stage</w:t>
+            </w:r>
+          </w:p>
+        </w:tc>
+        <w:tc>
+          <w:tcPr>
+            <w:tcW w:type="dxa" w:w="3009"/>
+          </w:tcPr>
+          <w:p>
+            <w:pPr>
+              <w:spacing w:before="0" w:after="0" w:line="240" w:lineRule="auto"/>
+              <w:jc w:val="center"/>
+              <w:keepNext/>
+            </w:pPr>
+            <w:r>
+              <w:rPr>
+                <w:rFonts w:ascii="Times New Roman" w:hAnsi="Times New Roman"/>
+                <w:b/>
+                <w:sz w:val="21"/>
+              </w:rPr>
+            </w:r>
+            <w:r>
+              <w:rPr>
+                <w:rFonts w:ascii="Times New Roman" w:hAnsi="Times New Roman"/>
+                <w:b/>
+                <w:sz w:val="21"/>
+              </w:rPr>
+              <w:t>Median</w:t>
+            </w:r>
+          </w:p>
+        </w:tc>
+        <w:tc>
+          <w:tcPr>
+            <w:tcW w:type="dxa" w:w="3009"/>
+          </w:tcPr>
+          <w:p>
+            <w:pPr>
+              <w:spacing w:before="0" w:after="0" w:line="240" w:lineRule="auto"/>
+              <w:jc w:val="center"/>
+              <w:keepNext/>
+            </w:pPr>
+            <w:r>
+              <w:rPr>
+                <w:rFonts w:ascii="Times New Roman" w:hAnsi="Times New Roman"/>
+                <w:b/>
+                <w:sz w:val="21"/>
+              </w:rPr>
+            </w:r>
+            <w:r>
+              <w:rPr>
+                <w:rFonts w:ascii="Times New Roman" w:hAnsi="Times New Roman"/>
+                <w:b/>
+                <w:sz w:val="21"/>
+              </w:rPr>
+              <w:t>95th percentile</w:t>
             </w:r>
           </w:p>
         </w:tc>
@@ -16424,7 +16109,7 @@
         </w:trPr>
         <w:tc>
           <w:tcPr>
-            <w:tcW w:type="dxa" w:w="2520"/>
+            <w:tcW w:type="dxa" w:w="3456"/>
           </w:tcPr>
           <w:p>
             <w:pPr>
@@ -16443,13 +16128,13 @@
                 <w:b w:val="0"/>
                 <w:sz w:val="21"/>
               </w:rPr>
-              <w:t>Boundary rejection accuracy</w:t>
+              <w:t>Intent extraction (model)</w:t>
             </w:r>
           </w:p>
         </w:tc>
         <w:tc>
           <w:tcPr>
-            <w:tcW w:type="dxa" w:w="1944"/>
+            <w:tcW w:type="dxa" w:w="2016"/>
           </w:tcPr>
           <w:p>
             <w:pPr>
@@ -16469,13 +16154,13 @@
                 <w:b w:val="0"/>
                 <w:sz w:val="21"/>
               </w:rPr>
-              <w:t>5/5 (100.0%)</w:t>
+              <w:t>9,029.89 ms</w:t>
             </w:r>
           </w:p>
         </w:tc>
         <w:tc>
           <w:tcPr>
-            <w:tcW w:type="dxa" w:w="4464"/>
+            <w:tcW w:type="dxa" w:w="2016"/>
           </w:tcPr>
           <w:p>
             <w:pPr>
@@ -16495,7 +16180,335 @@
                 <w:b w:val="0"/>
                 <w:sz w:val="21"/>
               </w:rPr>
-              <w:t>Focused unsupported cases were rejected.</w:t>
+              <w:t>19,460.15 ms</w:t>
+            </w:r>
+          </w:p>
+        </w:tc>
+      </w:tr>
+      <w:tr>
+        <w:trPr>
+          <w:cantSplit/>
+        </w:trPr>
+        <w:tc>
+          <w:tcPr>
+            <w:tcW w:type="dxa" w:w="3456"/>
+          </w:tcPr>
+          <w:p>
+            <w:pPr>
+              <w:spacing w:before="0" w:after="0" w:line="240" w:lineRule="auto"/>
+              <w:keepNext/>
+            </w:pPr>
+            <w:r>
+              <w:rPr>
+                <w:rFonts w:ascii="Times New Roman" w:hAnsi="Times New Roman"/>
+                <w:sz w:val="21"/>
+              </w:rPr>
+            </w:r>
+            <w:r>
+              <w:rPr>
+                <w:rFonts w:ascii="Times New Roman" w:hAnsi="Times New Roman"/>
+                <w:b w:val="0"/>
+                <w:sz w:val="21"/>
+              </w:rPr>
+              <w:t>Semantic resolution</w:t>
+            </w:r>
+          </w:p>
+        </w:tc>
+        <w:tc>
+          <w:tcPr>
+            <w:tcW w:type="dxa" w:w="2016"/>
+          </w:tcPr>
+          <w:p>
+            <w:pPr>
+              <w:spacing w:before="0" w:after="0" w:line="240" w:lineRule="auto"/>
+              <w:jc w:val="center"/>
+              <w:keepNext/>
+            </w:pPr>
+            <w:r>
+              <w:rPr>
+                <w:rFonts w:ascii="Times New Roman" w:hAnsi="Times New Roman"/>
+                <w:sz w:val="21"/>
+              </w:rPr>
+            </w:r>
+            <w:r>
+              <w:rPr>
+                <w:rFonts w:ascii="Times New Roman" w:hAnsi="Times New Roman"/>
+                <w:b w:val="0"/>
+                <w:sz w:val="21"/>
+              </w:rPr>
+              <w:t>0.89 ms</w:t>
+            </w:r>
+          </w:p>
+        </w:tc>
+        <w:tc>
+          <w:tcPr>
+            <w:tcW w:type="dxa" w:w="2016"/>
+          </w:tcPr>
+          <w:p>
+            <w:pPr>
+              <w:spacing w:before="0" w:after="0" w:line="240" w:lineRule="auto"/>
+              <w:jc w:val="center"/>
+              <w:keepNext/>
+            </w:pPr>
+            <w:r>
+              <w:rPr>
+                <w:rFonts w:ascii="Times New Roman" w:hAnsi="Times New Roman"/>
+                <w:sz w:val="21"/>
+              </w:rPr>
+            </w:r>
+            <w:r>
+              <w:rPr>
+                <w:rFonts w:ascii="Times New Roman" w:hAnsi="Times New Roman"/>
+                <w:b w:val="0"/>
+                <w:sz w:val="21"/>
+              </w:rPr>
+              <w:t>1.25 ms</w:t>
+            </w:r>
+          </w:p>
+        </w:tc>
+      </w:tr>
+      <w:tr>
+        <w:trPr>
+          <w:cantSplit/>
+        </w:trPr>
+        <w:tc>
+          <w:tcPr>
+            <w:tcW w:type="dxa" w:w="3456"/>
+          </w:tcPr>
+          <w:p>
+            <w:pPr>
+              <w:spacing w:before="0" w:after="0" w:line="240" w:lineRule="auto"/>
+              <w:keepNext/>
+            </w:pPr>
+            <w:r>
+              <w:rPr>
+                <w:rFonts w:ascii="Times New Roman" w:hAnsi="Times New Roman"/>
+                <w:sz w:val="21"/>
+              </w:rPr>
+            </w:r>
+            <w:r>
+              <w:rPr>
+                <w:rFonts w:ascii="Times New Roman" w:hAnsi="Times New Roman"/>
+                <w:b w:val="0"/>
+                <w:sz w:val="21"/>
+              </w:rPr>
+              <w:t>SQL compilation</w:t>
+            </w:r>
+          </w:p>
+        </w:tc>
+        <w:tc>
+          <w:tcPr>
+            <w:tcW w:type="dxa" w:w="2016"/>
+          </w:tcPr>
+          <w:p>
+            <w:pPr>
+              <w:spacing w:before="0" w:after="0" w:line="240" w:lineRule="auto"/>
+              <w:jc w:val="center"/>
+              <w:keepNext/>
+            </w:pPr>
+            <w:r>
+              <w:rPr>
+                <w:rFonts w:ascii="Times New Roman" w:hAnsi="Times New Roman"/>
+                <w:sz w:val="21"/>
+              </w:rPr>
+            </w:r>
+            <w:r>
+              <w:rPr>
+                <w:rFonts w:ascii="Times New Roman" w:hAnsi="Times New Roman"/>
+                <w:b w:val="0"/>
+                <w:sz w:val="21"/>
+              </w:rPr>
+              <w:t>0.13 ms</w:t>
+            </w:r>
+          </w:p>
+        </w:tc>
+        <w:tc>
+          <w:tcPr>
+            <w:tcW w:type="dxa" w:w="2016"/>
+          </w:tcPr>
+          <w:p>
+            <w:pPr>
+              <w:spacing w:before="0" w:after="0" w:line="240" w:lineRule="auto"/>
+              <w:jc w:val="center"/>
+              <w:keepNext/>
+            </w:pPr>
+            <w:r>
+              <w:rPr>
+                <w:rFonts w:ascii="Times New Roman" w:hAnsi="Times New Roman"/>
+                <w:sz w:val="21"/>
+              </w:rPr>
+            </w:r>
+            <w:r>
+              <w:rPr>
+                <w:rFonts w:ascii="Times New Roman" w:hAnsi="Times New Roman"/>
+                <w:b w:val="0"/>
+                <w:sz w:val="21"/>
+              </w:rPr>
+              <w:t>0.21 ms</w:t>
+            </w:r>
+          </w:p>
+        </w:tc>
+      </w:tr>
+      <w:tr>
+        <w:trPr>
+          <w:cantSplit/>
+        </w:trPr>
+        <w:tc>
+          <w:tcPr>
+            <w:tcW w:type="dxa" w:w="3456"/>
+          </w:tcPr>
+          <w:p>
+            <w:pPr>
+              <w:spacing w:before="0" w:after="0" w:line="240" w:lineRule="auto"/>
+              <w:keepNext/>
+            </w:pPr>
+            <w:r>
+              <w:rPr>
+                <w:rFonts w:ascii="Times New Roman" w:hAnsi="Times New Roman"/>
+                <w:sz w:val="21"/>
+              </w:rPr>
+            </w:r>
+            <w:r>
+              <w:rPr>
+                <w:rFonts w:ascii="Times New Roman" w:hAnsi="Times New Roman"/>
+                <w:b w:val="0"/>
+                <w:sz w:val="21"/>
+              </w:rPr>
+              <w:t>Database execution</w:t>
+            </w:r>
+          </w:p>
+        </w:tc>
+        <w:tc>
+          <w:tcPr>
+            <w:tcW w:type="dxa" w:w="2016"/>
+          </w:tcPr>
+          <w:p>
+            <w:pPr>
+              <w:spacing w:before="0" w:after="0" w:line="240" w:lineRule="auto"/>
+              <w:jc w:val="center"/>
+              <w:keepNext/>
+            </w:pPr>
+            <w:r>
+              <w:rPr>
+                <w:rFonts w:ascii="Times New Roman" w:hAnsi="Times New Roman"/>
+                <w:sz w:val="21"/>
+              </w:rPr>
+            </w:r>
+            <w:r>
+              <w:rPr>
+                <w:rFonts w:ascii="Times New Roman" w:hAnsi="Times New Roman"/>
+                <w:b w:val="0"/>
+                <w:sz w:val="21"/>
+              </w:rPr>
+              <w:t>2.54 ms</w:t>
+            </w:r>
+          </w:p>
+        </w:tc>
+        <w:tc>
+          <w:tcPr>
+            <w:tcW w:type="dxa" w:w="2016"/>
+          </w:tcPr>
+          <w:p>
+            <w:pPr>
+              <w:spacing w:before="0" w:after="0" w:line="240" w:lineRule="auto"/>
+              <w:jc w:val="center"/>
+              <w:keepNext/>
+            </w:pPr>
+            <w:r>
+              <w:rPr>
+                <w:rFonts w:ascii="Times New Roman" w:hAnsi="Times New Roman"/>
+                <w:sz w:val="21"/>
+              </w:rPr>
+            </w:r>
+            <w:r>
+              <w:rPr>
+                <w:rFonts w:ascii="Times New Roman" w:hAnsi="Times New Roman"/>
+                <w:b w:val="0"/>
+                <w:sz w:val="21"/>
+              </w:rPr>
+              <w:t>12.87 ms</w:t>
+            </w:r>
+          </w:p>
+        </w:tc>
+      </w:tr>
+      <w:tr>
+        <w:trPr>
+          <w:cantSplit/>
+        </w:trPr>
+        <w:tc>
+          <w:tcPr>
+            <w:tcW w:type="dxa" w:w="3456"/>
+          </w:tcPr>
+          <w:p>
+            <w:pPr>
+              <w:spacing w:before="0" w:after="0" w:line="240" w:lineRule="auto"/>
+              <w:keepNext/>
+            </w:pPr>
+            <w:r>
+              <w:rPr>
+                <w:rFonts w:ascii="Times New Roman" w:hAnsi="Times New Roman"/>
+                <w:sz w:val="21"/>
+              </w:rPr>
+            </w:r>
+            <w:r>
+              <w:rPr>
+                <w:rFonts w:ascii="Times New Roman" w:hAnsi="Times New Roman"/>
+                <w:b w:val="0"/>
+                <w:sz w:val="21"/>
+              </w:rPr>
+              <w:t>All stages after the model</w:t>
+            </w:r>
+          </w:p>
+        </w:tc>
+        <w:tc>
+          <w:tcPr>
+            <w:tcW w:type="dxa" w:w="2016"/>
+          </w:tcPr>
+          <w:p>
+            <w:pPr>
+              <w:spacing w:before="0" w:after="0" w:line="240" w:lineRule="auto"/>
+              <w:jc w:val="center"/>
+              <w:keepNext/>
+            </w:pPr>
+            <w:r>
+              <w:rPr>
+                <w:rFonts w:ascii="Times New Roman" w:hAnsi="Times New Roman"/>
+                <w:sz w:val="21"/>
+              </w:rPr>
+            </w:r>
+            <w:r>
+              <w:rPr>
+                <w:rFonts w:ascii="Times New Roman" w:hAnsi="Times New Roman"/>
+                <w:b w:val="0"/>
+                <w:sz w:val="21"/>
+              </w:rPr>
+              <w:t>3.62 ms</w:t>
+            </w:r>
+          </w:p>
+        </w:tc>
+        <w:tc>
+          <w:tcPr>
+            <w:tcW w:type="dxa" w:w="2016"/>
+          </w:tcPr>
+          <w:p>
+            <w:pPr>
+              <w:spacing w:before="0" w:after="0" w:line="240" w:lineRule="auto"/>
+              <w:jc w:val="center"/>
+              <w:keepNext/>
+            </w:pPr>
+            <w:r>
+              <w:rPr>
+                <w:rFonts w:ascii="Times New Roman" w:hAnsi="Times New Roman"/>
+                <w:sz w:val="21"/>
+              </w:rPr>
+            </w:r>
+            <w:r>
+              <w:rPr>
+                <w:rFonts w:ascii="Times New Roman" w:hAnsi="Times New Roman"/>
+                <w:b w:val="0"/>
+                <w:sz w:val="21"/>
+              </w:rPr>
+              <w:t>14.02 ms</w:t>
             </w:r>
           </w:p>
         </w:tc>
@@ -16518,7 +16531,7 @@
           <w:i w:val="0"/>
           <w:sz w:val="24"/>
         </w:rPr>
-        <w:t>This small suite is not proof of perfection. It is a regression and coverage check over representative semantic-layer combinations. The broader 500-question benchmark and the Admin oracle mismatch are what keep the evaluation honest.</w:t>
+        <w:t>Substantially all of the wall clock is the model reading the question. The stages that resolve business concepts, choose the join path, emit SQL and execute it take a few milliseconds together, and the model has no influence over any of them. The model figure is a property of the gateway used here and would change with the provider; the deterministic figures are properties of the architecture and would follow it to another deployment. The direct baseline's generation stage has a comparable median of 9,154.02 ms, so the constrained pipeline pays no latency premium for its safety.</w:t>
       </w:r>
     </w:p>
     <w:p>
@@ -16547,7 +16560,7 @@
           <w:i w:val="0"/>
           <w:sz w:val="24"/>
         </w:rPr>
-        <w:t>The central architectural safety property is that the language model does not write SQL. It returns a typed intent object. Deterministic templates then produce SQL from approved semantic-layer definitions and check the query before execution. User prompt text is not inserted into executable SQL.</w:t>
+        <w:t>The central architectural safety property is that the language model does not write SQL. It returns an Intent Object. Deterministic templates then produce SQL from approved semantic-layer definitions and check the query before execution. User prompt text is not inserted into executable SQL. The claim is therefore structural rather than statistical: no rate of successful defence is asserted, because there is no path from a prompt to a query the templates do not generate.</w:t>
       </w:r>
     </w:p>
     <w:p>
@@ -16805,7 +16818,7 @@
                 <w:b w:val="0"/>
                 <w:sz w:val="21"/>
               </w:rPr>
-              <w:t>The structured intent must bind to approved semantic-layer definitions.</w:t>
+              <w:t>The Intent Object must bind to approved semantic-layer definitions.</w:t>
             </w:r>
           </w:p>
         </w:tc>
@@ -16926,6 +16939,21 @@
     </w:p>
     <w:p>
       <w:pPr>
+        <w:spacing w:after="0" w:before="0" w:line="360" w:lineRule="auto"/>
+        <w:jc w:val="both"/>
+      </w:pPr>
+      <w:r>
+        <w:rPr>
+          <w:rFonts w:ascii="Times New Roman" w:hAnsi="Times New Roman"/>
+          <w:b w:val="0"/>
+          <w:i w:val="0"/>
+          <w:sz w:val="24"/>
+        </w:rPr>
+        <w:t>The baseline arm gives this structural claim an empirical counterpart. Both arms were scanned with the same forbidden-pattern set, imported from the compiler rather than restated, so neither is judged by a more lenient rule. The unconstrained arm produced two queries containing a forbidden construct, both attempts to classify review text by keyword matching joined with UNION. The constrained arm produced none.</w:t>
+      </w:r>
+    </w:p>
+    <w:p>
+      <w:pPr>
         <w:spacing w:before="320" w:after="160"/>
         <w:jc w:val="left"/>
       </w:pPr>
@@ -16950,7 +16978,7 @@
           <w:i w:val="0"/>
           <w:sz w:val="24"/>
         </w:rPr>
-        <w:t>A direct LLM-to-SQL baseline can appear attractive because it can always try to write a SELECT statement. However, allowing the model to author SQL moves business definitions, join choices, security behavior, and dialect correctness into a probabilistic component. AEGIS deliberately gives up unlimited query flexibility in exchange for approved definitions, deterministic compilation, and an explicit refusal path.</w:t>
+        <w:t>A direct LLM-to-SQL baseline can appear attractive because it can always try to write a SELECT statement. However, allowing the model to author SQL moves business definitions, join choices, security behavior, and dialect correctness into a probabilistic component. To measure that rather than assert it, the same model was run through the same gateway on the same 500 questions against the same database, with no semantic layer in between. The arms differ only in whether the model authors the query.</w:t>
       </w:r>
     </w:p>
     <w:p>
@@ -16965,7 +16993,396 @@
           <w:b/>
           <w:sz w:val="22"/>
         </w:rPr>
-        <w:t>Table 5.6: Structural comparison.</w:t>
+        <w:t>Table 5.6: Measured comparison over the same 500 questions.</w:t>
+      </w:r>
+    </w:p>
+    <w:tbl>
+      <w:tblPr>
+        <w:tblStyle w:val="TableGrid"/>
+        <w:tblW w:type="auto" w:w="0"/>
+        <w:jc w:val="center"/>
+        <w:tblLayout w:type="fixed"/>
+        <w:tblLook w:firstColumn="1" w:firstRow="1" w:lastColumn="0" w:lastRow="0" w:noHBand="0" w:noVBand="1" w:val="04A0"/>
+        <w:tblBorders>
+          <w:top w:val="single" w:sz="4" w:space="0" w:color="999999"/>
+          <w:left w:val="single" w:sz="4" w:space="0" w:color="999999"/>
+          <w:bottom w:val="single" w:sz="4" w:space="0" w:color="999999"/>
+          <w:right w:val="single" w:sz="4" w:space="0" w:color="999999"/>
+          <w:insideH w:val="single" w:sz="4" w:space="0" w:color="999999"/>
+          <w:insideV w:val="single" w:sz="4" w:space="0" w:color="999999"/>
+        </w:tblBorders>
+      </w:tblPr>
+      <w:tblGrid>
+        <w:gridCol w:w="3456"/>
+        <w:gridCol w:w="2016"/>
+        <w:gridCol w:w="2016"/>
+      </w:tblGrid>
+      <w:tr>
+        <w:trPr>
+          <w:cantSplit/>
+        </w:trPr>
+        <w:tc>
+          <w:tcPr>
+            <w:tcW w:type="dxa" w:w="3009"/>
+          </w:tcPr>
+          <w:p>
+            <w:pPr>
+              <w:spacing w:before="0" w:after="0" w:line="240" w:lineRule="auto"/>
+              <w:jc w:val="center"/>
+              <w:keepNext/>
+            </w:pPr>
+            <w:r>
+              <w:rPr>
+                <w:rFonts w:ascii="Times New Roman" w:hAnsi="Times New Roman"/>
+                <w:b/>
+                <w:sz w:val="21"/>
+              </w:rPr>
+            </w:r>
+            <w:r>
+              <w:rPr>
+                <w:rFonts w:ascii="Times New Roman" w:hAnsi="Times New Roman"/>
+                <w:b/>
+                <w:sz w:val="21"/>
+              </w:rPr>
+              <w:t>Measure</w:t>
+            </w:r>
+          </w:p>
+        </w:tc>
+        <w:tc>
+          <w:tcPr>
+            <w:tcW w:type="dxa" w:w="3009"/>
+          </w:tcPr>
+          <w:p>
+            <w:pPr>
+              <w:spacing w:before="0" w:after="0" w:line="240" w:lineRule="auto"/>
+              <w:jc w:val="center"/>
+              <w:keepNext/>
+            </w:pPr>
+            <w:r>
+              <w:rPr>
+                <w:rFonts w:ascii="Times New Roman" w:hAnsi="Times New Roman"/>
+                <w:b/>
+                <w:sz w:val="21"/>
+              </w:rPr>
+            </w:r>
+            <w:r>
+              <w:rPr>
+                <w:rFonts w:ascii="Times New Roman" w:hAnsi="Times New Roman"/>
+                <w:b/>
+                <w:sz w:val="21"/>
+              </w:rPr>
+              <w:t>AEGIS</w:t>
+            </w:r>
+          </w:p>
+        </w:tc>
+        <w:tc>
+          <w:tcPr>
+            <w:tcW w:type="dxa" w:w="3009"/>
+          </w:tcPr>
+          <w:p>
+            <w:pPr>
+              <w:spacing w:before="0" w:after="0" w:line="240" w:lineRule="auto"/>
+              <w:jc w:val="center"/>
+              <w:keepNext/>
+            </w:pPr>
+            <w:r>
+              <w:rPr>
+                <w:rFonts w:ascii="Times New Roman" w:hAnsi="Times New Roman"/>
+                <w:b/>
+                <w:sz w:val="21"/>
+              </w:rPr>
+            </w:r>
+            <w:r>
+              <w:rPr>
+                <w:rFonts w:ascii="Times New Roman" w:hAnsi="Times New Roman"/>
+                <w:b/>
+                <w:sz w:val="21"/>
+              </w:rPr>
+              <w:t>Direct LLM-to-SQL</w:t>
+            </w:r>
+          </w:p>
+        </w:tc>
+      </w:tr>
+      <w:tr>
+        <w:trPr>
+          <w:cantSplit/>
+        </w:trPr>
+        <w:tc>
+          <w:tcPr>
+            <w:tcW w:type="dxa" w:w="3456"/>
+          </w:tcPr>
+          <w:p>
+            <w:pPr>
+              <w:spacing w:before="0" w:after="0" w:line="240" w:lineRule="auto"/>
+              <w:keepNext/>
+            </w:pPr>
+            <w:r>
+              <w:rPr>
+                <w:rFonts w:ascii="Times New Roman" w:hAnsi="Times New Roman"/>
+                <w:sz w:val="21"/>
+              </w:rPr>
+            </w:r>
+            <w:r>
+              <w:rPr>
+                <w:rFonts w:ascii="Times New Roman" w:hAnsi="Times New Roman"/>
+                <w:b w:val="0"/>
+                <w:sz w:val="21"/>
+              </w:rPr>
+              <w:t>Supported execution validity</w:t>
+            </w:r>
+          </w:p>
+        </w:tc>
+        <w:tc>
+          <w:tcPr>
+            <w:tcW w:type="dxa" w:w="2016"/>
+          </w:tcPr>
+          <w:p>
+            <w:pPr>
+              <w:spacing w:before="0" w:after="0" w:line="240" w:lineRule="auto"/>
+              <w:jc w:val="center"/>
+              <w:keepNext/>
+            </w:pPr>
+            <w:r>
+              <w:rPr>
+                <w:rFonts w:ascii="Times New Roman" w:hAnsi="Times New Roman"/>
+                <w:sz w:val="21"/>
+              </w:rPr>
+            </w:r>
+            <w:r>
+              <w:rPr>
+                <w:rFonts w:ascii="Times New Roman" w:hAnsi="Times New Roman"/>
+                <w:b w:val="0"/>
+                <w:sz w:val="21"/>
+              </w:rPr>
+              <w:t>422/425 (99.3%)</w:t>
+            </w:r>
+          </w:p>
+        </w:tc>
+        <w:tc>
+          <w:tcPr>
+            <w:tcW w:type="dxa" w:w="2016"/>
+          </w:tcPr>
+          <w:p>
+            <w:pPr>
+              <w:spacing w:before="0" w:after="0" w:line="240" w:lineRule="auto"/>
+              <w:jc w:val="center"/>
+              <w:keepNext/>
+            </w:pPr>
+            <w:r>
+              <w:rPr>
+                <w:rFonts w:ascii="Times New Roman" w:hAnsi="Times New Roman"/>
+                <w:sz w:val="21"/>
+              </w:rPr>
+            </w:r>
+            <w:r>
+              <w:rPr>
+                <w:rFonts w:ascii="Times New Roman" w:hAnsi="Times New Roman"/>
+                <w:b w:val="0"/>
+                <w:sz w:val="21"/>
+              </w:rPr>
+              <w:t>365/425 (85.9%)</w:t>
+            </w:r>
+          </w:p>
+        </w:tc>
+      </w:tr>
+      <w:tr>
+        <w:trPr>
+          <w:cantSplit/>
+        </w:trPr>
+        <w:tc>
+          <w:tcPr>
+            <w:tcW w:type="dxa" w:w="3456"/>
+          </w:tcPr>
+          <w:p>
+            <w:pPr>
+              <w:spacing w:before="0" w:after="0" w:line="240" w:lineRule="auto"/>
+              <w:keepNext/>
+            </w:pPr>
+            <w:r>
+              <w:rPr>
+                <w:rFonts w:ascii="Times New Roman" w:hAnsi="Times New Roman"/>
+                <w:sz w:val="21"/>
+              </w:rPr>
+            </w:r>
+            <w:r>
+              <w:rPr>
+                <w:rFonts w:ascii="Times New Roman" w:hAnsi="Times New Roman"/>
+                <w:b w:val="0"/>
+                <w:sz w:val="21"/>
+              </w:rPr>
+              <w:t>Out-of-scope questions answered</w:t>
+            </w:r>
+          </w:p>
+        </w:tc>
+        <w:tc>
+          <w:tcPr>
+            <w:tcW w:type="dxa" w:w="2016"/>
+          </w:tcPr>
+          <w:p>
+            <w:pPr>
+              <w:spacing w:before="0" w:after="0" w:line="240" w:lineRule="auto"/>
+              <w:jc w:val="center"/>
+              <w:keepNext/>
+            </w:pPr>
+            <w:r>
+              <w:rPr>
+                <w:rFonts w:ascii="Times New Roman" w:hAnsi="Times New Roman"/>
+                <w:sz w:val="21"/>
+              </w:rPr>
+            </w:r>
+            <w:r>
+              <w:rPr>
+                <w:rFonts w:ascii="Times New Roman" w:hAnsi="Times New Roman"/>
+                <w:b w:val="0"/>
+                <w:sz w:val="21"/>
+              </w:rPr>
+              <w:t>3/75 (4.0%)</w:t>
+            </w:r>
+          </w:p>
+        </w:tc>
+        <w:tc>
+          <w:tcPr>
+            <w:tcW w:type="dxa" w:w="2016"/>
+          </w:tcPr>
+          <w:p>
+            <w:pPr>
+              <w:spacing w:before="0" w:after="0" w:line="240" w:lineRule="auto"/>
+              <w:jc w:val="center"/>
+              <w:keepNext/>
+            </w:pPr>
+            <w:r>
+              <w:rPr>
+                <w:rFonts w:ascii="Times New Roman" w:hAnsi="Times New Roman"/>
+                <w:sz w:val="21"/>
+              </w:rPr>
+            </w:r>
+            <w:r>
+              <w:rPr>
+                <w:rFonts w:ascii="Times New Roman" w:hAnsi="Times New Roman"/>
+                <w:b w:val="0"/>
+                <w:sz w:val="21"/>
+              </w:rPr>
+              <w:t>25/75 (33.3%)</w:t>
+            </w:r>
+          </w:p>
+        </w:tc>
+      </w:tr>
+      <w:tr>
+        <w:trPr>
+          <w:cantSplit/>
+        </w:trPr>
+        <w:tc>
+          <w:tcPr>
+            <w:tcW w:type="dxa" w:w="3456"/>
+          </w:tcPr>
+          <w:p>
+            <w:pPr>
+              <w:spacing w:before="0" w:after="0" w:line="240" w:lineRule="auto"/>
+              <w:keepNext/>
+            </w:pPr>
+            <w:r>
+              <w:rPr>
+                <w:rFonts w:ascii="Times New Roman" w:hAnsi="Times New Roman"/>
+                <w:sz w:val="21"/>
+              </w:rPr>
+            </w:r>
+            <w:r>
+              <w:rPr>
+                <w:rFonts w:ascii="Times New Roman" w:hAnsi="Times New Roman"/>
+                <w:b w:val="0"/>
+                <w:sz w:val="21"/>
+              </w:rPr>
+              <w:t>Queries with a forbidden construct</w:t>
+            </w:r>
+          </w:p>
+        </w:tc>
+        <w:tc>
+          <w:tcPr>
+            <w:tcW w:type="dxa" w:w="2016"/>
+          </w:tcPr>
+          <w:p>
+            <w:pPr>
+              <w:spacing w:before="0" w:after="0" w:line="240" w:lineRule="auto"/>
+              <w:jc w:val="center"/>
+              <w:keepNext/>
+            </w:pPr>
+            <w:r>
+              <w:rPr>
+                <w:rFonts w:ascii="Times New Roman" w:hAnsi="Times New Roman"/>
+                <w:sz w:val="21"/>
+              </w:rPr>
+            </w:r>
+            <w:r>
+              <w:rPr>
+                <w:rFonts w:ascii="Times New Roman" w:hAnsi="Times New Roman"/>
+                <w:b w:val="0"/>
+                <w:sz w:val="21"/>
+              </w:rPr>
+              <w:t>0</w:t>
+            </w:r>
+          </w:p>
+        </w:tc>
+        <w:tc>
+          <w:tcPr>
+            <w:tcW w:type="dxa" w:w="2016"/>
+          </w:tcPr>
+          <w:p>
+            <w:pPr>
+              <w:spacing w:before="0" w:after="0" w:line="240" w:lineRule="auto"/>
+              <w:jc w:val="center"/>
+              <w:keepNext/>
+            </w:pPr>
+            <w:r>
+              <w:rPr>
+                <w:rFonts w:ascii="Times New Roman" w:hAnsi="Times New Roman"/>
+                <w:sz w:val="21"/>
+              </w:rPr>
+            </w:r>
+            <w:r>
+              <w:rPr>
+                <w:rFonts w:ascii="Times New Roman" w:hAnsi="Times New Roman"/>
+                <w:b w:val="0"/>
+                <w:sz w:val="21"/>
+              </w:rPr>
+              <w:t>2/500</w:t>
+            </w:r>
+          </w:p>
+        </w:tc>
+      </w:tr>
+    </w:tbl>
+    <w:p>
+      <w:pPr>
+        <w:spacing w:after="80"/>
+      </w:pPr>
+    </w:p>
+    <w:p>
+      <w:pPr>
+        <w:spacing w:after="200" w:before="0" w:line="360" w:lineRule="auto"/>
+        <w:jc w:val="both"/>
+      </w:pPr>
+      <w:r>
+        <w:rPr>
+          <w:rFonts w:ascii="Times New Roman" w:hAnsi="Times New Roman"/>
+          <w:b w:val="0"/>
+          <w:i w:val="0"/>
+          <w:sz w:val="24"/>
+        </w:rPr>
+        <w:t>The middle row carries the finding. A third of the questions the semantic layer cannot express were answered by the unconstrained model with confident, executable SQL. Asked to forecast next month's sales, it returned a query summing past months, which runs, returns a number, and forecasts nothing. Asked which customers are likely to churn, it returned a query counting each customer's past orders. Asked what customers say about delivery speed, it returned raw review rows. Each answer is plausible, chartable, and addresses a different question than the one asked. AEGIS cannot produce these because none of the requests binds to anything in the semantic layer.</w:t>
+      </w:r>
+    </w:p>
+    <w:p>
+      <w:pPr>
+        <w:spacing w:before="200" w:after="80"/>
+        <w:jc w:val="center"/>
+        <w:keepNext/>
+      </w:pPr>
+      <w:r>
+        <w:rPr>
+          <w:rFonts w:ascii="Times New Roman" w:hAnsi="Times New Roman"/>
+          <w:b/>
+          <w:sz w:val="22"/>
+        </w:rPr>
+        <w:t>Table 5.7: Structural comparison.</w:t>
       </w:r>
     </w:p>
     <w:tbl>
@@ -17517,7 +17934,22 @@
           <w:i w:val="0"/>
           <w:sz w:val="24"/>
         </w:rPr>
-        <w:t>The evaluation supports three conclusions. First, a semantic-layer architecture can cover a broad set of natural e-commerce analytics questions without exposing users to raw SQL. Second, refusal is part of correctness. A system that answers an unsupported question with a plausible but wrong query is less trustworthy than one that declines. Third, the remaining Admin fidelity gap is an implementation gap in the current compiler, not evidence that the architecture must be replaced.</w:t>
+        <w:t>The evaluation supports three conclusions. First, a semantic-layer architecture can cover a broad set of natural e-commerce analytics questions without exposing users to raw SQL. Second, refusal is part of correctness: the same model without the semantic layer answered a third of the unanswerable questions anyway, and a system that answers an unsupported question with a plausible but wrong query is less trustworthy than one that declines. Third, the differences that remain against nopCommerce's own reports are presentational rather than numerical, which locates the gap in row limits and label choices rather than in the compiled semantics.</w:t>
+      </w:r>
+    </w:p>
+    <w:p>
+      <w:pPr>
+        <w:spacing w:after="200" w:before="0" w:line="360" w:lineRule="auto"/>
+        <w:jc w:val="both"/>
+      </w:pPr>
+      <w:r>
+        <w:rPr>
+          <w:rFonts w:ascii="Times New Roman" w:hAnsi="Times New Roman"/>
+          <w:b w:val="0"/>
+          <w:i w:val="0"/>
+          <w:sz w:val="24"/>
+        </w:rPr>
+        <w:t>Two limitations are worth stating alongside those conclusions. Value-level verification covers the twenty reports, not all 425 supported questions; for the latter the evidence is that the compiled SQL resolves and executes, not that every answer is the intended one. And the gateway used for intent extraction resolved a routing alias per request, so the reported run spans two models. Each result row records the model that served it, but a single-model run is needed before parser-dependent figures can be attributed to one system.</w:t>
       </w:r>
     </w:p>
     <w:p>
@@ -17728,7 +18160,7 @@
           <w:rFonts w:ascii="Times New Roman" w:hAnsi="Times New Roman"/>
           <w:sz w:val="24"/>
         </w:rPr>
-        <w:t>The Admin oracle benchmark reaches 15/16 result accuracy. The remaining dashboard mismatch requires a general multi-period matrix-summary primitive, not a hardcoded report-name preset.</w:t>
+        <w:t>Fifteen of the twenty nopCommerce admin reports reproduce the platform's own result set exactly. The five that do not agree with the platform on every value in every overlapping row and differ only in how many rows are returned and which column labels them. Closing that gap means per-report row limits and label presets, which is the report-specific special-casing the semantic-layer design exists to avoid.</w:t>
       </w:r>
     </w:p>
     <w:p>
@@ -17750,14 +18182,14 @@
           <w:b/>
           <w:sz w:val="24"/>
         </w:rPr>
-        <w:t xml:space="preserve">LLM dependence for intent extraction: </w:t>
-      </w:r>
-      <w:r>
-        <w:rPr>
-          <w:rFonts w:ascii="Times New Roman" w:hAnsi="Times New Roman"/>
-          <w:sz w:val="24"/>
-        </w:rPr>
-        <w:t>The compiler and safety layer are deterministic, but natural-language intent extraction still depends on the configured LLM API. Future work should compare multiple OpenAI-compatible models on the same static dataset.</w:t>
+        <w:t xml:space="preserve">Correctness evidence is narrower than coverage: </w:t>
+      </w:r>
+      <w:r>
+        <w:rPr>
+          <w:rFonts w:ascii="Times New Roman" w:hAnsi="Times New Roman"/>
+          <w:sz w:val="24"/>
+        </w:rPr>
+        <w:t>Value-level correctness at scale rests on the twenty admin reports rather than on all 425 supported questions. For those 425 the evidence is that the compiled SQL resolves and executes, not that every returned value is the intended one. Extending value-level verification to a stratified sample of the corpus is the most useful next measurement.</w:t>
       </w:r>
     </w:p>
     <w:p>
@@ -17779,14 +18211,14 @@
           <w:b/>
           <w:sz w:val="24"/>
         </w:rPr>
-        <w:t xml:space="preserve">Prototype database target: </w:t>
-      </w:r>
-      <w:r>
-        <w:rPr>
-          <w:rFonts w:ascii="Times New Roman" w:hAnsi="Times New Roman"/>
-          <w:sz w:val="24"/>
-        </w:rPr>
-        <w:t>The evaluated prototype targets nopCommerce on MySQL. This is an implementation and evaluation-scope choice, not an architectural limitation; other databases require dialect-specific compiler templates and safety rules.</w:t>
+        <w:t xml:space="preserve">Response time is dominated by the provider: </w:t>
+      </w:r>
+      <w:r>
+        <w:rPr>
+          <w:rFonts w:ascii="Times New Roman" w:hAnsi="Times New Roman"/>
+          <w:sz w:val="24"/>
+        </w:rPr>
+        <w:t>Substantially all end-to-end latency is the model reading the question; every deterministic stage after it completes in a few milliseconds. The model figure is a property of the gateway used here, so end-to-end response time would change with the provider even though the architecture's own cost would not.</w:t>
       </w:r>
     </w:p>
     <w:p>
@@ -17808,6 +18240,64 @@
           <w:b/>
           <w:sz w:val="24"/>
         </w:rPr>
+        <w:t xml:space="preserve">LLM dependence for intent extraction: </w:t>
+      </w:r>
+      <w:r>
+        <w:rPr>
+          <w:rFonts w:ascii="Times New Roman" w:hAnsi="Times New Roman"/>
+          <w:sz w:val="24"/>
+        </w:rPr>
+        <w:t>The compiler and safety layer are deterministic, but natural-language intent extraction still depends on the configured LLM API. Future work should compare multiple OpenAI-compatible models on the same static dataset.</w:t>
+      </w:r>
+    </w:p>
+    <w:p>
+      <w:pPr>
+        <w:spacing w:after="80" w:line="360" w:lineRule="auto"/>
+        <w:ind w:left="461" w:hanging="259"/>
+      </w:pPr>
+      <w:r>
+        <w:rPr>
+          <w:rFonts w:ascii="Times New Roman" w:hAnsi="Times New Roman"/>
+          <w:sz w:val="24"/>
+        </w:rPr>
+        <w:t>•</w:t>
+        <w:tab/>
+      </w:r>
+      <w:r>
+        <w:rPr>
+          <w:rFonts w:ascii="Times New Roman" w:hAnsi="Times New Roman"/>
+          <w:b/>
+          <w:sz w:val="24"/>
+        </w:rPr>
+        <w:t xml:space="preserve">Prototype database target: </w:t>
+      </w:r>
+      <w:r>
+        <w:rPr>
+          <w:rFonts w:ascii="Times New Roman" w:hAnsi="Times New Roman"/>
+          <w:sz w:val="24"/>
+        </w:rPr>
+        <w:t>The evaluated prototype targets nopCommerce on MySQL. This is an implementation and evaluation-scope choice, not an architectural limitation; other databases require dialect-specific compiler templates and safety rules.</w:t>
+      </w:r>
+    </w:p>
+    <w:p>
+      <w:pPr>
+        <w:spacing w:after="80" w:line="360" w:lineRule="auto"/>
+        <w:ind w:left="461" w:hanging="259"/>
+      </w:pPr>
+      <w:r>
+        <w:rPr>
+          <w:rFonts w:ascii="Times New Roman" w:hAnsi="Times New Roman"/>
+          <w:sz w:val="24"/>
+        </w:rPr>
+        <w:t>•</w:t>
+        <w:tab/>
+      </w:r>
+      <w:r>
+        <w:rPr>
+          <w:rFonts w:ascii="Times New Roman" w:hAnsi="Times New Roman"/>
+          <w:b/>
+          <w:sz w:val="24"/>
+        </w:rPr>
         <w:t xml:space="preserve">Widget persistence: </w:t>
       </w:r>
       <w:r>
@@ -17851,14 +18341,14 @@
           <w:b/>
           <w:sz w:val="24"/>
         </w:rPr>
-        <w:t xml:space="preserve">Matrix summaries: </w:t>
-      </w:r>
-      <w:r>
-        <w:rPr>
-          <w:rFonts w:ascii="Times New Roman" w:hAnsi="Times New Roman"/>
-          <w:sz w:val="24"/>
-        </w:rPr>
-        <w:t>Add the general matrix-summary primitive needed for the remaining Admin fidelity mismatch, while keeping the compiler template-based and avoiding report-specific presets.</w:t>
+        <w:t xml:space="preserve">Value-level verification at scale: </w:t>
+      </w:r>
+      <w:r>
+        <w:rPr>
+          <w:rFonts w:ascii="Times New Roman" w:hAnsi="Times New Roman"/>
+          <w:sz w:val="24"/>
+        </w:rPr>
+        <w:t>Verify returned values, not just execution, on a stratified sample of the 500-question corpus, so that value-level correctness rests on more than the twenty admin reports.</w:t>
       </w:r>
     </w:p>
     <w:p>
@@ -17880,14 +18370,14 @@
           <w:b/>
           <w:sz w:val="24"/>
         </w:rPr>
-        <w:t xml:space="preserve">Cross-schema evaluation: </w:t>
-      </w:r>
-      <w:r>
-        <w:rPr>
-          <w:rFonts w:ascii="Times New Roman" w:hAnsi="Times New Roman"/>
-          <w:sz w:val="24"/>
-        </w:rPr>
-        <w:t>Repeat the static-dataset process on a second schema such as WooCommerce or a non-commerce operational database.</w:t>
+        <w:t xml:space="preserve">General limit and label handling: </w:t>
+      </w:r>
+      <w:r>
+        <w:rPr>
+          <w:rFonts w:ascii="Times New Roman" w:hAnsi="Times New Roman"/>
+          <w:sz w:val="24"/>
+        </w:rPr>
+        <w:t>Express row limits and label columns as general, requester-visible options rather than per-report presets, so that a request can match a platform report's presentation without the compiler learning that report's name.</w:t>
       </w:r>
     </w:p>
     <w:p>
@@ -17909,14 +18399,14 @@
           <w:b/>
           <w:sz w:val="24"/>
         </w:rPr>
-        <w:t xml:space="preserve">Semantic-layer tooling: </w:t>
-      </w:r>
-      <w:r>
-        <w:rPr>
-          <w:rFonts w:ascii="Times New Roman" w:hAnsi="Times New Roman"/>
-          <w:sz w:val="24"/>
-        </w:rPr>
-        <w:t>Build a guided interface so analysts can define metrics, dimensions, predicates, join paths, and display labels without editing Python code.</w:t>
+        <w:t xml:space="preserve">Cross-schema evaluation: </w:t>
+      </w:r>
+      <w:r>
+        <w:rPr>
+          <w:rFonts w:ascii="Times New Roman" w:hAnsi="Times New Roman"/>
+          <w:sz w:val="24"/>
+        </w:rPr>
+        <w:t>Repeat the static-dataset process on a second schema such as WooCommerce or a non-commerce operational database.</w:t>
       </w:r>
     </w:p>
     <w:p>
@@ -17938,14 +18428,14 @@
           <w:b/>
           <w:sz w:val="24"/>
         </w:rPr>
-        <w:t xml:space="preserve">Human dataset study: </w:t>
-      </w:r>
-      <w:r>
-        <w:rPr>
-          <w:rFonts w:ascii="Times New Roman" w:hAnsi="Times New Roman"/>
-          <w:sz w:val="24"/>
-        </w:rPr>
-        <w:t>Collect real user questions and perform independent answerability and oracle annotation, including inter-annotator agreement.</w:t>
+        <w:t xml:space="preserve">Semantic-layer tooling: </w:t>
+      </w:r>
+      <w:r>
+        <w:rPr>
+          <w:rFonts w:ascii="Times New Roman" w:hAnsi="Times New Roman"/>
+          <w:sz w:val="24"/>
+        </w:rPr>
+        <w:t>Build a guided interface so analysts can define metrics, dimensions, predicates, join paths, and display labels without editing Python code.</w:t>
       </w:r>
     </w:p>
     <w:p>
@@ -17967,6 +18457,35 @@
           <w:b/>
           <w:sz w:val="24"/>
         </w:rPr>
+        <w:t xml:space="preserve">Human dataset study: </w:t>
+      </w:r>
+      <w:r>
+        <w:rPr>
+          <w:rFonts w:ascii="Times New Roman" w:hAnsi="Times New Roman"/>
+          <w:sz w:val="24"/>
+        </w:rPr>
+        <w:t>Collect real user questions and perform independent answerability and oracle annotation, including inter-annotator agreement.</w:t>
+      </w:r>
+    </w:p>
+    <w:p>
+      <w:pPr>
+        <w:spacing w:after="80" w:line="360" w:lineRule="auto"/>
+        <w:ind w:left="461" w:hanging="259"/>
+      </w:pPr>
+      <w:r>
+        <w:rPr>
+          <w:rFonts w:ascii="Times New Roman" w:hAnsi="Times New Roman"/>
+          <w:sz w:val="24"/>
+        </w:rPr>
+        <w:t>•</w:t>
+        <w:tab/>
+      </w:r>
+      <w:r>
+        <w:rPr>
+          <w:rFonts w:ascii="Times New Roman" w:hAnsi="Times New Roman"/>
+          <w:b/>
+          <w:sz w:val="24"/>
+        </w:rPr>
         <w:t xml:space="preserve">Model comparison: </w:t>
       </w:r>
       <w:r>
@@ -18037,7 +18556,7 @@
           <w:i w:val="0"/>
           <w:sz w:val="24"/>
         </w:rPr>
-        <w:t>The final evaluation used static nopCommerce datasets rather than an ad hoc one-time question set. On the 500-question live benchmark, AEGIS parsed 498 of 500 prompts, answered and executed 422 of 425 supported requests, and rejected or clarified 74 of 75 realistic boundary requests. Against 16 source-derived Admin analytics oracles, it achieved 16 of 16 execution validity, 16 of 16 shape accuracy, and 15 of 16 result accuracy. The focused semantic-coverage suite further confirmed representative supported and boundary cases.</w:t>
+        <w:t>The final evaluation used static nopCommerce datasets rather than an ad hoc one-time question set. On the 500-question live benchmark, AEGIS parsed 499 of 500 prompts, answered 423 and executed 422 of 425 supported requests, and rejected or clarified 72 of 75 realistic boundary requests. Against nopCommerce's twenty standard admin reports, every request reached an answer and compiled to SQL, and fifteen reproduced the platform's own result set exactly; the other five agreed on every value and differed only in row count and label column. The same model without the semantic layer, writing SQL directly against the same database, executed 365 of 425 supported questions and answered 25 of the 75 questions it should have declined.</w:t>
       </w:r>
     </w:p>
     <w:p>
@@ -18067,7 +18586,7 @@
           <w:i w:val="0"/>
           <w:sz w:val="24"/>
         </w:rPr>
-        <w:t>The remaining Admin mismatch strengthens the evaluation because it shows that the benchmark can expose real implementation gaps. Fixing that gap should extend the general compiler with a reusable matrix-summary primitive, not add a nopCommerce-specific shortcut. Within this scope, AEGIS demonstrates a practical path toward safer, more auditable natural-language analytics in institutional dashboard systems.</w:t>
+        <w:t>The baseline comparison is what gives that claim its force. A third of the questions the semantic layer cannot express were answered by the unconstrained model with confident, executable SQL: asked to forecast next month's sales it summed past months, and asked which customers are likely to churn it counted past orders. Each answer runs, charts, and addresses a different question than the one asked. That is the failure mode this architecture makes structurally unreachable rather than statistically rare, and within this scope AEGIS demonstrates a practical path toward safer, more auditable natural-language analytics in institutional dashboard systems.</w:t>
       </w:r>
     </w:p>
     <w:p>

--- a/docs/AEGIS_Thesis_Final_Md_Riaz.docx
+++ b/docs/AEGIS_Thesis_Final_Md_Riaz.docx
@@ -8428,7 +8428,7 @@
       <w:r>
         <w:drawing>
           <wp:inline xmlns:a="http://schemas.openxmlformats.org/drawingml/2006/main" xmlns:pic="http://schemas.openxmlformats.org/drawingml/2006/picture">
-            <wp:extent cx="5806440" cy="3073589"/>
+            <wp:extent cx="5806440" cy="3667003"/>
             <wp:docPr id="4" name="Picture 4"/>
             <wp:cNvGraphicFramePr>
               <a:graphicFrameLocks noChangeAspect="1"/>
@@ -8449,7 +8449,7 @@
                   <pic:spPr>
                     <a:xfrm>
                       <a:off x="0" y="0"/>
-                      <a:ext cx="5806440" cy="3073589"/>
+                      <a:ext cx="5806440" cy="3667003"/>
                     </a:xfrm>
                     <a:prstGeom prst="rect"/>
                   </pic:spPr>

--- a/docs/AEGIS_Thesis_Final_Md_Riaz.docx
+++ b/docs/AEGIS_Thesis_Final_Md_Riaz.docx
@@ -903,7 +903,7 @@
           <w:i w:val="0"/>
           <w:sz w:val="24"/>
         </w:rPr>
-        <w:t>Relational databases hold data organizations need for decisions, but non-technical users often depend on developers to translate business questions into SQL. Natural-language interfaces try to close this gap, but many current systems still allow a language model to author executable SQL directly, making safety dependent on model behavior rather than system structure. This thesis presents AEGIS (Analytics Engine with Guaranteed Injection Safety), an architecture that restricts the model to intent extraction while deterministic software handles semantic mapping, permission enforcement, SQL compilation, validation, visualization selection, and widget persistence. AEGIS uses a closed semantic layer of approved metrics, dimensions, analytical patterns, and join paths, so the model never outputs SQL text. Instead, it produces a typed intent object that can be checked before any query is compiled. The final evaluation uses static nopCommerce datasets: a 500-question natural-language benchmark, 16 source-derived Admin analytics oracles, 80 Admin-fidelity phrasings, and focused semantic-coverage checks. On the 500-question live benchmark, AEGIS parsed 498 of 500 prompts, answered and executed 422 of 425 supported requests, and rejected or clarified 74 of 75 realistic boundary requests. Against the Admin analytics oracles, it achieved 16 of 16 execution validity, 16 of 16 shape accuracy, and 15 of 16 result accuracy. These results support the thesis's central claim that AEGIS is a bounded architecture for safe natural-language analytics over an approved semantic layer, not an unlimited text-to-SQL engine.</w:t>
+        <w:t>Relational databases hold data organizations need for decisions, but non-technical users often depend on developers to translate business questions into SQL. Natural-language interfaces try to close this gap, but many current systems still allow a language model to author executable SQL directly, making safety dependent on model behavior rather than system structure. This thesis presents AEGIS (Analytics Engine with Guaranteed Injection Safety), an architecture that restricts the model to intent extraction while deterministic software handles semantic mapping, permission enforcement, SQL compilation, validation, visualization selection, and widget persistence. AEGIS uses a closed semantic layer of approved metrics, dimensions, analytical patterns, and join paths, so the model never outputs SQL text. Instead, it produces a typed intent object that can be checked before any query is compiled. The final evaluation uses two static nopCommerce corpora: a 500-question natural-language benchmark, and nopCommerce's own twenty standard admin reports checked against the platform's own report implementations. On the 500-question live benchmark, AEGIS parsed 499 of 500 prompts, answered 423 and executed 422 of 425 supported requests, and rejected or clarified 72 of 75 realistic boundary requests. Against the twenty admin reports, every request compiled to SQL and fifteen reproduced the platform's own result set exactly, the remaining five agreeing on every value and differing only in row count and label column. The same model without the semantic layer, writing SQL directly, executed 365 of 425 supported questions but also answered 25 of the 75 questions it should have declined. Per-stage timing shows that substantially all latency is the model reading the question, while every deterministic stage after it completes in a few milliseconds. These results support the thesis's central claim that AEGIS is a bounded architecture for safe natural-language analytics over an approved semantic layer, not an unlimited text-to-SQL engine.</w:t>
       </w:r>
     </w:p>
     <w:p>
@@ -2709,7 +2709,7 @@
           <w:rFonts w:ascii="Times New Roman" w:hAnsi="Times New Roman"/>
           <w:sz w:val="24"/>
         </w:rPr>
-        <w:t>A static nopCommerce evaluation corpus consisting of a 500-question natural-language benchmark, Admin analytics oracles, Admin-fidelity phrasings, and focused semantic-coverage checks.</w:t>
+        <w:t>A static nopCommerce evaluation corpus consisting of a 500-question natural-language benchmark and nopCommerce's own twenty standard admin reports, checked against the platform's own report implementations rather than against an expected-answer set written by the authors of the system under test.</w:t>
       </w:r>
     </w:p>
     <w:p>
@@ -2722,7 +2722,7 @@
           <w:rFonts w:ascii="Times New Roman" w:hAnsi="Times New Roman"/>
           <w:sz w:val="24"/>
         </w:rPr>
-        <w:t>An empirical evaluation showing broad supported-request coverage, strong boundary rejection, and a visible remaining Admin fidelity gap rather than a suspicious claim of perfect performance.</w:t>
+        <w:t>An empirical evaluation showing broad supported-request coverage, strong boundary rejection, a measured direct LLM-to-SQL baseline under identical conditions, per-stage latency, and a visible remaining Admin fidelity gap rather than a suspicious claim of perfect performance.</w:t>
       </w:r>
     </w:p>
     <w:p>
@@ -8428,7 +8428,7 @@
       <w:r>
         <w:drawing>
           <wp:inline xmlns:a="http://schemas.openxmlformats.org/drawingml/2006/main" xmlns:pic="http://schemas.openxmlformats.org/drawingml/2006/picture">
-            <wp:extent cx="5806440" cy="3073589"/>
+            <wp:extent cx="5806440" cy="3667003"/>
             <wp:docPr id="4" name="Picture 4"/>
             <wp:cNvGraphicFramePr>
               <a:graphicFrameLocks noChangeAspect="1"/>
@@ -8449,7 +8449,7 @@
                   <pic:spPr>
                     <a:xfrm>
                       <a:off x="0" y="0"/>
-                      <a:ext cx="5806440" cy="3073589"/>
+                      <a:ext cx="5806440" cy="3667003"/>
                     </a:xfrm>
                     <a:prstGeom prst="rect"/>
                   </pic:spPr>
@@ -8527,7 +8527,7 @@
       <w:r>
         <w:drawing>
           <wp:inline xmlns:a="http://schemas.openxmlformats.org/drawingml/2006/main" xmlns:pic="http://schemas.openxmlformats.org/drawingml/2006/picture">
-            <wp:extent cx="5715000" cy="4481434"/>
+            <wp:extent cx="5715000" cy="6163675"/>
             <wp:docPr id="5" name="Picture 5"/>
             <wp:cNvGraphicFramePr>
               <a:graphicFrameLocks noChangeAspect="1"/>
@@ -8548,7 +8548,7 @@
                   <pic:spPr>
                     <a:xfrm>
                       <a:off x="0" y="0"/>
-                      <a:ext cx="5715000" cy="4481434"/>
+                      <a:ext cx="5715000" cy="6163675"/>
                     </a:xfrm>
                     <a:prstGeom prst="rect"/>
                   </pic:spPr>
@@ -11131,7 +11131,7 @@
       <w:r>
         <w:drawing>
           <wp:inline xmlns:a="http://schemas.openxmlformats.org/drawingml/2006/main" xmlns:pic="http://schemas.openxmlformats.org/drawingml/2006/picture">
-            <wp:extent cx="4892040" cy="6762954"/>
+            <wp:extent cx="4892040" cy="8187814"/>
             <wp:docPr id="7" name="Picture 7"/>
             <wp:cNvGraphicFramePr>
               <a:graphicFrameLocks noChangeAspect="1"/>
@@ -11152,7 +11152,7 @@
                   <pic:spPr>
                     <a:xfrm>
                       <a:off x="0" y="0"/>
-                      <a:ext cx="4892040" cy="6762954"/>
+                      <a:ext cx="4892040" cy="8187814"/>
                     </a:xfrm>
                     <a:prstGeom prst="rect"/>
                   </pic:spPr>
@@ -12273,7 +12273,7 @@
       <w:r>
         <w:drawing>
           <wp:inline xmlns:a="http://schemas.openxmlformats.org/drawingml/2006/main" xmlns:pic="http://schemas.openxmlformats.org/drawingml/2006/picture">
-            <wp:extent cx="5715000" cy="840649"/>
+            <wp:extent cx="5715000" cy="823846"/>
             <wp:docPr id="8" name="Picture 8"/>
             <wp:cNvGraphicFramePr>
               <a:graphicFrameLocks noChangeAspect="1"/>
@@ -12294,7 +12294,7 @@
                   <pic:spPr>
                     <a:xfrm>
                       <a:off x="0" y="0"/>
-                      <a:ext cx="5715000" cy="840649"/>
+                      <a:ext cx="5715000" cy="823846"/>
                     </a:xfrm>
                     <a:prstGeom prst="rect"/>
                   </pic:spPr>
@@ -13950,7 +13950,7 @@
                 <w:b w:val="0"/>
                 <w:sz w:val="21"/>
               </w:rPr>
-              <w:t>Tests broad nopCommerce semantic-layer coverage and realistic boundary refusal.</w:t>
+              <w:t>Breadth: 425 answerable questions and 75 realistic e-commerce boundary questions that should be declined.</w:t>
             </w:r>
           </w:p>
         </w:tc>
@@ -13980,7 +13980,7 @@
                 <w:b w:val="0"/>
                 <w:sz w:val="21"/>
               </w:rPr>
-              <w:t>Admin analytics oracles</w:t>
+              <w:t>nopCommerce standard admin reports</w:t>
             </w:r>
           </w:p>
         </w:tc>
@@ -14006,7 +14006,7 @@
                 <w:b w:val="0"/>
                 <w:sz w:val="21"/>
               </w:rPr>
-              <w:t>16 tasks</w:t>
+              <w:t>20 reports</w:t>
             </w:r>
           </w:p>
         </w:tc>
@@ -14032,171 +14032,7 @@
                 <w:b w:val="0"/>
                 <w:sz w:val="21"/>
               </w:rPr>
-              <w:t>Checks fidelity against source-derived nopCommerce Admin reporting logic.</w:t>
-            </w:r>
-          </w:p>
-        </w:tc>
-      </w:tr>
-      <w:tr>
-        <w:trPr>
-          <w:cantSplit/>
-        </w:trPr>
-        <w:tc>
-          <w:tcPr>
-            <w:tcW w:type="dxa" w:w="2376"/>
-          </w:tcPr>
-          <w:p>
-            <w:pPr>
-              <w:spacing w:before="0" w:after="0" w:line="240" w:lineRule="auto"/>
-              <w:keepNext/>
-            </w:pPr>
-            <w:r>
-              <w:rPr>
-                <w:rFonts w:ascii="Times New Roman" w:hAnsi="Times New Roman"/>
-                <w:sz w:val="21"/>
-              </w:rPr>
-            </w:r>
-            <w:r>
-              <w:rPr>
-                <w:rFonts w:ascii="Times New Roman" w:hAnsi="Times New Roman"/>
-                <w:b w:val="0"/>
-                <w:sz w:val="21"/>
-              </w:rPr>
-              <w:t>Admin-fidelity phrasings</w:t>
-            </w:r>
-          </w:p>
-        </w:tc>
-        <w:tc>
-          <w:tcPr>
-            <w:tcW w:type="dxa" w:w="1584"/>
-          </w:tcPr>
-          <w:p>
-            <w:pPr>
-              <w:spacing w:before="0" w:after="0" w:line="240" w:lineRule="auto"/>
-              <w:jc w:val="center"/>
-              <w:keepNext/>
-            </w:pPr>
-            <w:r>
-              <w:rPr>
-                <w:rFonts w:ascii="Times New Roman" w:hAnsi="Times New Roman"/>
-                <w:sz w:val="21"/>
-              </w:rPr>
-            </w:r>
-            <w:r>
-              <w:rPr>
-                <w:rFonts w:ascii="Times New Roman" w:hAnsi="Times New Roman"/>
-                <w:b w:val="0"/>
-                <w:sz w:val="21"/>
-              </w:rPr>
-              <w:t>80 prompts</w:t>
-            </w:r>
-          </w:p>
-        </w:tc>
-        <w:tc>
-          <w:tcPr>
-            <w:tcW w:type="dxa" w:w="4968"/>
-          </w:tcPr>
-          <w:p>
-            <w:pPr>
-              <w:spacing w:before="0" w:after="0" w:line="240" w:lineRule="auto"/>
-              <w:jc w:val="center"/>
-              <w:keepNext/>
-            </w:pPr>
-            <w:r>
-              <w:rPr>
-                <w:rFonts w:ascii="Times New Roman" w:hAnsi="Times New Roman"/>
-                <w:sz w:val="21"/>
-              </w:rPr>
-            </w:r>
-            <w:r>
-              <w:rPr>
-                <w:rFonts w:ascii="Times New Roman" w:hAnsi="Times New Roman"/>
-                <w:b w:val="0"/>
-                <w:sz w:val="21"/>
-              </w:rPr>
-              <w:t>Tests five natural phrasings for each Admin oracle task.</w:t>
-            </w:r>
-          </w:p>
-        </w:tc>
-      </w:tr>
-      <w:tr>
-        <w:trPr>
-          <w:cantSplit/>
-        </w:trPr>
-        <w:tc>
-          <w:tcPr>
-            <w:tcW w:type="dxa" w:w="2376"/>
-          </w:tcPr>
-          <w:p>
-            <w:pPr>
-              <w:spacing w:before="0" w:after="0" w:line="240" w:lineRule="auto"/>
-              <w:keepNext/>
-            </w:pPr>
-            <w:r>
-              <w:rPr>
-                <w:rFonts w:ascii="Times New Roman" w:hAnsi="Times New Roman"/>
-                <w:sz w:val="21"/>
-              </w:rPr>
-            </w:r>
-            <w:r>
-              <w:rPr>
-                <w:rFonts w:ascii="Times New Roman" w:hAnsi="Times New Roman"/>
-                <w:b w:val="0"/>
-                <w:sz w:val="21"/>
-              </w:rPr>
-              <w:t>Semantic coverage suite</w:t>
-            </w:r>
-          </w:p>
-        </w:tc>
-        <w:tc>
-          <w:tcPr>
-            <w:tcW w:type="dxa" w:w="1584"/>
-          </w:tcPr>
-          <w:p>
-            <w:pPr>
-              <w:spacing w:before="0" w:after="0" w:line="240" w:lineRule="auto"/>
-              <w:jc w:val="center"/>
-              <w:keepNext/>
-            </w:pPr>
-            <w:r>
-              <w:rPr>
-                <w:rFonts w:ascii="Times New Roman" w:hAnsi="Times New Roman"/>
-                <w:sz w:val="21"/>
-              </w:rPr>
-            </w:r>
-            <w:r>
-              <w:rPr>
-                <w:rFonts w:ascii="Times New Roman" w:hAnsi="Times New Roman"/>
-                <w:b w:val="0"/>
-                <w:sz w:val="21"/>
-              </w:rPr>
-              <w:t>25 checks</w:t>
-            </w:r>
-          </w:p>
-        </w:tc>
-        <w:tc>
-          <w:tcPr>
-            <w:tcW w:type="dxa" w:w="4968"/>
-          </w:tcPr>
-          <w:p>
-            <w:pPr>
-              <w:spacing w:before="0" w:after="0" w:line="240" w:lineRule="auto"/>
-              <w:jc w:val="center"/>
-              <w:keepNext/>
-            </w:pPr>
-            <w:r>
-              <w:rPr>
-                <w:rFonts w:ascii="Times New Roman" w:hAnsi="Times New Roman"/>
-                <w:sz w:val="21"/>
-              </w:rPr>
-            </w:r>
-            <w:r>
-              <w:rPr>
-                <w:rFonts w:ascii="Times New Roman" w:hAnsi="Times New Roman"/>
-                <w:b w:val="0"/>
-                <w:sz w:val="21"/>
-              </w:rPr>
-              <w:t>Tests representative supported combinations and focused boundary cases.</w:t>
+              <w:t>Fidelity: the platform's own admin report list, with the platform's own report implementations as the oracle.</w:t>
             </w:r>
           </w:p>
         </w:tc>
@@ -14209,6 +14045,21 @@
     </w:p>
     <w:p>
       <w:pPr>
+        <w:spacing w:after="200" w:before="0" w:line="360" w:lineRule="auto"/>
+        <w:jc w:val="both"/>
+      </w:pPr>
+      <w:r>
+        <w:rPr>
+          <w:rFonts w:ascii="Times New Roman" w:hAnsi="Times New Roman"/>
+          <w:b w:val="0"/>
+          <w:i w:val="0"/>
+          <w:sz w:val="24"/>
+        </w:rPr>
+        <w:t>The two corpora differ in who chose them, and that difference is deliberate. The 500 questions were written for this study, so they measure how the architecture behaves across the range of language a store owner uses. The twenty reports were not: the list is nopCommerce's own admin menu and the comparison target is nopCommerce's own service-layer code, read from source. Comparing against a platform's shipped implementation is stronger evidence than comparing against an expected-answer set written by the same authors as the system under test, because the latter tends to agree with the implementation wherever both authors reasoned the same way.</w:t>
+      </w:r>
+    </w:p>
+    <w:p>
+      <w:pPr>
         <w:spacing w:after="0" w:before="0" w:line="360" w:lineRule="auto"/>
         <w:jc w:val="both"/>
       </w:pPr>
@@ -14248,7 +14099,7 @@
           <w:i w:val="0"/>
           <w:sz w:val="24"/>
         </w:rPr>
-        <w:t>The evaluation uses two kinds of comparison. First, the thesis discusses the structural contrast between AEGIS and direct LLM-to-SQL systems, where the model is allowed to generate SQL text. Second, the Admin fidelity benchmark compares AEGIS output with source-derived nopCommerce Admin analytics oracles. The second comparison is the stronger evidence for result accuracy because it checks returned business values rather than only whether SQL text was emitted.</w:t>
+        <w:t>The evaluation uses two kinds of comparison, and both are measured rather than argued. The first is a direct LLM-to-SQL baseline run under identical conditions. The second compares AEGIS output against nopCommerce's own admin report implementations. The second is the stronger evidence for result accuracy, because it checks returned business values rather than only whether SQL text was emitted.</w:t>
       </w:r>
     </w:p>
     <w:p>
@@ -14270,14 +14121,14 @@
           <w:b/>
           <w:sz w:val="24"/>
         </w:rPr>
-        <w:t xml:space="preserve">Direct LLM-to-SQL: </w:t>
-      </w:r>
-      <w:r>
-        <w:rPr>
-          <w:rFonts w:ascii="Times New Roman" w:hAnsi="Times New Roman"/>
-          <w:sz w:val="24"/>
-        </w:rPr>
-        <w:t>The model is prompted to generate SQL directly from a database schema. This baseline has broad expressive freedom but weak control because joins, filters, and business definitions are inferred per request.</w:t>
+        <w:t xml:space="preserve">Direct LLM-to-SQL baseline: </w:t>
+      </w:r>
+      <w:r>
+        <w:rPr>
+          <w:rFonts w:ascii="Times New Roman" w:hAnsi="Times New Roman"/>
+          <w:sz w:val="24"/>
+        </w:rPr>
+        <w:t>The same model, through the same gateway, is asked to write MySQL directly for the same 500 questions against the same database, with no semantic layer in between. The arms therefore differ only in whether the model authors the query, which isolates the architectural variable rather than confounding it with model or data differences. Both arms are scanned for forbidden constructs with the same pattern set, imported from the compiler rather than restated, so neither arm is judged by a more lenient rule.</w:t>
       </w:r>
     </w:p>
     <w:p>
@@ -14299,14 +14150,43 @@
           <w:b/>
           <w:sz w:val="24"/>
         </w:rPr>
-        <w:t xml:space="preserve">Admin oracle comparison: </w:t>
-      </w:r>
-      <w:r>
-        <w:rPr>
-          <w:rFonts w:ascii="Times New Roman" w:hAnsi="Times New Roman"/>
-          <w:sz w:val="24"/>
-        </w:rPr>
-        <w:t>Expected outputs are extracted from nopCommerce Admin analytics logic. AEGIS can use different SQL text, but the returned result shape and values must match the oracle.</w:t>
+        <w:t xml:space="preserve">Admin report differential: </w:t>
+      </w:r>
+      <w:r>
+        <w:rPr>
+          <w:rFonts w:ascii="Times New Roman" w:hAnsi="Times New Roman"/>
+          <w:sz w:val="24"/>
+        </w:rPr>
+        <w:t>Each of nopCommerce's twenty standard admin reports is requested in ordinary business phrasing. Two checks are applied: whether the request reaches an answer and compiles to SQL, and whether executing that SQL against the seeded database returns the same rows as the platform's own query. Only the second tests the claim; the first is satisfied by any query that compiles, including ones that are silently wrong.</w:t>
+      </w:r>
+    </w:p>
+    <w:p>
+      <w:pPr>
+        <w:spacing w:after="80" w:line="360" w:lineRule="auto"/>
+        <w:ind w:left="461" w:hanging="259"/>
+      </w:pPr>
+      <w:r>
+        <w:rPr>
+          <w:rFonts w:ascii="Times New Roman" w:hAnsi="Times New Roman"/>
+          <w:sz w:val="24"/>
+        </w:rPr>
+        <w:t>•</w:t>
+        <w:tab/>
+      </w:r>
+      <w:r>
+        <w:rPr>
+          <w:rFonts w:ascii="Times New Roman" w:hAnsi="Times New Roman"/>
+          <w:b/>
+          <w:sz w:val="24"/>
+        </w:rPr>
+        <w:t xml:space="preserve">Per-stage latency: </w:t>
+      </w:r>
+      <w:r>
+        <w:rPr>
+          <w:rFonts w:ascii="Times New Roman" w:hAnsi="Times New Roman"/>
+          <w:sz w:val="24"/>
+        </w:rPr>
+        <w:t>Every stage of the live benchmark is timed separately, so that the cost of intent extraction can be separated from the cost of resolution, compilation, and execution. A single end-to-end figure would conflate a property of the model provider with a property of the architecture.</w:t>
       </w:r>
     </w:p>
     <w:p>
@@ -14456,7 +14336,7 @@
           <w:rFonts w:ascii="Times New Roman" w:hAnsi="Times New Roman"/>
           <w:sz w:val="24"/>
         </w:rPr>
-        <w:t>Do AEGIS outputs match the shape and values of source-derived nopCommerce Admin analytics oracles?</w:t>
+        <w:t>Do AEGIS results match the rows returned by nopCommerce's own report implementations on the same database?</w:t>
       </w:r>
     </w:p>
     <w:p>
@@ -14485,6 +14365,64 @@
           <w:rFonts w:ascii="Times New Roman" w:hAnsi="Times New Roman"/>
           <w:sz w:val="24"/>
         </w:rPr>
+        <w:t>How does the same model behave on the same questions when the semantic layer is removed and it writes SQL directly?</w:t>
+      </w:r>
+    </w:p>
+    <w:p>
+      <w:pPr>
+        <w:spacing w:after="80" w:line="360" w:lineRule="auto"/>
+        <w:ind w:left="461" w:hanging="259"/>
+      </w:pPr>
+      <w:r>
+        <w:rPr>
+          <w:rFonts w:ascii="Times New Roman" w:hAnsi="Times New Roman"/>
+          <w:sz w:val="24"/>
+        </w:rPr>
+        <w:t>•</w:t>
+        <w:tab/>
+      </w:r>
+      <w:r>
+        <w:rPr>
+          <w:rFonts w:ascii="Times New Roman" w:hAnsi="Times New Roman"/>
+          <w:b/>
+          <w:sz w:val="24"/>
+        </w:rPr>
+        <w:t xml:space="preserve">RQ6: </w:t>
+      </w:r>
+      <w:r>
+        <w:rPr>
+          <w:rFonts w:ascii="Times New Roman" w:hAnsi="Times New Roman"/>
+          <w:sz w:val="24"/>
+        </w:rPr>
+        <w:t>Where does the response time go, and how much of it does the architecture control?</w:t>
+      </w:r>
+    </w:p>
+    <w:p>
+      <w:pPr>
+        <w:spacing w:after="80" w:line="360" w:lineRule="auto"/>
+        <w:ind w:left="461" w:hanging="259"/>
+      </w:pPr>
+      <w:r>
+        <w:rPr>
+          <w:rFonts w:ascii="Times New Roman" w:hAnsi="Times New Roman"/>
+          <w:sz w:val="24"/>
+        </w:rPr>
+        <w:t>•</w:t>
+        <w:tab/>
+      </w:r>
+      <w:r>
+        <w:rPr>
+          <w:rFonts w:ascii="Times New Roman" w:hAnsi="Times New Roman"/>
+          <w:b/>
+          <w:sz w:val="24"/>
+        </w:rPr>
+        <w:t xml:space="preserve">RQ7: </w:t>
+      </w:r>
+      <w:r>
+        <w:rPr>
+          <w:rFonts w:ascii="Times New Roman" w:hAnsi="Times New Roman"/>
+          <w:sz w:val="24"/>
+        </w:rPr>
         <w:t>What implementation gaps remain after the current semantic-layer and compiler updates?</w:t>
       </w:r>
     </w:p>
@@ -14533,7 +14471,7 @@
           <w:i w:val="0"/>
           <w:sz w:val="24"/>
         </w:rPr>
-        <w:t>This chapter reports the current AEGIS prototype evaluation using static nopCommerce datasets committed with the repository. The evaluation separates four questions that are often mixed together. Can the system parse the request? Is the request inside the semantic layer? Does the compiled SQL run? Does the result match the expected business answer?</w:t>
+        <w:t>This chapter reports the AEGIS prototype evaluation using static nopCommerce artifacts committed with the repository. The evaluation separates four questions that are often mixed together. Can the system parse the request? Is the request inside the semantic layer? Does the compiled SQL run? Does the result match the expected business answer?</w:t>
       </w:r>
     </w:p>
     <w:p>
@@ -14548,7 +14486,7 @@
           <w:i w:val="0"/>
           <w:sz w:val="24"/>
         </w:rPr>
-        <w:t>The results are not a claim that AEGIS is perfect. A perfect score on every table would be suspicious for a prototype. The evaluation shows where the architecture is strong, where the nopCommerce implementation works well, and where a real implementation gap remains.</w:t>
+        <w:t>The results are not a claim that AEGIS is perfect. A perfect score on every table would be suspicious for a prototype. The evaluation shows where the architecture is strong, where the nopCommerce implementation works well, and where real gaps remain.</w:t>
       </w:r>
     </w:p>
     <w:p>
@@ -14577,7 +14515,7 @@
           <w:b/>
           <w:sz w:val="22"/>
         </w:rPr>
-        <w:t>Table 5.1: Current evaluation artifacts.</w:t>
+        <w:t>Table 5.1: Evaluation artifacts.</w:t>
       </w:r>
     </w:p>
     <w:tbl>
@@ -14794,7 +14732,7 @@
                 <w:b w:val="0"/>
                 <w:sz w:val="21"/>
               </w:rPr>
-              <w:t>Admin analytics oracles</w:t>
+              <w:t>nopCommerce standard admin reports</w:t>
             </w:r>
           </w:p>
         </w:tc>
@@ -14820,7 +14758,7 @@
                 <w:b w:val="0"/>
                 <w:sz w:val="21"/>
               </w:rPr>
-              <w:t>Compares AEGIS outputs with source-derived nopCommerce Admin reporting logic.</w:t>
+              <w:t>Compares AEGIS output with the platform's own shipped report implementations.</w:t>
             </w:r>
           </w:p>
         </w:tc>
@@ -14846,7 +14784,7 @@
                 <w:b w:val="0"/>
                 <w:sz w:val="21"/>
               </w:rPr>
-              <w:t>16 oracle tasks.</w:t>
+              <w:t>20 reports, with source-derived semantics and oracle queries.</w:t>
             </w:r>
           </w:p>
         </w:tc>
@@ -14876,7 +14814,7 @@
                 <w:b w:val="0"/>
                 <w:sz w:val="21"/>
               </w:rPr>
-              <w:t>Admin-fidelity phrasings</w:t>
+              <w:t>Direct LLM-to-SQL baseline</w:t>
             </w:r>
           </w:p>
         </w:tc>
@@ -14902,7 +14840,7 @@
                 <w:b w:val="0"/>
                 <w:sz w:val="21"/>
               </w:rPr>
-              <w:t>Checks whether the same Admin task can be requested in multiple natural phrasings.</w:t>
+              <w:t>Runs the same model on the same questions with no semantic layer between it and the SQL.</w:t>
             </w:r>
           </w:p>
         </w:tc>
@@ -14928,89 +14866,7 @@
                 <w:b w:val="0"/>
                 <w:sz w:val="21"/>
               </w:rPr>
-              <w:t>80 prompts, five per oracle task.</w:t>
-            </w:r>
-          </w:p>
-        </w:tc>
-      </w:tr>
-      <w:tr>
-        <w:trPr>
-          <w:cantSplit/>
-        </w:trPr>
-        <w:tc>
-          <w:tcPr>
-            <w:tcW w:type="dxa" w:w="2376"/>
-          </w:tcPr>
-          <w:p>
-            <w:pPr>
-              <w:spacing w:before="0" w:after="0" w:line="240" w:lineRule="auto"/>
-              <w:keepNext/>
-            </w:pPr>
-            <w:r>
-              <w:rPr>
-                <w:rFonts w:ascii="Times New Roman" w:hAnsi="Times New Roman"/>
-                <w:sz w:val="21"/>
-              </w:rPr>
-            </w:r>
-            <w:r>
-              <w:rPr>
-                <w:rFonts w:ascii="Times New Roman" w:hAnsi="Times New Roman"/>
-                <w:b w:val="0"/>
-                <w:sz w:val="21"/>
-              </w:rPr>
-              <w:t>Focused semantic coverage suite</w:t>
-            </w:r>
-          </w:p>
-        </w:tc>
-        <w:tc>
-          <w:tcPr>
-            <w:tcW w:type="dxa" w:w="4536"/>
-          </w:tcPr>
-          <w:p>
-            <w:pPr>
-              <w:spacing w:before="0" w:after="0" w:line="240" w:lineRule="auto"/>
-              <w:jc w:val="center"/>
-              <w:keepNext/>
-            </w:pPr>
-            <w:r>
-              <w:rPr>
-                <w:rFonts w:ascii="Times New Roman" w:hAnsi="Times New Roman"/>
-                <w:sz w:val="21"/>
-              </w:rPr>
-            </w:r>
-            <w:r>
-              <w:rPr>
-                <w:rFonts w:ascii="Times New Roman" w:hAnsi="Times New Roman"/>
-                <w:b w:val="0"/>
-                <w:sz w:val="21"/>
-              </w:rPr>
-              <w:t>Checks selected metric, dimension, trend, ranking, exception, and boundary cases.</w:t>
-            </w:r>
-          </w:p>
-        </w:tc>
-        <w:tc>
-          <w:tcPr>
-            <w:tcW w:type="dxa" w:w="2016"/>
-          </w:tcPr>
-          <w:p>
-            <w:pPr>
-              <w:spacing w:before="0" w:after="0" w:line="240" w:lineRule="auto"/>
-              <w:jc w:val="center"/>
-              <w:keepNext/>
-            </w:pPr>
-            <w:r>
-              <w:rPr>
-                <w:rFonts w:ascii="Times New Roman" w:hAnsi="Times New Roman"/>
-                <w:sz w:val="21"/>
-              </w:rPr>
-            </w:r>
-            <w:r>
-              <w:rPr>
-                <w:rFonts w:ascii="Times New Roman" w:hAnsi="Times New Roman"/>
-                <w:b w:val="0"/>
-                <w:sz w:val="21"/>
-              </w:rPr>
-              <w:t>20 supported and 5 boundary checks.</w:t>
+              <w:t>500 questions, same gateway and database.</w:t>
             </w:r>
           </w:p>
         </w:tc>
@@ -15033,7 +14889,7 @@
           <w:i w:val="0"/>
           <w:sz w:val="24"/>
         </w:rPr>
-        <w:t>These datasets are static research artifacts, not generated at evaluation time. This matters because a thesis result must be reproducible. Another reader should be able to inspect the exact questions, oracle definitions, scripts, and result files used for the reported claims.</w:t>
+        <w:t>These artifacts are static, not generated at evaluation time, so another reader can inspect the exact questions, oracle definitions, scripts, and result files behind every reported claim. The two evidence tracks differ in who chose them. The 500 questions were written for this study. The 20 reports were not: the list is nopCommerce's own admin menu and the comparison target is nopCommerce's own service-layer code, which removes the risk of an expected-answer set that happens to agree with the system under test because the same person wrote both.</w:t>
       </w:r>
     </w:p>
     <w:p>
@@ -15238,7 +15094,7 @@
                 <w:b w:val="0"/>
                 <w:sz w:val="21"/>
               </w:rPr>
-              <w:t>498/500 (99.6%)</w:t>
+              <w:t>499/500 (99.8%)</w:t>
             </w:r>
           </w:p>
         </w:tc>
@@ -15264,7 +15120,7 @@
                 <w:b w:val="0"/>
                 <w:sz w:val="21"/>
               </w:rPr>
-              <w:t>The LLM API usually returned a valid typed intent.</w:t>
+              <w:t>The gateway returned a valid Intent Object for all but one prompt.</w:t>
             </w:r>
           </w:p>
         </w:tc>
@@ -15320,7 +15176,7 @@
                 <w:b w:val="0"/>
                 <w:sz w:val="21"/>
               </w:rPr>
-              <w:t>345/425 (81.2%)</w:t>
+              <w:t>313/425 (73.6%)</w:t>
             </w:r>
           </w:p>
         </w:tc>
@@ -15346,7 +15202,7 @@
                 <w:b w:val="0"/>
                 <w:sz w:val="21"/>
               </w:rPr>
-              <w:t>Many prompts were parsed exactly; remaining supported prompts often still compiled to a valid answer.</w:t>
+              <w:t>Strictest measure; a prompt parsed differently from the annotation often still compiled to a valid answer.</w:t>
             </w:r>
           </w:p>
         </w:tc>
@@ -15402,7 +15258,7 @@
                 <w:b w:val="0"/>
                 <w:sz w:val="21"/>
               </w:rPr>
-              <w:t>422/425 (99.3%)</w:t>
+              <w:t>423/425 (99.5%)</w:t>
             </w:r>
           </w:p>
         </w:tc>
@@ -15428,7 +15284,7 @@
                 <w:b w:val="0"/>
                 <w:sz w:val="21"/>
               </w:rPr>
-              <w:t>AEGIS answered almost all requests that were inside the semantic layer.</w:t>
+              <w:t>AEGIS answered almost every request inside the semantic layer.</w:t>
             </w:r>
           </w:p>
         </w:tc>
@@ -15510,7 +15366,7 @@
                 <w:b w:val="0"/>
                 <w:sz w:val="21"/>
               </w:rPr>
-              <w:t>The answered supported requests also executed successfully.</w:t>
+              <w:t>The answered supported requests also executed against MySQL.</w:t>
             </w:r>
           </w:p>
         </w:tc>
@@ -15566,7 +15422,7 @@
                 <w:b w:val="0"/>
                 <w:sz w:val="21"/>
               </w:rPr>
-              <w:t>74/75 (98.7%)</w:t>
+              <w:t>72/75 (96.0%)</w:t>
             </w:r>
           </w:p>
         </w:tc>
@@ -15592,7 +15448,7 @@
                 <w:b w:val="0"/>
                 <w:sz w:val="21"/>
               </w:rPr>
-              <w:t>Most realistic e-commerce questions outside the semantic layer were rejected or clarified.</w:t>
+              <w:t>Most realistic e-commerce questions outside the semantic layer were declined or clarified.</w:t>
             </w:r>
           </w:p>
         </w:tc>
@@ -15605,6 +15461,51 @@
     </w:p>
     <w:p>
       <w:pPr>
+        <w:spacing w:after="200" w:before="0" w:line="360" w:lineRule="auto"/>
+        <w:jc w:val="both"/>
+      </w:pPr>
+      <w:r>
+        <w:rPr>
+          <w:rFonts w:ascii="Times New Roman" w:hAnsi="Times New Roman"/>
+          <w:b w:val="0"/>
+          <w:i w:val="0"/>
+          <w:sz w:val="24"/>
+        </w:rPr>
+        <w:t>An initial pass lost 29 questions to a consecutive block of HTTP 502 responses from the model gateway, which reduced the supported answer rate to 92.9 per cent. Those questions were retried and 28 answered on the second attempt. Both passes are recorded rather than only the better one: reporting only the retry would present a provider outage as though it had not happened, and reporting only the first pass would attribute that outage to the architecture.</w:t>
+      </w:r>
+    </w:p>
+    <w:p>
+      <w:pPr>
+        <w:spacing w:after="200" w:before="0" w:line="360" w:lineRule="auto"/>
+        <w:jc w:val="both"/>
+      </w:pPr>
+      <w:r>
+        <w:rPr>
+          <w:rFonts w:ascii="Times New Roman" w:hAnsi="Times New Roman"/>
+          <w:b w:val="0"/>
+          <w:i w:val="0"/>
+          <w:sz w:val="24"/>
+        </w:rPr>
+        <w:t>Two supported questions were refused, and both refusals are correct. Each asks to break refunds down by payment method without naming a measure, and a segment report cannot be built without one. Choosing a measure on the user's behalf is exactly the silent substitution the resolver was built to remove.</w:t>
+      </w:r>
+    </w:p>
+    <w:p>
+      <w:pPr>
+        <w:spacing w:after="200" w:before="0" w:line="360" w:lineRule="auto"/>
+        <w:jc w:val="both"/>
+      </w:pPr>
+      <w:r>
+        <w:rPr>
+          <w:rFonts w:ascii="Times New Roman" w:hAnsi="Times New Roman"/>
+          <w:b w:val="0"/>
+          <w:i w:val="0"/>
+          <w:sz w:val="24"/>
+        </w:rPr>
+        <w:t>Three boundary questions were answered instead of declined. One was a malformed model reply, which is a parse failure rather than a decision the system made. The other two are the same question phrased twice, asking to compare two named shipping carriers. The model reported both carrier names as unmapped, and the resolver answered by shipping method regardless. That is deliberate: a model-reported gap is treated as evidence rather than a verdict, because treating it as a verdict caused a high rate of false refusals. These two questions are what that choice costs, and stating the cost is more useful than tuning it away.</w:t>
+      </w:r>
+    </w:p>
+    <w:p>
+      <w:pPr>
         <w:spacing w:after="0" w:before="0" w:line="360" w:lineRule="auto"/>
         <w:jc w:val="both"/>
       </w:pPr>
@@ -15615,7 +15516,7 @@
           <w:i w:val="0"/>
           <w:sz w:val="24"/>
         </w:rPr>
-        <w:t>This result supports the bounded-system claim. AEGIS does not try to answer unlimited arbitrary SQL questions. It answers a large useful set of questions made available by the semantic layer, and it avoids inventing answers for unavailable concepts.</w:t>
+        <w:t>The same corpus is also run with the model removed, by feeding each question's committed intent annotation straight to the resolver. That configuration resolves, compiles and executes 425 of 425 supported questions and labels 75 of 75 boundary questions correctly. It is a regression gate on the resolver and compiler only. Because no model participates, it is not an end-to-end result and is never quoted as one.</w:t>
       </w:r>
     </w:p>
     <w:p>
@@ -15629,7 +15530,7 @@
           <w:b/>
           <w:sz w:val="28"/>
         </w:rPr>
-        <w:t>5.3  Admin Fidelity Benchmark</w:t>
+        <w:t>5.3  Fidelity Against nopCommerce's Own Report Logic</w:t>
       </w:r>
     </w:p>
     <w:p>
@@ -15644,7 +15545,7 @@
           <w:i w:val="0"/>
           <w:sz w:val="24"/>
         </w:rPr>
-        <w:t>The Admin fidelity benchmark is stricter than checking whether AEGIS can produce chartable SQL. It extracts reporting expectations from nopCommerce Admin analytics and compares the returned shape and values against source-derived oracles. Exact SQL text is not required. The important question is whether the answer has the correct business meaning.</w:t>
+        <w:t>Each of nopCommerce's twenty standard admin reports is requested in ordinary business phrasing. Two checks are applied. The first asks whether the request reaches an answer and compiles to SQL. The second executes that SQL and the platform's own query against the same seeded database and compares the rows returned. Exact SQL text is not required; the question is whether the answer carries the same business meaning.</w:t>
       </w:r>
     </w:p>
     <w:p>
@@ -15659,410 +15560,7 @@
           <w:b/>
           <w:sz w:val="22"/>
         </w:rPr>
-        <w:t>Table 5.3: Admin analytics oracle benchmark.</w:t>
-      </w:r>
-    </w:p>
-    <w:tbl>
-      <w:tblPr>
-        <w:tblStyle w:val="TableGrid"/>
-        <w:tblW w:type="auto" w:w="0"/>
-        <w:jc w:val="center"/>
-        <w:tblLayout w:type="fixed"/>
-        <w:tblLook w:firstColumn="1" w:firstRow="1" w:lastColumn="0" w:lastRow="0" w:noHBand="0" w:noVBand="1" w:val="04A0"/>
-        <w:tblBorders>
-          <w:top w:val="single" w:sz="4" w:space="0" w:color="999999"/>
-          <w:left w:val="single" w:sz="4" w:space="0" w:color="999999"/>
-          <w:bottom w:val="single" w:sz="4" w:space="0" w:color="999999"/>
-          <w:right w:val="single" w:sz="4" w:space="0" w:color="999999"/>
-          <w:insideH w:val="single" w:sz="4" w:space="0" w:color="999999"/>
-          <w:insideV w:val="single" w:sz="4" w:space="0" w:color="999999"/>
-        </w:tblBorders>
-      </w:tblPr>
-      <w:tblGrid>
-        <w:gridCol w:w="2232"/>
-        <w:gridCol w:w="1944"/>
-        <w:gridCol w:w="4752"/>
-      </w:tblGrid>
-      <w:tr>
-        <w:trPr>
-          <w:cantSplit/>
-        </w:trPr>
-        <w:tc>
-          <w:tcPr>
-            <w:tcW w:type="dxa" w:w="3009"/>
-          </w:tcPr>
-          <w:p>
-            <w:pPr>
-              <w:spacing w:before="0" w:after="0" w:line="240" w:lineRule="auto"/>
-              <w:jc w:val="center"/>
-              <w:keepNext/>
-            </w:pPr>
-            <w:r>
-              <w:rPr>
-                <w:rFonts w:ascii="Times New Roman" w:hAnsi="Times New Roman"/>
-                <w:b/>
-                <w:sz w:val="21"/>
-              </w:rPr>
-            </w:r>
-            <w:r>
-              <w:rPr>
-                <w:rFonts w:ascii="Times New Roman" w:hAnsi="Times New Roman"/>
-                <w:b/>
-                <w:sz w:val="21"/>
-              </w:rPr>
-              <w:t>Metric</w:t>
-            </w:r>
-          </w:p>
-        </w:tc>
-        <w:tc>
-          <w:tcPr>
-            <w:tcW w:type="dxa" w:w="3009"/>
-          </w:tcPr>
-          <w:p>
-            <w:pPr>
-              <w:spacing w:before="0" w:after="0" w:line="240" w:lineRule="auto"/>
-              <w:jc w:val="center"/>
-              <w:keepNext/>
-            </w:pPr>
-            <w:r>
-              <w:rPr>
-                <w:rFonts w:ascii="Times New Roman" w:hAnsi="Times New Roman"/>
-                <w:b/>
-                <w:sz w:val="21"/>
-              </w:rPr>
-            </w:r>
-            <w:r>
-              <w:rPr>
-                <w:rFonts w:ascii="Times New Roman" w:hAnsi="Times New Roman"/>
-                <w:b/>
-                <w:sz w:val="21"/>
-              </w:rPr>
-              <w:t>Result</w:t>
-            </w:r>
-          </w:p>
-        </w:tc>
-        <w:tc>
-          <w:tcPr>
-            <w:tcW w:type="dxa" w:w="3009"/>
-          </w:tcPr>
-          <w:p>
-            <w:pPr>
-              <w:spacing w:before="0" w:after="0" w:line="240" w:lineRule="auto"/>
-              <w:jc w:val="center"/>
-              <w:keepNext/>
-            </w:pPr>
-            <w:r>
-              <w:rPr>
-                <w:rFonts w:ascii="Times New Roman" w:hAnsi="Times New Roman"/>
-                <w:b/>
-                <w:sz w:val="21"/>
-              </w:rPr>
-            </w:r>
-            <w:r>
-              <w:rPr>
-                <w:rFonts w:ascii="Times New Roman" w:hAnsi="Times New Roman"/>
-                <w:b/>
-                <w:sz w:val="21"/>
-              </w:rPr>
-              <w:t>Interpretation</w:t>
-            </w:r>
-          </w:p>
-        </w:tc>
-      </w:tr>
-      <w:tr>
-        <w:trPr>
-          <w:cantSplit/>
-        </w:trPr>
-        <w:tc>
-          <w:tcPr>
-            <w:tcW w:type="dxa" w:w="2232"/>
-          </w:tcPr>
-          <w:p>
-            <w:pPr>
-              <w:spacing w:before="0" w:after="0" w:line="240" w:lineRule="auto"/>
-              <w:keepNext/>
-            </w:pPr>
-            <w:r>
-              <w:rPr>
-                <w:rFonts w:ascii="Times New Roman" w:hAnsi="Times New Roman"/>
-                <w:sz w:val="21"/>
-              </w:rPr>
-            </w:r>
-            <w:r>
-              <w:rPr>
-                <w:rFonts w:ascii="Times New Roman" w:hAnsi="Times New Roman"/>
-                <w:b w:val="0"/>
-                <w:sz w:val="21"/>
-              </w:rPr>
-              <w:t>Execution validity</w:t>
-            </w:r>
-          </w:p>
-        </w:tc>
-        <w:tc>
-          <w:tcPr>
-            <w:tcW w:type="dxa" w:w="1944"/>
-          </w:tcPr>
-          <w:p>
-            <w:pPr>
-              <w:spacing w:before="0" w:after="0" w:line="240" w:lineRule="auto"/>
-              <w:jc w:val="center"/>
-              <w:keepNext/>
-            </w:pPr>
-            <w:r>
-              <w:rPr>
-                <w:rFonts w:ascii="Times New Roman" w:hAnsi="Times New Roman"/>
-                <w:sz w:val="21"/>
-              </w:rPr>
-            </w:r>
-            <w:r>
-              <w:rPr>
-                <w:rFonts w:ascii="Times New Roman" w:hAnsi="Times New Roman"/>
-                <w:b w:val="0"/>
-                <w:sz w:val="21"/>
-              </w:rPr>
-              <w:t>16/16 (100.0%)</w:t>
-            </w:r>
-          </w:p>
-        </w:tc>
-        <w:tc>
-          <w:tcPr>
-            <w:tcW w:type="dxa" w:w="4752"/>
-          </w:tcPr>
-          <w:p>
-            <w:pPr>
-              <w:spacing w:before="0" w:after="0" w:line="240" w:lineRule="auto"/>
-              <w:jc w:val="center"/>
-              <w:keepNext/>
-            </w:pPr>
-            <w:r>
-              <w:rPr>
-                <w:rFonts w:ascii="Times New Roman" w:hAnsi="Times New Roman"/>
-                <w:sz w:val="21"/>
-              </w:rPr>
-            </w:r>
-            <w:r>
-              <w:rPr>
-                <w:rFonts w:ascii="Times New Roman" w:hAnsi="Times New Roman"/>
-                <w:b w:val="0"/>
-                <w:sz w:val="21"/>
-              </w:rPr>
-              <w:t>Every Admin oracle task produced executable SQL.</w:t>
-            </w:r>
-          </w:p>
-        </w:tc>
-      </w:tr>
-      <w:tr>
-        <w:trPr>
-          <w:cantSplit/>
-        </w:trPr>
-        <w:tc>
-          <w:tcPr>
-            <w:tcW w:type="dxa" w:w="2232"/>
-          </w:tcPr>
-          <w:p>
-            <w:pPr>
-              <w:spacing w:before="0" w:after="0" w:line="240" w:lineRule="auto"/>
-              <w:keepNext/>
-            </w:pPr>
-            <w:r>
-              <w:rPr>
-                <w:rFonts w:ascii="Times New Roman" w:hAnsi="Times New Roman"/>
-                <w:sz w:val="21"/>
-              </w:rPr>
-            </w:r>
-            <w:r>
-              <w:rPr>
-                <w:rFonts w:ascii="Times New Roman" w:hAnsi="Times New Roman"/>
-                <w:b w:val="0"/>
-                <w:sz w:val="21"/>
-              </w:rPr>
-              <w:t>Shape accuracy</w:t>
-            </w:r>
-          </w:p>
-        </w:tc>
-        <w:tc>
-          <w:tcPr>
-            <w:tcW w:type="dxa" w:w="1944"/>
-          </w:tcPr>
-          <w:p>
-            <w:pPr>
-              <w:spacing w:before="0" w:after="0" w:line="240" w:lineRule="auto"/>
-              <w:jc w:val="center"/>
-              <w:keepNext/>
-            </w:pPr>
-            <w:r>
-              <w:rPr>
-                <w:rFonts w:ascii="Times New Roman" w:hAnsi="Times New Roman"/>
-                <w:sz w:val="21"/>
-              </w:rPr>
-            </w:r>
-            <w:r>
-              <w:rPr>
-                <w:rFonts w:ascii="Times New Roman" w:hAnsi="Times New Roman"/>
-                <w:b w:val="0"/>
-                <w:sz w:val="21"/>
-              </w:rPr>
-              <w:t>16/16 (100.0%)</w:t>
-            </w:r>
-          </w:p>
-        </w:tc>
-        <w:tc>
-          <w:tcPr>
-            <w:tcW w:type="dxa" w:w="4752"/>
-          </w:tcPr>
-          <w:p>
-            <w:pPr>
-              <w:spacing w:before="0" w:after="0" w:line="240" w:lineRule="auto"/>
-              <w:jc w:val="center"/>
-              <w:keepNext/>
-            </w:pPr>
-            <w:r>
-              <w:rPr>
-                <w:rFonts w:ascii="Times New Roman" w:hAnsi="Times New Roman"/>
-                <w:sz w:val="21"/>
-              </w:rPr>
-            </w:r>
-            <w:r>
-              <w:rPr>
-                <w:rFonts w:ascii="Times New Roman" w:hAnsi="Times New Roman"/>
-                <w:b w:val="0"/>
-                <w:sz w:val="21"/>
-              </w:rPr>
-              <w:t>Every output used the expected row/column structure.</w:t>
-            </w:r>
-          </w:p>
-        </w:tc>
-      </w:tr>
-      <w:tr>
-        <w:trPr>
-          <w:cantSplit/>
-        </w:trPr>
-        <w:tc>
-          <w:tcPr>
-            <w:tcW w:type="dxa" w:w="2232"/>
-          </w:tcPr>
-          <w:p>
-            <w:pPr>
-              <w:spacing w:before="0" w:after="0" w:line="240" w:lineRule="auto"/>
-              <w:keepNext/>
-            </w:pPr>
-            <w:r>
-              <w:rPr>
-                <w:rFonts w:ascii="Times New Roman" w:hAnsi="Times New Roman"/>
-                <w:sz w:val="21"/>
-              </w:rPr>
-            </w:r>
-            <w:r>
-              <w:rPr>
-                <w:rFonts w:ascii="Times New Roman" w:hAnsi="Times New Roman"/>
-                <w:b w:val="0"/>
-                <w:sz w:val="21"/>
-              </w:rPr>
-              <w:t>Result accuracy</w:t>
-            </w:r>
-          </w:p>
-        </w:tc>
-        <w:tc>
-          <w:tcPr>
-            <w:tcW w:type="dxa" w:w="1944"/>
-          </w:tcPr>
-          <w:p>
-            <w:pPr>
-              <w:spacing w:before="0" w:after="0" w:line="240" w:lineRule="auto"/>
-              <w:jc w:val="center"/>
-              <w:keepNext/>
-            </w:pPr>
-            <w:r>
-              <w:rPr>
-                <w:rFonts w:ascii="Times New Roman" w:hAnsi="Times New Roman"/>
-                <w:sz w:val="21"/>
-              </w:rPr>
-            </w:r>
-            <w:r>
-              <w:rPr>
-                <w:rFonts w:ascii="Times New Roman" w:hAnsi="Times New Roman"/>
-                <w:b w:val="0"/>
-                <w:sz w:val="21"/>
-              </w:rPr>
-              <w:t>15/16 (93.8%)</w:t>
-            </w:r>
-          </w:p>
-        </w:tc>
-        <w:tc>
-          <w:tcPr>
-            <w:tcW w:type="dxa" w:w="4752"/>
-          </w:tcPr>
-          <w:p>
-            <w:pPr>
-              <w:spacing w:before="0" w:after="0" w:line="240" w:lineRule="auto"/>
-              <w:jc w:val="center"/>
-              <w:keepNext/>
-            </w:pPr>
-            <w:r>
-              <w:rPr>
-                <w:rFonts w:ascii="Times New Roman" w:hAnsi="Times New Roman"/>
-                <w:sz w:val="21"/>
-              </w:rPr>
-            </w:r>
-            <w:r>
-              <w:rPr>
-                <w:rFonts w:ascii="Times New Roman" w:hAnsi="Times New Roman"/>
-                <w:b w:val="0"/>
-                <w:sz w:val="21"/>
-              </w:rPr>
-              <w:t>One dashboard order-average matrix still differs from nopCommerce.</w:t>
-            </w:r>
-          </w:p>
-        </w:tc>
-      </w:tr>
-    </w:tbl>
-    <w:p>
-      <w:pPr>
-        <w:spacing w:after="80"/>
-      </w:pPr>
-    </w:p>
-    <w:p>
-      <w:pPr>
-        <w:spacing w:after="0" w:before="0" w:line="360" w:lineRule="auto"/>
-        <w:jc w:val="both"/>
-      </w:pPr>
-      <w:r>
-        <w:rPr>
-          <w:rFonts w:ascii="Times New Roman" w:hAnsi="Times New Roman"/>
-          <w:b w:val="0"/>
-          <w:i w:val="0"/>
-          <w:sz w:val="24"/>
-        </w:rPr>
-        <w:t>The remaining mismatch is useful evidence. It shows that the benchmark can find a real gap. The fix belongs in a general multi-period matrix-summary component in the compiler, not in a hardcoded nopCommerce report shortcut.</w:t>
-      </w:r>
-    </w:p>
-    <w:p>
-      <w:pPr>
-        <w:spacing w:before="320" w:after="160"/>
-        <w:jc w:val="left"/>
-      </w:pPr>
-      <w:r>
-        <w:rPr>
-          <w:rFonts w:ascii="Times New Roman" w:hAnsi="Times New Roman"/>
-          <w:b/>
-          <w:sz w:val="28"/>
-        </w:rPr>
-        <w:t>5.4  Focused Semantic Coverage</w:t>
-      </w:r>
-    </w:p>
-    <w:p>
-      <w:pPr>
-        <w:spacing w:before="200" w:after="80"/>
-        <w:jc w:val="center"/>
-        <w:keepNext/>
-      </w:pPr>
-      <w:r>
-        <w:rPr>
-          <w:rFonts w:ascii="Times New Roman" w:hAnsi="Times New Roman"/>
-          <w:b/>
-          <w:sz w:val="22"/>
-        </w:rPr>
-        <w:t>Table 5.4: Focused semantic coverage results.</w:t>
+        <w:t>Table 5.3: nopCommerce standard admin report fidelity.</w:t>
       </w:r>
     </w:p>
     <w:tbl>
@@ -16083,8 +15581,8 @@
       </w:tblPr>
       <w:tblGrid>
         <w:gridCol w:w="2520"/>
-        <w:gridCol w:w="1944"/>
-        <w:gridCol w:w="4464"/>
+        <w:gridCol w:w="1656"/>
+        <w:gridCol w:w="4752"/>
       </w:tblGrid>
       <w:tr>
         <w:trPr>
@@ -16113,7 +15611,7 @@
                 <w:b/>
                 <w:sz w:val="21"/>
               </w:rPr>
-              <w:t>Metric</w:t>
+              <w:t>Check</w:t>
             </w:r>
           </w:p>
         </w:tc>
@@ -16197,13 +15695,13 @@
                 <w:b w:val="0"/>
                 <w:sz w:val="21"/>
               </w:rPr>
-              <w:t>Supported execution validity</w:t>
+              <w:t>Reached an answer and compiled</w:t>
             </w:r>
           </w:p>
         </w:tc>
         <w:tc>
           <w:tcPr>
-            <w:tcW w:type="dxa" w:w="1944"/>
+            <w:tcW w:type="dxa" w:w="1656"/>
           </w:tcPr>
           <w:p>
             <w:pPr>
@@ -16223,13 +15721,13 @@
                 <w:b w:val="0"/>
                 <w:sz w:val="21"/>
               </w:rPr>
-              <w:t>20/20 (100.0%)</w:t>
+              <w:t>20/20</w:t>
             </w:r>
           </w:p>
         </w:tc>
         <w:tc>
           <w:tcPr>
-            <w:tcW w:type="dxa" w:w="4464"/>
+            <w:tcW w:type="dxa" w:w="4752"/>
           </w:tcPr>
           <w:p>
             <w:pPr>
@@ -16249,7 +15747,7 @@
                 <w:b w:val="0"/>
                 <w:sz w:val="21"/>
               </w:rPr>
-              <w:t>Representative supported requests executed.</w:t>
+              <w:t>Every standard report can be requested in ordinary language.</w:t>
             </w:r>
           </w:p>
         </w:tc>
@@ -16279,13 +15777,13 @@
                 <w:b w:val="0"/>
                 <w:sz w:val="21"/>
               </w:rPr>
-              <w:t>Supported shape accuracy</w:t>
+              <w:t>Result set matched the platform</w:t>
             </w:r>
           </w:p>
         </w:tc>
         <w:tc>
           <w:tcPr>
-            <w:tcW w:type="dxa" w:w="1944"/>
+            <w:tcW w:type="dxa" w:w="1656"/>
           </w:tcPr>
           <w:p>
             <w:pPr>
@@ -16305,13 +15803,13 @@
                 <w:b w:val="0"/>
                 <w:sz w:val="21"/>
               </w:rPr>
-              <w:t>20/20 (100.0%)</w:t>
+              <w:t>15/20 (75.0%)</w:t>
             </w:r>
           </w:p>
         </w:tc>
         <w:tc>
           <w:tcPr>
-            <w:tcW w:type="dxa" w:w="4464"/>
+            <w:tcW w:type="dxa" w:w="4752"/>
           </w:tcPr>
           <w:p>
             <w:pPr>
@@ -16331,7 +15829,7 @@
                 <w:b w:val="0"/>
                 <w:sz w:val="21"/>
               </w:rPr>
-              <w:t>Outputs matched the expected widget form.</w:t>
+              <w:t>The check that tests the claim: same database, same rows, same values.</w:t>
             </w:r>
           </w:p>
         </w:tc>
@@ -16361,13 +15859,13 @@
                 <w:b w:val="0"/>
                 <w:sz w:val="21"/>
               </w:rPr>
-              <w:t>Supported result accuracy</w:t>
+              <w:t>Reports differing in value</w:t>
             </w:r>
           </w:p>
         </w:tc>
         <w:tc>
           <w:tcPr>
-            <w:tcW w:type="dxa" w:w="1944"/>
+            <w:tcW w:type="dxa" w:w="1656"/>
           </w:tcPr>
           <w:p>
             <w:pPr>
@@ -16387,13 +15885,13 @@
                 <w:b w:val="0"/>
                 <w:sz w:val="21"/>
               </w:rPr>
-              <w:t>20/20 (100.0%)</w:t>
+              <w:t>0/20</w:t>
             </w:r>
           </w:p>
         </w:tc>
         <w:tc>
           <w:tcPr>
-            <w:tcW w:type="dxa" w:w="4464"/>
+            <w:tcW w:type="dxa" w:w="4752"/>
           </w:tcPr>
           <w:p>
             <w:pPr>
@@ -16413,7 +15911,194 @@
                 <w:b w:val="0"/>
                 <w:sz w:val="21"/>
               </w:rPr>
-              <w:t>Focused supported cases matched expected values.</w:t>
+              <w:t>The five mismatches differ in row count or label column, never in a number.</w:t>
+            </w:r>
+          </w:p>
+        </w:tc>
+      </w:tr>
+    </w:tbl>
+    <w:p>
+      <w:pPr>
+        <w:spacing w:after="80"/>
+      </w:pPr>
+    </w:p>
+    <w:p>
+      <w:pPr>
+        <w:spacing w:after="200" w:before="0" w:line="360" w:lineRule="auto"/>
+        <w:jc w:val="both"/>
+      </w:pPr>
+      <w:r>
+        <w:rPr>
+          <w:rFonts w:ascii="Times New Roman" w:hAnsi="Times New Roman"/>
+          <w:b w:val="0"/>
+          <w:i w:val="0"/>
+          <w:sz w:val="24"/>
+        </w:rPr>
+        <w:t>Only the second check tests the claim. The first is satisfied by any query that compiles, and several of these twenty once passed it while being silently wrong: an order-level revenue sum fanned out across item-level joins, a missing soft-delete filter, a customer breakdown grouped by display name. Each returned a plausible, chartable number, so nothing downstream could tell it from a correct answer. That is the reason this thesis treats a compile-only check as a proxy rather than a result.</w:t>
+      </w:r>
+    </w:p>
+    <w:p>
+      <w:pPr>
+        <w:spacing w:after="0" w:before="0" w:line="360" w:lineRule="auto"/>
+        <w:jc w:val="both"/>
+      </w:pPr>
+      <w:r>
+        <w:rPr>
+          <w:rFonts w:ascii="Times New Roman" w:hAnsi="Times New Roman"/>
+          <w:b w:val="0"/>
+          <w:i w:val="0"/>
+          <w:sz w:val="24"/>
+        </w:rPr>
+        <w:t>The five reports that did not match agree with the platform on every value in every overlapping row. Four differ in result-set size, because nopCommerce's own reports carry their own limits of five, fifteen or one hundred rows. Two differ in the label column, returning a customer name where the platform labels by email address. Matching them exactly would require per-report presets, which is the report-specific special-casing the semantic layer exists to avoid.</w:t>
+      </w:r>
+    </w:p>
+    <w:p>
+      <w:pPr>
+        <w:spacing w:before="320" w:after="160"/>
+        <w:jc w:val="left"/>
+      </w:pPr>
+      <w:r>
+        <w:rPr>
+          <w:rFonts w:ascii="Times New Roman" w:hAnsi="Times New Roman"/>
+          <w:b/>
+          <w:sz w:val="28"/>
+        </w:rPr>
+        <w:t>5.4  Latency</w:t>
+      </w:r>
+    </w:p>
+    <w:p>
+      <w:pPr>
+        <w:spacing w:after="200" w:before="0" w:line="360" w:lineRule="auto"/>
+        <w:jc w:val="both"/>
+      </w:pPr>
+      <w:r>
+        <w:rPr>
+          <w:rFonts w:ascii="Times New Roman" w:hAnsi="Times New Roman"/>
+          <w:b w:val="0"/>
+          <w:i w:val="0"/>
+          <w:sz w:val="24"/>
+        </w:rPr>
+        <w:t>Per-stage timings were recorded for every supported question in the live benchmark. The split between the model stage and the deterministic stages matters more than the totals, because it is the same boundary the safety argument rests on.</w:t>
+      </w:r>
+    </w:p>
+    <w:p>
+      <w:pPr>
+        <w:spacing w:before="200" w:after="80"/>
+        <w:jc w:val="center"/>
+        <w:keepNext/>
+      </w:pPr>
+      <w:r>
+        <w:rPr>
+          <w:rFonts w:ascii="Times New Roman" w:hAnsi="Times New Roman"/>
+          <w:b/>
+          <w:sz w:val="22"/>
+        </w:rPr>
+        <w:t>Table 5.4: Per-stage latency over 425 supported questions.</w:t>
+      </w:r>
+    </w:p>
+    <w:tbl>
+      <w:tblPr>
+        <w:tblStyle w:val="TableGrid"/>
+        <w:tblW w:type="auto" w:w="0"/>
+        <w:jc w:val="center"/>
+        <w:tblLayout w:type="fixed"/>
+        <w:tblLook w:firstColumn="1" w:firstRow="1" w:lastColumn="0" w:lastRow="0" w:noHBand="0" w:noVBand="1" w:val="04A0"/>
+        <w:tblBorders>
+          <w:top w:val="single" w:sz="4" w:space="0" w:color="999999"/>
+          <w:left w:val="single" w:sz="4" w:space="0" w:color="999999"/>
+          <w:bottom w:val="single" w:sz="4" w:space="0" w:color="999999"/>
+          <w:right w:val="single" w:sz="4" w:space="0" w:color="999999"/>
+          <w:insideH w:val="single" w:sz="4" w:space="0" w:color="999999"/>
+          <w:insideV w:val="single" w:sz="4" w:space="0" w:color="999999"/>
+        </w:tblBorders>
+      </w:tblPr>
+      <w:tblGrid>
+        <w:gridCol w:w="3456"/>
+        <w:gridCol w:w="2016"/>
+        <w:gridCol w:w="2016"/>
+      </w:tblGrid>
+      <w:tr>
+        <w:trPr>
+          <w:cantSplit/>
+        </w:trPr>
+        <w:tc>
+          <w:tcPr>
+            <w:tcW w:type="dxa" w:w="3009"/>
+          </w:tcPr>
+          <w:p>
+            <w:pPr>
+              <w:spacing w:before="0" w:after="0" w:line="240" w:lineRule="auto"/>
+              <w:jc w:val="center"/>
+              <w:keepNext/>
+            </w:pPr>
+            <w:r>
+              <w:rPr>
+                <w:rFonts w:ascii="Times New Roman" w:hAnsi="Times New Roman"/>
+                <w:b/>
+                <w:sz w:val="21"/>
+              </w:rPr>
+            </w:r>
+            <w:r>
+              <w:rPr>
+                <w:rFonts w:ascii="Times New Roman" w:hAnsi="Times New Roman"/>
+                <w:b/>
+                <w:sz w:val="21"/>
+              </w:rPr>
+              <w:t>Stage</w:t>
+            </w:r>
+          </w:p>
+        </w:tc>
+        <w:tc>
+          <w:tcPr>
+            <w:tcW w:type="dxa" w:w="3009"/>
+          </w:tcPr>
+          <w:p>
+            <w:pPr>
+              <w:spacing w:before="0" w:after="0" w:line="240" w:lineRule="auto"/>
+              <w:jc w:val="center"/>
+              <w:keepNext/>
+            </w:pPr>
+            <w:r>
+              <w:rPr>
+                <w:rFonts w:ascii="Times New Roman" w:hAnsi="Times New Roman"/>
+                <w:b/>
+                <w:sz w:val="21"/>
+              </w:rPr>
+            </w:r>
+            <w:r>
+              <w:rPr>
+                <w:rFonts w:ascii="Times New Roman" w:hAnsi="Times New Roman"/>
+                <w:b/>
+                <w:sz w:val="21"/>
+              </w:rPr>
+              <w:t>Median</w:t>
+            </w:r>
+          </w:p>
+        </w:tc>
+        <w:tc>
+          <w:tcPr>
+            <w:tcW w:type="dxa" w:w="3009"/>
+          </w:tcPr>
+          <w:p>
+            <w:pPr>
+              <w:spacing w:before="0" w:after="0" w:line="240" w:lineRule="auto"/>
+              <w:jc w:val="center"/>
+              <w:keepNext/>
+            </w:pPr>
+            <w:r>
+              <w:rPr>
+                <w:rFonts w:ascii="Times New Roman" w:hAnsi="Times New Roman"/>
+                <w:b/>
+                <w:sz w:val="21"/>
+              </w:rPr>
+            </w:r>
+            <w:r>
+              <w:rPr>
+                <w:rFonts w:ascii="Times New Roman" w:hAnsi="Times New Roman"/>
+                <w:b/>
+                <w:sz w:val="21"/>
+              </w:rPr>
+              <w:t>95th percentile</w:t>
             </w:r>
           </w:p>
         </w:tc>
@@ -16424,7 +16109,7 @@
         </w:trPr>
         <w:tc>
           <w:tcPr>
-            <w:tcW w:type="dxa" w:w="2520"/>
+            <w:tcW w:type="dxa" w:w="3456"/>
           </w:tcPr>
           <w:p>
             <w:pPr>
@@ -16443,13 +16128,13 @@
                 <w:b w:val="0"/>
                 <w:sz w:val="21"/>
               </w:rPr>
-              <w:t>Boundary rejection accuracy</w:t>
+              <w:t>Intent extraction (model)</w:t>
             </w:r>
           </w:p>
         </w:tc>
         <w:tc>
           <w:tcPr>
-            <w:tcW w:type="dxa" w:w="1944"/>
+            <w:tcW w:type="dxa" w:w="2016"/>
           </w:tcPr>
           <w:p>
             <w:pPr>
@@ -16469,13 +16154,13 @@
                 <w:b w:val="0"/>
                 <w:sz w:val="21"/>
               </w:rPr>
-              <w:t>5/5 (100.0%)</w:t>
+              <w:t>9,029.89 ms</w:t>
             </w:r>
           </w:p>
         </w:tc>
         <w:tc>
           <w:tcPr>
-            <w:tcW w:type="dxa" w:w="4464"/>
+            <w:tcW w:type="dxa" w:w="2016"/>
           </w:tcPr>
           <w:p>
             <w:pPr>
@@ -16495,7 +16180,335 @@
                 <w:b w:val="0"/>
                 <w:sz w:val="21"/>
               </w:rPr>
-              <w:t>Focused unsupported cases were rejected.</w:t>
+              <w:t>19,460.15 ms</w:t>
+            </w:r>
+          </w:p>
+        </w:tc>
+      </w:tr>
+      <w:tr>
+        <w:trPr>
+          <w:cantSplit/>
+        </w:trPr>
+        <w:tc>
+          <w:tcPr>
+            <w:tcW w:type="dxa" w:w="3456"/>
+          </w:tcPr>
+          <w:p>
+            <w:pPr>
+              <w:spacing w:before="0" w:after="0" w:line="240" w:lineRule="auto"/>
+              <w:keepNext/>
+            </w:pPr>
+            <w:r>
+              <w:rPr>
+                <w:rFonts w:ascii="Times New Roman" w:hAnsi="Times New Roman"/>
+                <w:sz w:val="21"/>
+              </w:rPr>
+            </w:r>
+            <w:r>
+              <w:rPr>
+                <w:rFonts w:ascii="Times New Roman" w:hAnsi="Times New Roman"/>
+                <w:b w:val="0"/>
+                <w:sz w:val="21"/>
+              </w:rPr>
+              <w:t>Semantic resolution</w:t>
+            </w:r>
+          </w:p>
+        </w:tc>
+        <w:tc>
+          <w:tcPr>
+            <w:tcW w:type="dxa" w:w="2016"/>
+          </w:tcPr>
+          <w:p>
+            <w:pPr>
+              <w:spacing w:before="0" w:after="0" w:line="240" w:lineRule="auto"/>
+              <w:jc w:val="center"/>
+              <w:keepNext/>
+            </w:pPr>
+            <w:r>
+              <w:rPr>
+                <w:rFonts w:ascii="Times New Roman" w:hAnsi="Times New Roman"/>
+                <w:sz w:val="21"/>
+              </w:rPr>
+            </w:r>
+            <w:r>
+              <w:rPr>
+                <w:rFonts w:ascii="Times New Roman" w:hAnsi="Times New Roman"/>
+                <w:b w:val="0"/>
+                <w:sz w:val="21"/>
+              </w:rPr>
+              <w:t>0.89 ms</w:t>
+            </w:r>
+          </w:p>
+        </w:tc>
+        <w:tc>
+          <w:tcPr>
+            <w:tcW w:type="dxa" w:w="2016"/>
+          </w:tcPr>
+          <w:p>
+            <w:pPr>
+              <w:spacing w:before="0" w:after="0" w:line="240" w:lineRule="auto"/>
+              <w:jc w:val="center"/>
+              <w:keepNext/>
+            </w:pPr>
+            <w:r>
+              <w:rPr>
+                <w:rFonts w:ascii="Times New Roman" w:hAnsi="Times New Roman"/>
+                <w:sz w:val="21"/>
+              </w:rPr>
+            </w:r>
+            <w:r>
+              <w:rPr>
+                <w:rFonts w:ascii="Times New Roman" w:hAnsi="Times New Roman"/>
+                <w:b w:val="0"/>
+                <w:sz w:val="21"/>
+              </w:rPr>
+              <w:t>1.25 ms</w:t>
+            </w:r>
+          </w:p>
+        </w:tc>
+      </w:tr>
+      <w:tr>
+        <w:trPr>
+          <w:cantSplit/>
+        </w:trPr>
+        <w:tc>
+          <w:tcPr>
+            <w:tcW w:type="dxa" w:w="3456"/>
+          </w:tcPr>
+          <w:p>
+            <w:pPr>
+              <w:spacing w:before="0" w:after="0" w:line="240" w:lineRule="auto"/>
+              <w:keepNext/>
+            </w:pPr>
+            <w:r>
+              <w:rPr>
+                <w:rFonts w:ascii="Times New Roman" w:hAnsi="Times New Roman"/>
+                <w:sz w:val="21"/>
+              </w:rPr>
+            </w:r>
+            <w:r>
+              <w:rPr>
+                <w:rFonts w:ascii="Times New Roman" w:hAnsi="Times New Roman"/>
+                <w:b w:val="0"/>
+                <w:sz w:val="21"/>
+              </w:rPr>
+              <w:t>SQL compilation</w:t>
+            </w:r>
+          </w:p>
+        </w:tc>
+        <w:tc>
+          <w:tcPr>
+            <w:tcW w:type="dxa" w:w="2016"/>
+          </w:tcPr>
+          <w:p>
+            <w:pPr>
+              <w:spacing w:before="0" w:after="0" w:line="240" w:lineRule="auto"/>
+              <w:jc w:val="center"/>
+              <w:keepNext/>
+            </w:pPr>
+            <w:r>
+              <w:rPr>
+                <w:rFonts w:ascii="Times New Roman" w:hAnsi="Times New Roman"/>
+                <w:sz w:val="21"/>
+              </w:rPr>
+            </w:r>
+            <w:r>
+              <w:rPr>
+                <w:rFonts w:ascii="Times New Roman" w:hAnsi="Times New Roman"/>
+                <w:b w:val="0"/>
+                <w:sz w:val="21"/>
+              </w:rPr>
+              <w:t>0.13 ms</w:t>
+            </w:r>
+          </w:p>
+        </w:tc>
+        <w:tc>
+          <w:tcPr>
+            <w:tcW w:type="dxa" w:w="2016"/>
+          </w:tcPr>
+          <w:p>
+            <w:pPr>
+              <w:spacing w:before="0" w:after="0" w:line="240" w:lineRule="auto"/>
+              <w:jc w:val="center"/>
+              <w:keepNext/>
+            </w:pPr>
+            <w:r>
+              <w:rPr>
+                <w:rFonts w:ascii="Times New Roman" w:hAnsi="Times New Roman"/>
+                <w:sz w:val="21"/>
+              </w:rPr>
+            </w:r>
+            <w:r>
+              <w:rPr>
+                <w:rFonts w:ascii="Times New Roman" w:hAnsi="Times New Roman"/>
+                <w:b w:val="0"/>
+                <w:sz w:val="21"/>
+              </w:rPr>
+              <w:t>0.21 ms</w:t>
+            </w:r>
+          </w:p>
+        </w:tc>
+      </w:tr>
+      <w:tr>
+        <w:trPr>
+          <w:cantSplit/>
+        </w:trPr>
+        <w:tc>
+          <w:tcPr>
+            <w:tcW w:type="dxa" w:w="3456"/>
+          </w:tcPr>
+          <w:p>
+            <w:pPr>
+              <w:spacing w:before="0" w:after="0" w:line="240" w:lineRule="auto"/>
+              <w:keepNext/>
+            </w:pPr>
+            <w:r>
+              <w:rPr>
+                <w:rFonts w:ascii="Times New Roman" w:hAnsi="Times New Roman"/>
+                <w:sz w:val="21"/>
+              </w:rPr>
+            </w:r>
+            <w:r>
+              <w:rPr>
+                <w:rFonts w:ascii="Times New Roman" w:hAnsi="Times New Roman"/>
+                <w:b w:val="0"/>
+                <w:sz w:val="21"/>
+              </w:rPr>
+              <w:t>Database execution</w:t>
+            </w:r>
+          </w:p>
+        </w:tc>
+        <w:tc>
+          <w:tcPr>
+            <w:tcW w:type="dxa" w:w="2016"/>
+          </w:tcPr>
+          <w:p>
+            <w:pPr>
+              <w:spacing w:before="0" w:after="0" w:line="240" w:lineRule="auto"/>
+              <w:jc w:val="center"/>
+              <w:keepNext/>
+            </w:pPr>
+            <w:r>
+              <w:rPr>
+                <w:rFonts w:ascii="Times New Roman" w:hAnsi="Times New Roman"/>
+                <w:sz w:val="21"/>
+              </w:rPr>
+            </w:r>
+            <w:r>
+              <w:rPr>
+                <w:rFonts w:ascii="Times New Roman" w:hAnsi="Times New Roman"/>
+                <w:b w:val="0"/>
+                <w:sz w:val="21"/>
+              </w:rPr>
+              <w:t>2.54 ms</w:t>
+            </w:r>
+          </w:p>
+        </w:tc>
+        <w:tc>
+          <w:tcPr>
+            <w:tcW w:type="dxa" w:w="2016"/>
+          </w:tcPr>
+          <w:p>
+            <w:pPr>
+              <w:spacing w:before="0" w:after="0" w:line="240" w:lineRule="auto"/>
+              <w:jc w:val="center"/>
+              <w:keepNext/>
+            </w:pPr>
+            <w:r>
+              <w:rPr>
+                <w:rFonts w:ascii="Times New Roman" w:hAnsi="Times New Roman"/>
+                <w:sz w:val="21"/>
+              </w:rPr>
+            </w:r>
+            <w:r>
+              <w:rPr>
+                <w:rFonts w:ascii="Times New Roman" w:hAnsi="Times New Roman"/>
+                <w:b w:val="0"/>
+                <w:sz w:val="21"/>
+              </w:rPr>
+              <w:t>12.87 ms</w:t>
+            </w:r>
+          </w:p>
+        </w:tc>
+      </w:tr>
+      <w:tr>
+        <w:trPr>
+          <w:cantSplit/>
+        </w:trPr>
+        <w:tc>
+          <w:tcPr>
+            <w:tcW w:type="dxa" w:w="3456"/>
+          </w:tcPr>
+          <w:p>
+            <w:pPr>
+              <w:spacing w:before="0" w:after="0" w:line="240" w:lineRule="auto"/>
+              <w:keepNext/>
+            </w:pPr>
+            <w:r>
+              <w:rPr>
+                <w:rFonts w:ascii="Times New Roman" w:hAnsi="Times New Roman"/>
+                <w:sz w:val="21"/>
+              </w:rPr>
+            </w:r>
+            <w:r>
+              <w:rPr>
+                <w:rFonts w:ascii="Times New Roman" w:hAnsi="Times New Roman"/>
+                <w:b w:val="0"/>
+                <w:sz w:val="21"/>
+              </w:rPr>
+              <w:t>All stages after the model</w:t>
+            </w:r>
+          </w:p>
+        </w:tc>
+        <w:tc>
+          <w:tcPr>
+            <w:tcW w:type="dxa" w:w="2016"/>
+          </w:tcPr>
+          <w:p>
+            <w:pPr>
+              <w:spacing w:before="0" w:after="0" w:line="240" w:lineRule="auto"/>
+              <w:jc w:val="center"/>
+              <w:keepNext/>
+            </w:pPr>
+            <w:r>
+              <w:rPr>
+                <w:rFonts w:ascii="Times New Roman" w:hAnsi="Times New Roman"/>
+                <w:sz w:val="21"/>
+              </w:rPr>
+            </w:r>
+            <w:r>
+              <w:rPr>
+                <w:rFonts w:ascii="Times New Roman" w:hAnsi="Times New Roman"/>
+                <w:b w:val="0"/>
+                <w:sz w:val="21"/>
+              </w:rPr>
+              <w:t>3.62 ms</w:t>
+            </w:r>
+          </w:p>
+        </w:tc>
+        <w:tc>
+          <w:tcPr>
+            <w:tcW w:type="dxa" w:w="2016"/>
+          </w:tcPr>
+          <w:p>
+            <w:pPr>
+              <w:spacing w:before="0" w:after="0" w:line="240" w:lineRule="auto"/>
+              <w:jc w:val="center"/>
+              <w:keepNext/>
+            </w:pPr>
+            <w:r>
+              <w:rPr>
+                <w:rFonts w:ascii="Times New Roman" w:hAnsi="Times New Roman"/>
+                <w:sz w:val="21"/>
+              </w:rPr>
+            </w:r>
+            <w:r>
+              <w:rPr>
+                <w:rFonts w:ascii="Times New Roman" w:hAnsi="Times New Roman"/>
+                <w:b w:val="0"/>
+                <w:sz w:val="21"/>
+              </w:rPr>
+              <w:t>14.02 ms</w:t>
             </w:r>
           </w:p>
         </w:tc>
@@ -16518,7 +16531,7 @@
           <w:i w:val="0"/>
           <w:sz w:val="24"/>
         </w:rPr>
-        <w:t>This small suite is not proof of perfection. It is a regression and coverage check over representative semantic-layer combinations. The broader 500-question benchmark and the Admin oracle mismatch are what keep the evaluation honest.</w:t>
+        <w:t>Substantially all of the wall clock is the model reading the question. The stages that resolve business concepts, choose the join path, emit SQL and execute it take a few milliseconds together, and the model has no influence over any of them. The model figure is a property of the gateway used here and would change with the provider; the deterministic figures are properties of the architecture and would follow it to another deployment. The direct baseline's generation stage has a comparable median of 9,154.02 ms, so the constrained pipeline pays no latency premium for its safety.</w:t>
       </w:r>
     </w:p>
     <w:p>
@@ -16547,7 +16560,7 @@
           <w:i w:val="0"/>
           <w:sz w:val="24"/>
         </w:rPr>
-        <w:t>The central architectural safety property is that the language model does not write SQL. It returns a typed intent object. Deterministic templates then produce SQL from approved semantic-layer definitions and check the query before execution. User prompt text is not inserted into executable SQL.</w:t>
+        <w:t>The central architectural safety property is that the language model does not write SQL. It returns an Intent Object. Deterministic templates then produce SQL from approved semantic-layer definitions and check the query before execution. User prompt text is not inserted into executable SQL. The claim is therefore structural rather than statistical: no rate of successful defence is asserted, because there is no path from a prompt to a query the templates do not generate.</w:t>
       </w:r>
     </w:p>
     <w:p>
@@ -16805,7 +16818,7 @@
                 <w:b w:val="0"/>
                 <w:sz w:val="21"/>
               </w:rPr>
-              <w:t>The structured intent must bind to approved semantic-layer definitions.</w:t>
+              <w:t>The Intent Object must bind to approved semantic-layer definitions.</w:t>
             </w:r>
           </w:p>
         </w:tc>
@@ -16926,6 +16939,21 @@
     </w:p>
     <w:p>
       <w:pPr>
+        <w:spacing w:after="0" w:before="0" w:line="360" w:lineRule="auto"/>
+        <w:jc w:val="both"/>
+      </w:pPr>
+      <w:r>
+        <w:rPr>
+          <w:rFonts w:ascii="Times New Roman" w:hAnsi="Times New Roman"/>
+          <w:b w:val="0"/>
+          <w:i w:val="0"/>
+          <w:sz w:val="24"/>
+        </w:rPr>
+        <w:t>The baseline arm gives this structural claim an empirical counterpart. Both arms were scanned with the same forbidden-pattern set, imported from the compiler rather than restated, so neither is judged by a more lenient rule. The unconstrained arm produced two queries containing a forbidden construct, both attempts to classify review text by keyword matching joined with UNION. The constrained arm produced none.</w:t>
+      </w:r>
+    </w:p>
+    <w:p>
+      <w:pPr>
         <w:spacing w:before="320" w:after="160"/>
         <w:jc w:val="left"/>
       </w:pPr>
@@ -16950,7 +16978,7 @@
           <w:i w:val="0"/>
           <w:sz w:val="24"/>
         </w:rPr>
-        <w:t>A direct LLM-to-SQL baseline can appear attractive because it can always try to write a SELECT statement. However, allowing the model to author SQL moves business definitions, join choices, security behavior, and dialect correctness into a probabilistic component. AEGIS deliberately gives up unlimited query flexibility in exchange for approved definitions, deterministic compilation, and an explicit refusal path.</w:t>
+        <w:t>A direct LLM-to-SQL baseline can appear attractive because it can always try to write a SELECT statement. However, allowing the model to author SQL moves business definitions, join choices, security behavior, and dialect correctness into a probabilistic component. To measure that rather than assert it, the same model was run through the same gateway on the same 500 questions against the same database, with no semantic layer in between. The arms differ only in whether the model authors the query.</w:t>
       </w:r>
     </w:p>
     <w:p>
@@ -16965,7 +16993,396 @@
           <w:b/>
           <w:sz w:val="22"/>
         </w:rPr>
-        <w:t>Table 5.6: Structural comparison.</w:t>
+        <w:t>Table 5.6: Measured comparison over the same 500 questions.</w:t>
+      </w:r>
+    </w:p>
+    <w:tbl>
+      <w:tblPr>
+        <w:tblStyle w:val="TableGrid"/>
+        <w:tblW w:type="auto" w:w="0"/>
+        <w:jc w:val="center"/>
+        <w:tblLayout w:type="fixed"/>
+        <w:tblLook w:firstColumn="1" w:firstRow="1" w:lastColumn="0" w:lastRow="0" w:noHBand="0" w:noVBand="1" w:val="04A0"/>
+        <w:tblBorders>
+          <w:top w:val="single" w:sz="4" w:space="0" w:color="999999"/>
+          <w:left w:val="single" w:sz="4" w:space="0" w:color="999999"/>
+          <w:bottom w:val="single" w:sz="4" w:space="0" w:color="999999"/>
+          <w:right w:val="single" w:sz="4" w:space="0" w:color="999999"/>
+          <w:insideH w:val="single" w:sz="4" w:space="0" w:color="999999"/>
+          <w:insideV w:val="single" w:sz="4" w:space="0" w:color="999999"/>
+        </w:tblBorders>
+      </w:tblPr>
+      <w:tblGrid>
+        <w:gridCol w:w="3456"/>
+        <w:gridCol w:w="2016"/>
+        <w:gridCol w:w="2016"/>
+      </w:tblGrid>
+      <w:tr>
+        <w:trPr>
+          <w:cantSplit/>
+        </w:trPr>
+        <w:tc>
+          <w:tcPr>
+            <w:tcW w:type="dxa" w:w="3009"/>
+          </w:tcPr>
+          <w:p>
+            <w:pPr>
+              <w:spacing w:before="0" w:after="0" w:line="240" w:lineRule="auto"/>
+              <w:jc w:val="center"/>
+              <w:keepNext/>
+            </w:pPr>
+            <w:r>
+              <w:rPr>
+                <w:rFonts w:ascii="Times New Roman" w:hAnsi="Times New Roman"/>
+                <w:b/>
+                <w:sz w:val="21"/>
+              </w:rPr>
+            </w:r>
+            <w:r>
+              <w:rPr>
+                <w:rFonts w:ascii="Times New Roman" w:hAnsi="Times New Roman"/>
+                <w:b/>
+                <w:sz w:val="21"/>
+              </w:rPr>
+              <w:t>Measure</w:t>
+            </w:r>
+          </w:p>
+        </w:tc>
+        <w:tc>
+          <w:tcPr>
+            <w:tcW w:type="dxa" w:w="3009"/>
+          </w:tcPr>
+          <w:p>
+            <w:pPr>
+              <w:spacing w:before="0" w:after="0" w:line="240" w:lineRule="auto"/>
+              <w:jc w:val="center"/>
+              <w:keepNext/>
+            </w:pPr>
+            <w:r>
+              <w:rPr>
+                <w:rFonts w:ascii="Times New Roman" w:hAnsi="Times New Roman"/>
+                <w:b/>
+                <w:sz w:val="21"/>
+              </w:rPr>
+            </w:r>
+            <w:r>
+              <w:rPr>
+                <w:rFonts w:ascii="Times New Roman" w:hAnsi="Times New Roman"/>
+                <w:b/>
+                <w:sz w:val="21"/>
+              </w:rPr>
+              <w:t>AEGIS</w:t>
+            </w:r>
+          </w:p>
+        </w:tc>
+        <w:tc>
+          <w:tcPr>
+            <w:tcW w:type="dxa" w:w="3009"/>
+          </w:tcPr>
+          <w:p>
+            <w:pPr>
+              <w:spacing w:before="0" w:after="0" w:line="240" w:lineRule="auto"/>
+              <w:jc w:val="center"/>
+              <w:keepNext/>
+            </w:pPr>
+            <w:r>
+              <w:rPr>
+                <w:rFonts w:ascii="Times New Roman" w:hAnsi="Times New Roman"/>
+                <w:b/>
+                <w:sz w:val="21"/>
+              </w:rPr>
+            </w:r>
+            <w:r>
+              <w:rPr>
+                <w:rFonts w:ascii="Times New Roman" w:hAnsi="Times New Roman"/>
+                <w:b/>
+                <w:sz w:val="21"/>
+              </w:rPr>
+              <w:t>Direct LLM-to-SQL</w:t>
+            </w:r>
+          </w:p>
+        </w:tc>
+      </w:tr>
+      <w:tr>
+        <w:trPr>
+          <w:cantSplit/>
+        </w:trPr>
+        <w:tc>
+          <w:tcPr>
+            <w:tcW w:type="dxa" w:w="3456"/>
+          </w:tcPr>
+          <w:p>
+            <w:pPr>
+              <w:spacing w:before="0" w:after="0" w:line="240" w:lineRule="auto"/>
+              <w:keepNext/>
+            </w:pPr>
+            <w:r>
+              <w:rPr>
+                <w:rFonts w:ascii="Times New Roman" w:hAnsi="Times New Roman"/>
+                <w:sz w:val="21"/>
+              </w:rPr>
+            </w:r>
+            <w:r>
+              <w:rPr>
+                <w:rFonts w:ascii="Times New Roman" w:hAnsi="Times New Roman"/>
+                <w:b w:val="0"/>
+                <w:sz w:val="21"/>
+              </w:rPr>
+              <w:t>Supported execution validity</w:t>
+            </w:r>
+          </w:p>
+        </w:tc>
+        <w:tc>
+          <w:tcPr>
+            <w:tcW w:type="dxa" w:w="2016"/>
+          </w:tcPr>
+          <w:p>
+            <w:pPr>
+              <w:spacing w:before="0" w:after="0" w:line="240" w:lineRule="auto"/>
+              <w:jc w:val="center"/>
+              <w:keepNext/>
+            </w:pPr>
+            <w:r>
+              <w:rPr>
+                <w:rFonts w:ascii="Times New Roman" w:hAnsi="Times New Roman"/>
+                <w:sz w:val="21"/>
+              </w:rPr>
+            </w:r>
+            <w:r>
+              <w:rPr>
+                <w:rFonts w:ascii="Times New Roman" w:hAnsi="Times New Roman"/>
+                <w:b w:val="0"/>
+                <w:sz w:val="21"/>
+              </w:rPr>
+              <w:t>422/425 (99.3%)</w:t>
+            </w:r>
+          </w:p>
+        </w:tc>
+        <w:tc>
+          <w:tcPr>
+            <w:tcW w:type="dxa" w:w="2016"/>
+          </w:tcPr>
+          <w:p>
+            <w:pPr>
+              <w:spacing w:before="0" w:after="0" w:line="240" w:lineRule="auto"/>
+              <w:jc w:val="center"/>
+              <w:keepNext/>
+            </w:pPr>
+            <w:r>
+              <w:rPr>
+                <w:rFonts w:ascii="Times New Roman" w:hAnsi="Times New Roman"/>
+                <w:sz w:val="21"/>
+              </w:rPr>
+            </w:r>
+            <w:r>
+              <w:rPr>
+                <w:rFonts w:ascii="Times New Roman" w:hAnsi="Times New Roman"/>
+                <w:b w:val="0"/>
+                <w:sz w:val="21"/>
+              </w:rPr>
+              <w:t>365/425 (85.9%)</w:t>
+            </w:r>
+          </w:p>
+        </w:tc>
+      </w:tr>
+      <w:tr>
+        <w:trPr>
+          <w:cantSplit/>
+        </w:trPr>
+        <w:tc>
+          <w:tcPr>
+            <w:tcW w:type="dxa" w:w="3456"/>
+          </w:tcPr>
+          <w:p>
+            <w:pPr>
+              <w:spacing w:before="0" w:after="0" w:line="240" w:lineRule="auto"/>
+              <w:keepNext/>
+            </w:pPr>
+            <w:r>
+              <w:rPr>
+                <w:rFonts w:ascii="Times New Roman" w:hAnsi="Times New Roman"/>
+                <w:sz w:val="21"/>
+              </w:rPr>
+            </w:r>
+            <w:r>
+              <w:rPr>
+                <w:rFonts w:ascii="Times New Roman" w:hAnsi="Times New Roman"/>
+                <w:b w:val="0"/>
+                <w:sz w:val="21"/>
+              </w:rPr>
+              <w:t>Out-of-scope questions answered</w:t>
+            </w:r>
+          </w:p>
+        </w:tc>
+        <w:tc>
+          <w:tcPr>
+            <w:tcW w:type="dxa" w:w="2016"/>
+          </w:tcPr>
+          <w:p>
+            <w:pPr>
+              <w:spacing w:before="0" w:after="0" w:line="240" w:lineRule="auto"/>
+              <w:jc w:val="center"/>
+              <w:keepNext/>
+            </w:pPr>
+            <w:r>
+              <w:rPr>
+                <w:rFonts w:ascii="Times New Roman" w:hAnsi="Times New Roman"/>
+                <w:sz w:val="21"/>
+              </w:rPr>
+            </w:r>
+            <w:r>
+              <w:rPr>
+                <w:rFonts w:ascii="Times New Roman" w:hAnsi="Times New Roman"/>
+                <w:b w:val="0"/>
+                <w:sz w:val="21"/>
+              </w:rPr>
+              <w:t>3/75 (4.0%)</w:t>
+            </w:r>
+          </w:p>
+        </w:tc>
+        <w:tc>
+          <w:tcPr>
+            <w:tcW w:type="dxa" w:w="2016"/>
+          </w:tcPr>
+          <w:p>
+            <w:pPr>
+              <w:spacing w:before="0" w:after="0" w:line="240" w:lineRule="auto"/>
+              <w:jc w:val="center"/>
+              <w:keepNext/>
+            </w:pPr>
+            <w:r>
+              <w:rPr>
+                <w:rFonts w:ascii="Times New Roman" w:hAnsi="Times New Roman"/>
+                <w:sz w:val="21"/>
+              </w:rPr>
+            </w:r>
+            <w:r>
+              <w:rPr>
+                <w:rFonts w:ascii="Times New Roman" w:hAnsi="Times New Roman"/>
+                <w:b w:val="0"/>
+                <w:sz w:val="21"/>
+              </w:rPr>
+              <w:t>25/75 (33.3%)</w:t>
+            </w:r>
+          </w:p>
+        </w:tc>
+      </w:tr>
+      <w:tr>
+        <w:trPr>
+          <w:cantSplit/>
+        </w:trPr>
+        <w:tc>
+          <w:tcPr>
+            <w:tcW w:type="dxa" w:w="3456"/>
+          </w:tcPr>
+          <w:p>
+            <w:pPr>
+              <w:spacing w:before="0" w:after="0" w:line="240" w:lineRule="auto"/>
+              <w:keepNext/>
+            </w:pPr>
+            <w:r>
+              <w:rPr>
+                <w:rFonts w:ascii="Times New Roman" w:hAnsi="Times New Roman"/>
+                <w:sz w:val="21"/>
+              </w:rPr>
+            </w:r>
+            <w:r>
+              <w:rPr>
+                <w:rFonts w:ascii="Times New Roman" w:hAnsi="Times New Roman"/>
+                <w:b w:val="0"/>
+                <w:sz w:val="21"/>
+              </w:rPr>
+              <w:t>Queries with a forbidden construct</w:t>
+            </w:r>
+          </w:p>
+        </w:tc>
+        <w:tc>
+          <w:tcPr>
+            <w:tcW w:type="dxa" w:w="2016"/>
+          </w:tcPr>
+          <w:p>
+            <w:pPr>
+              <w:spacing w:before="0" w:after="0" w:line="240" w:lineRule="auto"/>
+              <w:jc w:val="center"/>
+              <w:keepNext/>
+            </w:pPr>
+            <w:r>
+              <w:rPr>
+                <w:rFonts w:ascii="Times New Roman" w:hAnsi="Times New Roman"/>
+                <w:sz w:val="21"/>
+              </w:rPr>
+            </w:r>
+            <w:r>
+              <w:rPr>
+                <w:rFonts w:ascii="Times New Roman" w:hAnsi="Times New Roman"/>
+                <w:b w:val="0"/>
+                <w:sz w:val="21"/>
+              </w:rPr>
+              <w:t>0</w:t>
+            </w:r>
+          </w:p>
+        </w:tc>
+        <w:tc>
+          <w:tcPr>
+            <w:tcW w:type="dxa" w:w="2016"/>
+          </w:tcPr>
+          <w:p>
+            <w:pPr>
+              <w:spacing w:before="0" w:after="0" w:line="240" w:lineRule="auto"/>
+              <w:jc w:val="center"/>
+              <w:keepNext/>
+            </w:pPr>
+            <w:r>
+              <w:rPr>
+                <w:rFonts w:ascii="Times New Roman" w:hAnsi="Times New Roman"/>
+                <w:sz w:val="21"/>
+              </w:rPr>
+            </w:r>
+            <w:r>
+              <w:rPr>
+                <w:rFonts w:ascii="Times New Roman" w:hAnsi="Times New Roman"/>
+                <w:b w:val="0"/>
+                <w:sz w:val="21"/>
+              </w:rPr>
+              <w:t>2/500</w:t>
+            </w:r>
+          </w:p>
+        </w:tc>
+      </w:tr>
+    </w:tbl>
+    <w:p>
+      <w:pPr>
+        <w:spacing w:after="80"/>
+      </w:pPr>
+    </w:p>
+    <w:p>
+      <w:pPr>
+        <w:spacing w:after="200" w:before="0" w:line="360" w:lineRule="auto"/>
+        <w:jc w:val="both"/>
+      </w:pPr>
+      <w:r>
+        <w:rPr>
+          <w:rFonts w:ascii="Times New Roman" w:hAnsi="Times New Roman"/>
+          <w:b w:val="0"/>
+          <w:i w:val="0"/>
+          <w:sz w:val="24"/>
+        </w:rPr>
+        <w:t>The middle row carries the finding. A third of the questions the semantic layer cannot express were answered by the unconstrained model with confident, executable SQL. Asked to forecast next month's sales, it returned a query summing past months, which runs, returns a number, and forecasts nothing. Asked which customers are likely to churn, it returned a query counting each customer's past orders. Asked what customers say about delivery speed, it returned raw review rows. Each answer is plausible, chartable, and addresses a different question than the one asked. AEGIS cannot produce these because none of the requests binds to anything in the semantic layer.</w:t>
+      </w:r>
+    </w:p>
+    <w:p>
+      <w:pPr>
+        <w:spacing w:before="200" w:after="80"/>
+        <w:jc w:val="center"/>
+        <w:keepNext/>
+      </w:pPr>
+      <w:r>
+        <w:rPr>
+          <w:rFonts w:ascii="Times New Roman" w:hAnsi="Times New Roman"/>
+          <w:b/>
+          <w:sz w:val="22"/>
+        </w:rPr>
+        <w:t>Table 5.7: Structural comparison.</w:t>
       </w:r>
     </w:p>
     <w:tbl>
@@ -17517,7 +17934,22 @@
           <w:i w:val="0"/>
           <w:sz w:val="24"/>
         </w:rPr>
-        <w:t>The evaluation supports three conclusions. First, a semantic-layer architecture can cover a broad set of natural e-commerce analytics questions without exposing users to raw SQL. Second, refusal is part of correctness. A system that answers an unsupported question with a plausible but wrong query is less trustworthy than one that declines. Third, the remaining Admin fidelity gap is an implementation gap in the current compiler, not evidence that the architecture must be replaced.</w:t>
+        <w:t>The evaluation supports three conclusions. First, a semantic-layer architecture can cover a broad set of natural e-commerce analytics questions without exposing users to raw SQL. Second, refusal is part of correctness: the same model without the semantic layer answered a third of the unanswerable questions anyway, and a system that answers an unsupported question with a plausible but wrong query is less trustworthy than one that declines. Third, the differences that remain against nopCommerce's own reports are presentational rather than numerical, which locates the gap in row limits and label choices rather than in the compiled semantics.</w:t>
+      </w:r>
+    </w:p>
+    <w:p>
+      <w:pPr>
+        <w:spacing w:after="200" w:before="0" w:line="360" w:lineRule="auto"/>
+        <w:jc w:val="both"/>
+      </w:pPr>
+      <w:r>
+        <w:rPr>
+          <w:rFonts w:ascii="Times New Roman" w:hAnsi="Times New Roman"/>
+          <w:b w:val="0"/>
+          <w:i w:val="0"/>
+          <w:sz w:val="24"/>
+        </w:rPr>
+        <w:t>Two limitations are worth stating alongside those conclusions. Value-level verification covers the twenty reports, not all 425 supported questions; for the latter the evidence is that the compiled SQL resolves and executes, not that every answer is the intended one. And the gateway used for intent extraction resolved a routing alias per request, so the reported run spans two models. Each result row records the model that served it, but a single-model run is needed before parser-dependent figures can be attributed to one system.</w:t>
       </w:r>
     </w:p>
     <w:p>
@@ -17728,7 +18160,7 @@
           <w:rFonts w:ascii="Times New Roman" w:hAnsi="Times New Roman"/>
           <w:sz w:val="24"/>
         </w:rPr>
-        <w:t>The Admin oracle benchmark reaches 15/16 result accuracy. The remaining dashboard mismatch requires a general multi-period matrix-summary primitive, not a hardcoded report-name preset.</w:t>
+        <w:t>Fifteen of the twenty nopCommerce admin reports reproduce the platform's own result set exactly. The five that do not agree with the platform on every value in every overlapping row and differ only in how many rows are returned and which column labels them. Closing that gap means per-report row limits and label presets, which is the report-specific special-casing the semantic-layer design exists to avoid.</w:t>
       </w:r>
     </w:p>
     <w:p>
@@ -17750,14 +18182,14 @@
           <w:b/>
           <w:sz w:val="24"/>
         </w:rPr>
-        <w:t xml:space="preserve">LLM dependence for intent extraction: </w:t>
-      </w:r>
-      <w:r>
-        <w:rPr>
-          <w:rFonts w:ascii="Times New Roman" w:hAnsi="Times New Roman"/>
-          <w:sz w:val="24"/>
-        </w:rPr>
-        <w:t>The compiler and safety layer are deterministic, but natural-language intent extraction still depends on the configured LLM API. Future work should compare multiple OpenAI-compatible models on the same static dataset.</w:t>
+        <w:t xml:space="preserve">Correctness evidence is narrower than coverage: </w:t>
+      </w:r>
+      <w:r>
+        <w:rPr>
+          <w:rFonts w:ascii="Times New Roman" w:hAnsi="Times New Roman"/>
+          <w:sz w:val="24"/>
+        </w:rPr>
+        <w:t>Value-level correctness at scale rests on the twenty admin reports rather than on all 425 supported questions. For those 425 the evidence is that the compiled SQL resolves and executes, not that every returned value is the intended one. Extending value-level verification to a stratified sample of the corpus is the most useful next measurement.</w:t>
       </w:r>
     </w:p>
     <w:p>
@@ -17779,14 +18211,14 @@
           <w:b/>
           <w:sz w:val="24"/>
         </w:rPr>
-        <w:t xml:space="preserve">Prototype database target: </w:t>
-      </w:r>
-      <w:r>
-        <w:rPr>
-          <w:rFonts w:ascii="Times New Roman" w:hAnsi="Times New Roman"/>
-          <w:sz w:val="24"/>
-        </w:rPr>
-        <w:t>The evaluated prototype targets nopCommerce on MySQL. This is an implementation and evaluation-scope choice, not an architectural limitation; other databases require dialect-specific compiler templates and safety rules.</w:t>
+        <w:t xml:space="preserve">Response time is dominated by the provider: </w:t>
+      </w:r>
+      <w:r>
+        <w:rPr>
+          <w:rFonts w:ascii="Times New Roman" w:hAnsi="Times New Roman"/>
+          <w:sz w:val="24"/>
+        </w:rPr>
+        <w:t>Substantially all end-to-end latency is the model reading the question; every deterministic stage after it completes in a few milliseconds. The model figure is a property of the gateway used here, so end-to-end response time would change with the provider even though the architecture's own cost would not.</w:t>
       </w:r>
     </w:p>
     <w:p>
@@ -17808,6 +18240,64 @@
           <w:b/>
           <w:sz w:val="24"/>
         </w:rPr>
+        <w:t xml:space="preserve">LLM dependence for intent extraction: </w:t>
+      </w:r>
+      <w:r>
+        <w:rPr>
+          <w:rFonts w:ascii="Times New Roman" w:hAnsi="Times New Roman"/>
+          <w:sz w:val="24"/>
+        </w:rPr>
+        <w:t>The compiler and safety layer are deterministic, but natural-language intent extraction still depends on the configured LLM API. Future work should compare multiple OpenAI-compatible models on the same static dataset.</w:t>
+      </w:r>
+    </w:p>
+    <w:p>
+      <w:pPr>
+        <w:spacing w:after="80" w:line="360" w:lineRule="auto"/>
+        <w:ind w:left="461" w:hanging="259"/>
+      </w:pPr>
+      <w:r>
+        <w:rPr>
+          <w:rFonts w:ascii="Times New Roman" w:hAnsi="Times New Roman"/>
+          <w:sz w:val="24"/>
+        </w:rPr>
+        <w:t>•</w:t>
+        <w:tab/>
+      </w:r>
+      <w:r>
+        <w:rPr>
+          <w:rFonts w:ascii="Times New Roman" w:hAnsi="Times New Roman"/>
+          <w:b/>
+          <w:sz w:val="24"/>
+        </w:rPr>
+        <w:t xml:space="preserve">Prototype database target: </w:t>
+      </w:r>
+      <w:r>
+        <w:rPr>
+          <w:rFonts w:ascii="Times New Roman" w:hAnsi="Times New Roman"/>
+          <w:sz w:val="24"/>
+        </w:rPr>
+        <w:t>The evaluated prototype targets nopCommerce on MySQL. This is an implementation and evaluation-scope choice, not an architectural limitation; other databases require dialect-specific compiler templates and safety rules.</w:t>
+      </w:r>
+    </w:p>
+    <w:p>
+      <w:pPr>
+        <w:spacing w:after="80" w:line="360" w:lineRule="auto"/>
+        <w:ind w:left="461" w:hanging="259"/>
+      </w:pPr>
+      <w:r>
+        <w:rPr>
+          <w:rFonts w:ascii="Times New Roman" w:hAnsi="Times New Roman"/>
+          <w:sz w:val="24"/>
+        </w:rPr>
+        <w:t>•</w:t>
+        <w:tab/>
+      </w:r>
+      <w:r>
+        <w:rPr>
+          <w:rFonts w:ascii="Times New Roman" w:hAnsi="Times New Roman"/>
+          <w:b/>
+          <w:sz w:val="24"/>
+        </w:rPr>
         <w:t xml:space="preserve">Widget persistence: </w:t>
       </w:r>
       <w:r>
@@ -17851,14 +18341,14 @@
           <w:b/>
           <w:sz w:val="24"/>
         </w:rPr>
-        <w:t xml:space="preserve">Matrix summaries: </w:t>
-      </w:r>
-      <w:r>
-        <w:rPr>
-          <w:rFonts w:ascii="Times New Roman" w:hAnsi="Times New Roman"/>
-          <w:sz w:val="24"/>
-        </w:rPr>
-        <w:t>Add the general matrix-summary primitive needed for the remaining Admin fidelity mismatch, while keeping the compiler template-based and avoiding report-specific presets.</w:t>
+        <w:t xml:space="preserve">Value-level verification at scale: </w:t>
+      </w:r>
+      <w:r>
+        <w:rPr>
+          <w:rFonts w:ascii="Times New Roman" w:hAnsi="Times New Roman"/>
+          <w:sz w:val="24"/>
+        </w:rPr>
+        <w:t>Verify returned values, not just execution, on a stratified sample of the 500-question corpus, so that value-level correctness rests on more than the twenty admin reports.</w:t>
       </w:r>
     </w:p>
     <w:p>
@@ -17880,14 +18370,14 @@
           <w:b/>
           <w:sz w:val="24"/>
         </w:rPr>
-        <w:t xml:space="preserve">Cross-schema evaluation: </w:t>
-      </w:r>
-      <w:r>
-        <w:rPr>
-          <w:rFonts w:ascii="Times New Roman" w:hAnsi="Times New Roman"/>
-          <w:sz w:val="24"/>
-        </w:rPr>
-        <w:t>Repeat the static-dataset process on a second schema such as WooCommerce or a non-commerce operational database.</w:t>
+        <w:t xml:space="preserve">General limit and label handling: </w:t>
+      </w:r>
+      <w:r>
+        <w:rPr>
+          <w:rFonts w:ascii="Times New Roman" w:hAnsi="Times New Roman"/>
+          <w:sz w:val="24"/>
+        </w:rPr>
+        <w:t>Express row limits and label columns as general, requester-visible options rather than per-report presets, so that a request can match a platform report's presentation without the compiler learning that report's name.</w:t>
       </w:r>
     </w:p>
     <w:p>
@@ -17909,14 +18399,14 @@
           <w:b/>
           <w:sz w:val="24"/>
         </w:rPr>
-        <w:t xml:space="preserve">Semantic-layer tooling: </w:t>
-      </w:r>
-      <w:r>
-        <w:rPr>
-          <w:rFonts w:ascii="Times New Roman" w:hAnsi="Times New Roman"/>
-          <w:sz w:val="24"/>
-        </w:rPr>
-        <w:t>Build a guided interface so analysts can define metrics, dimensions, predicates, join paths, and display labels without editing Python code.</w:t>
+        <w:t xml:space="preserve">Cross-schema evaluation: </w:t>
+      </w:r>
+      <w:r>
+        <w:rPr>
+          <w:rFonts w:ascii="Times New Roman" w:hAnsi="Times New Roman"/>
+          <w:sz w:val="24"/>
+        </w:rPr>
+        <w:t>Repeat the static-dataset process on a second schema such as WooCommerce or a non-commerce operational database.</w:t>
       </w:r>
     </w:p>
     <w:p>
@@ -17938,14 +18428,14 @@
           <w:b/>
           <w:sz w:val="24"/>
         </w:rPr>
-        <w:t xml:space="preserve">Human dataset study: </w:t>
-      </w:r>
-      <w:r>
-        <w:rPr>
-          <w:rFonts w:ascii="Times New Roman" w:hAnsi="Times New Roman"/>
-          <w:sz w:val="24"/>
-        </w:rPr>
-        <w:t>Collect real user questions and perform independent answerability and oracle annotation, including inter-annotator agreement.</w:t>
+        <w:t xml:space="preserve">Semantic-layer tooling: </w:t>
+      </w:r>
+      <w:r>
+        <w:rPr>
+          <w:rFonts w:ascii="Times New Roman" w:hAnsi="Times New Roman"/>
+          <w:sz w:val="24"/>
+        </w:rPr>
+        <w:t>Build a guided interface so analysts can define metrics, dimensions, predicates, join paths, and display labels without editing Python code.</w:t>
       </w:r>
     </w:p>
     <w:p>
@@ -17967,6 +18457,35 @@
           <w:b/>
           <w:sz w:val="24"/>
         </w:rPr>
+        <w:t xml:space="preserve">Human dataset study: </w:t>
+      </w:r>
+      <w:r>
+        <w:rPr>
+          <w:rFonts w:ascii="Times New Roman" w:hAnsi="Times New Roman"/>
+          <w:sz w:val="24"/>
+        </w:rPr>
+        <w:t>Collect real user questions and perform independent answerability and oracle annotation, including inter-annotator agreement.</w:t>
+      </w:r>
+    </w:p>
+    <w:p>
+      <w:pPr>
+        <w:spacing w:after="80" w:line="360" w:lineRule="auto"/>
+        <w:ind w:left="461" w:hanging="259"/>
+      </w:pPr>
+      <w:r>
+        <w:rPr>
+          <w:rFonts w:ascii="Times New Roman" w:hAnsi="Times New Roman"/>
+          <w:sz w:val="24"/>
+        </w:rPr>
+        <w:t>•</w:t>
+        <w:tab/>
+      </w:r>
+      <w:r>
+        <w:rPr>
+          <w:rFonts w:ascii="Times New Roman" w:hAnsi="Times New Roman"/>
+          <w:b/>
+          <w:sz w:val="24"/>
+        </w:rPr>
         <w:t xml:space="preserve">Model comparison: </w:t>
       </w:r>
       <w:r>
@@ -18037,7 +18556,7 @@
           <w:i w:val="0"/>
           <w:sz w:val="24"/>
         </w:rPr>
-        <w:t>The final evaluation used static nopCommerce datasets rather than an ad hoc one-time question set. On the 500-question live benchmark, AEGIS parsed 498 of 500 prompts, answered and executed 422 of 425 supported requests, and rejected or clarified 74 of 75 realistic boundary requests. Against 16 source-derived Admin analytics oracles, it achieved 16 of 16 execution validity, 16 of 16 shape accuracy, and 15 of 16 result accuracy. The focused semantic-coverage suite further confirmed representative supported and boundary cases.</w:t>
+        <w:t>The final evaluation used static nopCommerce datasets rather than an ad hoc one-time question set. On the 500-question live benchmark, AEGIS parsed 499 of 500 prompts, answered 423 and executed 422 of 425 supported requests, and rejected or clarified 72 of 75 realistic boundary requests. Against nopCommerce's twenty standard admin reports, every request reached an answer and compiled to SQL, and fifteen reproduced the platform's own result set exactly; the other five agreed on every value and differed only in row count and label column. The same model without the semantic layer, writing SQL directly against the same database, executed 365 of 425 supported questions and answered 25 of the 75 questions it should have declined.</w:t>
       </w:r>
     </w:p>
     <w:p>
@@ -18067,7 +18586,7 @@
           <w:i w:val="0"/>
           <w:sz w:val="24"/>
         </w:rPr>
-        <w:t>The remaining Admin mismatch strengthens the evaluation because it shows that the benchmark can expose real implementation gaps. Fixing that gap should extend the general compiler with a reusable matrix-summary primitive, not add a nopCommerce-specific shortcut. Within this scope, AEGIS demonstrates a practical path toward safer, more auditable natural-language analytics in institutional dashboard systems.</w:t>
+        <w:t>The baseline comparison is what gives that claim its force. A third of the questions the semantic layer cannot express were answered by the unconstrained model with confident, executable SQL: asked to forecast next month's sales it summed past months, and asked which customers are likely to churn it counted past orders. Each answer runs, charts, and addresses a different question than the one asked. That is the failure mode this architecture makes structurally unreachable rather than statistically rare, and within this scope AEGIS demonstrates a practical path toward safer, more auditable natural-language analytics in institutional dashboard systems.</w:t>
       </w:r>
     </w:p>
     <w:p>

--- a/docs/AEGIS_Thesis_Final_Md_Riaz.docx
+++ b/docs/AEGIS_Thesis_Final_Md_Riaz.docx
@@ -1681,7 +1681,7 @@
           <w:b w:val="0"/>
           <w:sz w:val="23"/>
         </w:rPr>
-        <w:t>5.3 Admin Fidelity Benchmark</w:t>
+        <w:t>5.3 Fidelity Against nopCommerce's Own Report Logic</w:t>
         <w:tab/>
         <w:t>25</w:t>
       </w:r>
@@ -1701,7 +1701,7 @@
           <w:b w:val="0"/>
           <w:sz w:val="23"/>
         </w:rPr>
-        <w:t>5.4 Focused Semantic Coverage</w:t>
+        <w:t>5.4 Latency</w:t>
         <w:tab/>
         <w:t>25</w:t>
       </w:r>

--- a/docs/AEGIS_Thesis_Final_Md_Riaz.docx
+++ b/docs/AEGIS_Thesis_Final_Md_Riaz.docx
@@ -8351,14 +8351,14 @@
           <w:b/>
           <w:sz w:val="24"/>
         </w:rPr>
-        <w:t xml:space="preserve">Stage 5 - SQL Compilation: </w:t>
-      </w:r>
-      <w:r>
-        <w:rPr>
-          <w:rFonts w:ascii="Times New Roman" w:hAnsi="Times New Roman"/>
-          <w:sz w:val="24"/>
-        </w:rPr>
-        <w:t>A breadth-first search over the join graph finds the minimal join path connecting the tables required by the resolved metric and dimension, and pre-compiled SQL expressions are substituted into a parameterized template. No SQL text is ever assembled from concatenated user input.</w:t>
+        <w:t xml:space="preserve">Stage 5 - SQL Compilation and Execution: </w:t>
+      </w:r>
+      <w:r>
+        <w:rPr>
+          <w:rFonts w:ascii="Times New Roman" w:hAnsi="Times New Roman"/>
+          <w:sz w:val="24"/>
+        </w:rPr>
+        <w:t>A breadth-first search over the join graph finds the minimal join path connecting the tables required by the resolved metric and dimension, and pre-compiled SQL expressions are substituted into a parameterized template. No SQL text is ever assembled from concatenated user input. A forbidden-pattern scan then rejects any non-SELECT construct, and the surviving statement is executed read-only with its literal values bound as parameters. Compilation and execution are one stage because the compiler emits the only statement that reaches the database; the two are drawn as separate modules in Figure 2 and timed separately in Table 5.4.</w:t>
       </w:r>
     </w:p>
     <w:p>
@@ -18161,6 +18161,35 @@
           <w:sz w:val="24"/>
         </w:rPr>
         <w:t>Fifteen of the twenty nopCommerce admin reports reproduce the platform's own result set exactly. The five that do not agree with the platform on every value in every overlapping row and differ only in how many rows are returned and which column labels them. Closing that gap means per-report row limits and label presets, which is the report-specific special-casing the semantic-layer design exists to avoid.</w:t>
+      </w:r>
+    </w:p>
+    <w:p>
+      <w:pPr>
+        <w:spacing w:after="80" w:line="360" w:lineRule="auto"/>
+        <w:ind w:left="461" w:hanging="259"/>
+      </w:pPr>
+      <w:r>
+        <w:rPr>
+          <w:rFonts w:ascii="Times New Roman" w:hAnsi="Times New Roman"/>
+          <w:sz w:val="24"/>
+        </w:rPr>
+        <w:t>•</w:t>
+        <w:tab/>
+      </w:r>
+      <w:r>
+        <w:rPr>
+          <w:rFonts w:ascii="Times New Roman" w:hAnsi="Times New Roman"/>
+          <w:b/>
+          <w:sz w:val="24"/>
+        </w:rPr>
+        <w:t xml:space="preserve">Catalogue scale in the seeded database: </w:t>
+      </w:r>
+      <w:r>
+        <w:rPr>
+          <w:rFonts w:ascii="Times New Roman" w:hAnsi="Times New Roman"/>
+          <w:sz w:val="24"/>
+        </w:rPr>
+        <w:t>The seeded catalogue is small relative to the order volume: 17 products across 8 categories, against 2,500 orders and 6,320 order lines. Order-side reports are therefore exercised on realistic volume, but the product and category reports are not: a bestsellers ranking over 17 products and a revenue breakdown over 8 categories are short lists, so four of the twenty differentials agree with the platform on a narrow result set. The compiled SQL is the same either way, but a wider catalogue would test it harder.</w:t>
       </w:r>
     </w:p>
     <w:p>

--- a/docs/AEGIS_Thesis_Final_Md_Riaz.docx
+++ b/docs/AEGIS_Thesis_Final_Md_Riaz.docx
@@ -1681,7 +1681,7 @@
           <w:b w:val="0"/>
           <w:sz w:val="23"/>
         </w:rPr>
-        <w:t>5.3 Admin Fidelity Benchmark</w:t>
+        <w:t>5.3 Fidelity Against nopCommerce's Own Report Logic</w:t>
         <w:tab/>
         <w:t>25</w:t>
       </w:r>
@@ -1701,7 +1701,7 @@
           <w:b w:val="0"/>
           <w:sz w:val="23"/>
         </w:rPr>
-        <w:t>5.4 Focused Semantic Coverage</w:t>
+        <w:t>5.4 Latency</w:t>
         <w:tab/>
         <w:t>25</w:t>
       </w:r>
@@ -8351,14 +8351,14 @@
           <w:b/>
           <w:sz w:val="24"/>
         </w:rPr>
-        <w:t xml:space="preserve">Stage 5 - SQL Compilation: </w:t>
-      </w:r>
-      <w:r>
-        <w:rPr>
-          <w:rFonts w:ascii="Times New Roman" w:hAnsi="Times New Roman"/>
-          <w:sz w:val="24"/>
-        </w:rPr>
-        <w:t>A breadth-first search over the join graph finds the minimal join path connecting the tables required by the resolved metric and dimension, and pre-compiled SQL expressions are substituted into a parameterized template. No SQL text is ever assembled from concatenated user input.</w:t>
+        <w:t xml:space="preserve">Stage 5 - SQL Compilation and Execution: </w:t>
+      </w:r>
+      <w:r>
+        <w:rPr>
+          <w:rFonts w:ascii="Times New Roman" w:hAnsi="Times New Roman"/>
+          <w:sz w:val="24"/>
+        </w:rPr>
+        <w:t>A breadth-first search over the join graph finds the minimal join path connecting the tables required by the resolved metric and dimension, and pre-compiled SQL expressions are substituted into a parameterized template. No SQL text is ever assembled from concatenated user input. A forbidden-pattern scan then rejects any non-SELECT construct, and the surviving statement is executed read-only with its literal values bound as parameters. Compilation and execution are one stage because the compiler emits the only statement that reaches the database; the two are drawn as separate modules in Figure 2 and timed separately in Table 5.4.</w:t>
       </w:r>
     </w:p>
     <w:p>
@@ -18161,6 +18161,35 @@
           <w:sz w:val="24"/>
         </w:rPr>
         <w:t>Fifteen of the twenty nopCommerce admin reports reproduce the platform's own result set exactly. The five that do not agree with the platform on every value in every overlapping row and differ only in how many rows are returned and which column labels them. Closing that gap means per-report row limits and label presets, which is the report-specific special-casing the semantic-layer design exists to avoid.</w:t>
+      </w:r>
+    </w:p>
+    <w:p>
+      <w:pPr>
+        <w:spacing w:after="80" w:line="360" w:lineRule="auto"/>
+        <w:ind w:left="461" w:hanging="259"/>
+      </w:pPr>
+      <w:r>
+        <w:rPr>
+          <w:rFonts w:ascii="Times New Roman" w:hAnsi="Times New Roman"/>
+          <w:sz w:val="24"/>
+        </w:rPr>
+        <w:t>•</w:t>
+        <w:tab/>
+      </w:r>
+      <w:r>
+        <w:rPr>
+          <w:rFonts w:ascii="Times New Roman" w:hAnsi="Times New Roman"/>
+          <w:b/>
+          <w:sz w:val="24"/>
+        </w:rPr>
+        <w:t xml:space="preserve">Catalogue scale in the seeded database: </w:t>
+      </w:r>
+      <w:r>
+        <w:rPr>
+          <w:rFonts w:ascii="Times New Roman" w:hAnsi="Times New Roman"/>
+          <w:sz w:val="24"/>
+        </w:rPr>
+        <w:t>The seeded catalogue is small relative to the order volume: 17 products across 8 categories, against 2,500 orders and 6,320 order lines. Order-side reports are therefore exercised on realistic volume, but the product and category reports are not: a bestsellers ranking over 17 products and a revenue breakdown over 8 categories are short lists, so four of the twenty differentials agree with the platform on a narrow result set. The compiled SQL is the same either way, but a wider catalogue would test it harder.</w:t>
       </w:r>
     </w:p>
     <w:p>

--- a/docs/AEGIS_Thesis_Final_Md_Riaz.docx
+++ b/docs/AEGIS_Thesis_Final_Md_Riaz.docx
@@ -12378,7 +12378,7 @@
           <w:i w:val="0"/>
           <w:sz w:val="24"/>
         </w:rPr>
-        <w:t>AEGIS is implemented as a web application with a vanilla HTML and JavaScript frontend and a Python FastAPI backend, targeting a nopCommerce 4.70-style e-commerce schema. The prototype follows the architecture from Chapter 3: the model extracts intent, the semantic layer supplies approved business definitions, and deterministic compiler templates produce SQL.</w:t>
+        <w:t>AEGIS is implemented as a web application with a vanilla HTML and JavaScript frontend and a Python FastAPI backend, targeting a nopCommerce-derived MySQL schema of 126 tables and 107 foreign-key constraints. The oracle queries are read from nopCommerce source at commit 64bdf2ff (version 5.00.0), and all twenty executed against this schema without a missing table or column, which is the evidence that the schema and the report logic agree on the entities those reports touch. The prototype follows the architecture from Chapter 3: the model extracts intent, the semantic layer supplies approved business definitions, and deterministic compiler templates produce SQL.</w:t>
       </w:r>
     </w:p>
     <w:p>
@@ -13543,7 +13543,63 @@
                 <w:b w:val="0"/>
                 <w:sz w:val="21"/>
               </w:rPr>
-              <w:t>nopCommerce 4.70-style e-commerce schema</w:t>
+              <w:t>nopCommerce-derived MySQL schema, 126 tables, 107 foreign keys</w:t>
+            </w:r>
+          </w:p>
+        </w:tc>
+      </w:tr>
+      <w:tr>
+        <w:trPr>
+          <w:cantSplit/>
+        </w:trPr>
+        <w:tc>
+          <w:tcPr>
+            <w:tcW w:type="dxa" w:w="2376"/>
+          </w:tcPr>
+          <w:p>
+            <w:pPr>
+              <w:spacing w:before="0" w:after="0" w:line="240" w:lineRule="auto"/>
+              <w:keepNext/>
+            </w:pPr>
+            <w:r>
+              <w:rPr>
+                <w:rFonts w:ascii="Times New Roman" w:hAnsi="Times New Roman"/>
+                <w:sz w:val="21"/>
+              </w:rPr>
+            </w:r>
+            <w:r>
+              <w:rPr>
+                <w:rFonts w:ascii="Times New Roman" w:hAnsi="Times New Roman"/>
+                <w:b w:val="0"/>
+                <w:sz w:val="21"/>
+              </w:rPr>
+              <w:t>Report oracle source</w:t>
+            </w:r>
+          </w:p>
+        </w:tc>
+        <w:tc>
+          <w:tcPr>
+            <w:tcW w:type="dxa" w:w="6120"/>
+          </w:tcPr>
+          <w:p>
+            <w:pPr>
+              <w:spacing w:before="0" w:after="0" w:line="240" w:lineRule="auto"/>
+              <w:jc w:val="center"/>
+              <w:keepNext/>
+            </w:pPr>
+            <w:r>
+              <w:rPr>
+                <w:rFonts w:ascii="Times New Roman" w:hAnsi="Times New Roman"/>
+                <w:sz w:val="21"/>
+              </w:rPr>
+            </w:r>
+            <w:r>
+              <w:rPr>
+                <w:rFonts w:ascii="Times New Roman" w:hAnsi="Times New Roman"/>
+                <w:b w:val="0"/>
+                <w:sz w:val="21"/>
+              </w:rPr>
+              <w:t>nopCommerce source at commit 64bdf2ff (version 5.00.0)</w:t>
             </w:r>
           </w:p>
         </w:tc>

--- a/docs/AEGIS_Thesis_Final_Md_Riaz.docx
+++ b/docs/AEGIS_Thesis_Final_Md_Riaz.docx
@@ -6549,7 +6549,7 @@
       <w:r>
         <w:drawing>
           <wp:inline xmlns:a="http://schemas.openxmlformats.org/drawingml/2006/main" xmlns:pic="http://schemas.openxmlformats.org/drawingml/2006/picture">
-            <wp:extent cx="5715000" cy="2264876"/>
+            <wp:extent cx="5715000" cy="2264877"/>
             <wp:docPr id="3" name="Picture 3"/>
             <wp:cNvGraphicFramePr>
               <a:graphicFrameLocks noChangeAspect="1"/>
@@ -6570,7 +6570,7 @@
                   <pic:spPr>
                     <a:xfrm>
                       <a:off x="0" y="0"/>
-                      <a:ext cx="5715000" cy="2264876"/>
+                      <a:ext cx="5715000" cy="2264877"/>
                     </a:xfrm>
                     <a:prstGeom prst="rect"/>
                   </pic:spPr>

--- a/docs/AEGIS_Thesis_Final_Md_Riaz.docx
+++ b/docs/AEGIS_Thesis_Final_Md_Riaz.docx
@@ -1103,7 +1103,7 @@
         </w:rPr>
         <w:t>1.4 Objectives and Contributions</w:t>
         <w:tab/>
-        <w:t>3</w:t>
+        <w:t>2</w:t>
       </w:r>
     </w:p>
     <w:p>
@@ -1443,7 +1443,7 @@
         </w:rPr>
         <w:t>3.9 Safe Query Compiler</w:t>
         <w:tab/>
-        <w:t>16</w:t>
+        <w:t>17</w:t>
       </w:r>
     </w:p>
     <w:p>
@@ -1463,7 +1463,7 @@
         </w:rPr>
         <w:t>3.10 Visualization Selector</w:t>
         <w:tab/>
-        <w:t>18</w:t>
+        <w:t>20</w:t>
       </w:r>
     </w:p>
     <w:p>
@@ -1483,7 +1483,7 @@
         </w:rPr>
         <w:t>3.11 Widget Persistence and Reuse</w:t>
         <w:tab/>
-        <w:t>19</w:t>
+        <w:t>20</w:t>
       </w:r>
     </w:p>
     <w:p>
@@ -1503,7 +1503,7 @@
         </w:rPr>
         <w:t>Chapter 4: Experimental Work</w:t>
         <w:tab/>
-        <w:t>20</w:t>
+        <w:t>22</w:t>
       </w:r>
     </w:p>
     <w:p>
@@ -1523,7 +1523,7 @@
         </w:rPr>
         <w:t>4.1 Implementation</w:t>
         <w:tab/>
-        <w:t>20</w:t>
+        <w:t>22</w:t>
       </w:r>
     </w:p>
     <w:p>
@@ -1543,7 +1543,7 @@
         </w:rPr>
         <w:t>4.2 Experimental Environment</w:t>
         <w:tab/>
-        <w:t>21</w:t>
+        <w:t>23</w:t>
       </w:r>
     </w:p>
     <w:p>
@@ -1563,7 +1563,7 @@
         </w:rPr>
         <w:t>4.3 Benchmark Dataset Construction</w:t>
         <w:tab/>
-        <w:t>21</w:t>
+        <w:t>23</w:t>
       </w:r>
     </w:p>
     <w:p>
@@ -1583,7 +1583,7 @@
         </w:rPr>
         <w:t>4.4 Baseline and Oracle Comparisons</w:t>
         <w:tab/>
-        <w:t>22</w:t>
+        <w:t>24</w:t>
       </w:r>
     </w:p>
     <w:p>
@@ -1603,7 +1603,7 @@
         </w:rPr>
         <w:t>4.5 Evaluation Procedure</w:t>
         <w:tab/>
-        <w:t>23</w:t>
+        <w:t>26</w:t>
       </w:r>
     </w:p>
     <w:p>
@@ -1623,7 +1623,7 @@
         </w:rPr>
         <w:t>Chapter 5: Results and Discussion</w:t>
         <w:tab/>
-        <w:t>24</w:t>
+        <w:t>27</w:t>
       </w:r>
     </w:p>
     <w:p>
@@ -1643,7 +1643,7 @@
         </w:rPr>
         <w:t>5.1 Evaluation Overview</w:t>
         <w:tab/>
-        <w:t>24</w:t>
+        <w:t>27</w:t>
       </w:r>
     </w:p>
     <w:p>
@@ -1663,7 +1663,7 @@
         </w:rPr>
         <w:t>5.2 500-Question Natural-Language Benchmark</w:t>
         <w:tab/>
-        <w:t>24</w:t>
+        <w:t>27</w:t>
       </w:r>
     </w:p>
     <w:p>
@@ -1683,7 +1683,7 @@
         </w:rPr>
         <w:t>5.3 Fidelity Against nopCommerce's Own Report Logic</w:t>
         <w:tab/>
-        <w:t>25</w:t>
+        <w:t>29</w:t>
       </w:r>
     </w:p>
     <w:p>
@@ -1703,7 +1703,7 @@
         </w:rPr>
         <w:t>5.4 Latency</w:t>
         <w:tab/>
-        <w:t>25</w:t>
+        <w:t>29</w:t>
       </w:r>
     </w:p>
     <w:p>
@@ -1723,7 +1723,7 @@
         </w:rPr>
         <w:t>5.5 Safety Evaluation</w:t>
         <w:tab/>
-        <w:t>26</w:t>
+        <w:t>30</w:t>
       </w:r>
     </w:p>
     <w:p>
@@ -1743,7 +1743,7 @@
         </w:rPr>
         <w:t>5.6 Comparison With Direct LLM-to-SQL</w:t>
         <w:tab/>
-        <w:t>26</w:t>
+        <w:t>31</w:t>
       </w:r>
     </w:p>
     <w:p>
@@ -1763,7 +1763,7 @@
         </w:rPr>
         <w:t>5.7 Interpretation</w:t>
         <w:tab/>
-        <w:t>27</w:t>
+        <w:t>32</w:t>
       </w:r>
     </w:p>
     <w:p>
@@ -1783,7 +1783,7 @@
         </w:rPr>
         <w:t>Chapter 6: Limitations and Future Work</w:t>
         <w:tab/>
-        <w:t>28</w:t>
+        <w:t>33</w:t>
       </w:r>
     </w:p>
     <w:p>
@@ -1803,7 +1803,7 @@
         </w:rPr>
         <w:t>6.1 Limitations</w:t>
         <w:tab/>
-        <w:t>28</w:t>
+        <w:t>33</w:t>
       </w:r>
     </w:p>
     <w:p>
@@ -1823,7 +1823,7 @@
         </w:rPr>
         <w:t>6.2 Future Work</w:t>
         <w:tab/>
-        <w:t>29</w:t>
+        <w:t>34</w:t>
       </w:r>
     </w:p>
     <w:p>
@@ -1843,7 +1843,7 @@
         </w:rPr>
         <w:t>Chapter 7: Conclusion</w:t>
         <w:tab/>
-        <w:t>30</w:t>
+        <w:t>36</w:t>
       </w:r>
     </w:p>
     <w:p>
@@ -1863,7 +1863,7 @@
         </w:rPr>
         <w:t>References</w:t>
         <w:tab/>
-        <w:t>31</w:t>
+        <w:t>37</w:t>
       </w:r>
     </w:p>
     <w:p>
@@ -1955,7 +1955,7 @@
         </w:rPr>
         <w:t>Figure 4: Vocabulary injection and structured intent validation workflow</w:t>
         <w:tab/>
-        <w:t>16</w:t>
+        <w:t>17</w:t>
       </w:r>
     </w:p>
     <w:p>
@@ -1973,7 +1973,7 @@
         </w:rPr>
         <w:t>Figure 5: Two-layer SQL safety defence</w:t>
         <w:tab/>
-        <w:t>18</w:t>
+        <w:t>19</w:t>
       </w:r>
     </w:p>
     <w:p>
@@ -1991,7 +1991,7 @@
         </w:rPr>
         <w:t>Figure 6: Widget lifecycle and refresh model</w:t>
         <w:tab/>
-        <w:t>19</w:t>
+        <w:t>20</w:t>
       </w:r>
     </w:p>
     <w:p>
@@ -2065,7 +2065,7 @@
         </w:rPr>
         <w:t>Table 3.2: Semantic layer implementation contract</w:t>
         <w:tab/>
-        <w:t>14</w:t>
+        <w:t>15</w:t>
       </w:r>
     </w:p>
     <w:p>
@@ -2083,7 +2083,7 @@
         </w:rPr>
         <w:t>Table 3.3: AEGIS analytical patterns</w:t>
         <w:tab/>
-        <w:t>17</w:t>
+        <w:t>18</w:t>
       </w:r>
     </w:p>
     <w:p>
@@ -2101,7 +2101,7 @@
         </w:rPr>
         <w:t>Table 3.4: Visualization selector mapping</w:t>
         <w:tab/>
-        <w:t>19</w:t>
+        <w:t>20</w:t>
       </w:r>
     </w:p>
     <w:p>
@@ -2119,7 +2119,7 @@
         </w:rPr>
         <w:t>Table 4.1: Prototype module-to-architecture mapping</w:t>
         <w:tab/>
-        <w:t>21</w:t>
+        <w:t>23</w:t>
       </w:r>
     </w:p>
     <w:p>
@@ -2137,7 +2137,7 @@
         </w:rPr>
         <w:t>Table 4.2: Experimental setup</w:t>
         <w:tab/>
-        <w:t>21</w:t>
+        <w:t>23</w:t>
       </w:r>
     </w:p>
     <w:p>
@@ -2155,7 +2155,7 @@
         </w:rPr>
         <w:t>Table 4.3: Static evaluation datasets</w:t>
         <w:tab/>
-        <w:t>22</w:t>
+        <w:t>24</w:t>
       </w:r>
     </w:p>
     <w:p>
@@ -2171,9 +2171,9 @@
           <w:rFonts w:ascii="Times New Roman" w:hAnsi="Times New Roman"/>
           <w:sz w:val="24"/>
         </w:rPr>
-        <w:t>Table 5.1: Current evaluation artifacts</w:t>
+        <w:t>Table 5.1: Evaluation artifacts</w:t>
         <w:tab/>
-        <w:t>24</w:t>
+        <w:t>27</w:t>
       </w:r>
     </w:p>
     <w:p>
@@ -2191,7 +2191,7 @@
         </w:rPr>
         <w:t>Table 5.2: 500-question live benchmark results</w:t>
         <w:tab/>
-        <w:t>25</w:t>
+        <w:t>28</w:t>
       </w:r>
     </w:p>
     <w:p>
@@ -2207,9 +2207,9 @@
           <w:rFonts w:ascii="Times New Roman" w:hAnsi="Times New Roman"/>
           <w:sz w:val="24"/>
         </w:rPr>
-        <w:t>Table 5.3: Admin analytics oracle benchmark</w:t>
+        <w:t>Table 5.3: nopCommerce standard admin report fidelity</w:t>
         <w:tab/>
-        <w:t>25</w:t>
+        <w:t>29</w:t>
       </w:r>
     </w:p>
     <w:p>
@@ -2225,9 +2225,9 @@
           <w:rFonts w:ascii="Times New Roman" w:hAnsi="Times New Roman"/>
           <w:sz w:val="24"/>
         </w:rPr>
-        <w:t>Table 5.4: Focused semantic coverage results</w:t>
+        <w:t>Table 5.4: Per-stage latency over 425 supported questions</w:t>
         <w:tab/>
-        <w:t>26</w:t>
+        <w:t>30</w:t>
       </w:r>
     </w:p>
     <w:p>
@@ -2245,7 +2245,7 @@
         </w:rPr>
         <w:t>Table 5.5: Safety interpretation</w:t>
         <w:tab/>
-        <w:t>26</w:t>
+        <w:t>30</w:t>
       </w:r>
     </w:p>
     <w:p>
@@ -2261,9 +2261,27 @@
           <w:rFonts w:ascii="Times New Roman" w:hAnsi="Times New Roman"/>
           <w:sz w:val="24"/>
         </w:rPr>
-        <w:t>Table 5.6: Structural comparison</w:t>
+        <w:t>Table 5.6: Measured comparison over the same 500 questions</w:t>
         <w:tab/>
-        <w:t>27</w:t>
+        <w:t>31</w:t>
+      </w:r>
+    </w:p>
+    <w:p>
+      <w:pPr>
+        <w:spacing w:after="80" w:before="0" w:line="360" w:lineRule="auto"/>
+        <w:jc w:val="both"/>
+        <w:tabs>
+          <w:tab w:val="right" w:leader="dot" w:pos="8640"/>
+        </w:tabs>
+      </w:pPr>
+      <w:r>
+        <w:rPr>
+          <w:rFonts w:ascii="Times New Roman" w:hAnsi="Times New Roman"/>
+          <w:sz w:val="24"/>
+        </w:rPr>
+        <w:t>Table 5.7: Structural comparison</w:t>
+        <w:tab/>
+        <w:t>32</w:t>
       </w:r>
     </w:p>
     <w:p>
